--- a/Python.docx
+++ b/Python.docx
@@ -1292,7 +1292,7 @@
     <w:p>
       <w:r>
         <w:drawing>
-          <wp:anchor distT="0" distB="0" distL="114300" distR="114300" simplePos="0" relativeHeight="251658240" behindDoc="0" locked="0" layoutInCell="1" allowOverlap="1" wp14:anchorId="5DB28D60" wp14:editId="0CB2B76F">
+          <wp:anchor distT="0" distB="0" distL="114300" distR="114300" simplePos="0" relativeHeight="251658240" behindDoc="0" locked="0" layoutInCell="1" allowOverlap="1" wp14:anchorId="5DB28D60" wp14:editId="6CBC1605">
             <wp:simplePos x="0" y="0"/>
             <wp:positionH relativeFrom="column">
               <wp:posOffset>2540</wp:posOffset>
@@ -1767,18 +1767,7 @@
           <w:sz w:val="28"/>
           <w:szCs w:val="28"/>
         </w:rPr>
-        <w:t xml:space="preserve">Úloha - </w:t>
-      </w:r>
-      <w:r>
-        <w:rPr>
-          <w:rFonts w:ascii="Aptos" w:hAnsi="Aptos" w:cs="Courier New"/>
-          <w:b/>
-          <w:bCs/>
-          <w:color w:val="000000" w:themeColor="text1"/>
-          <w:sz w:val="28"/>
-          <w:szCs w:val="28"/>
-        </w:rPr>
-        <w:t xml:space="preserve">pomocou príkazu </w:t>
+        <w:t xml:space="preserve">Úloha - pomocou príkazu </w:t>
       </w:r>
       <w:r>
         <w:rPr>
@@ -1853,11 +1842,2380 @@
           <w:sz w:val="36"/>
           <w:szCs w:val="36"/>
         </w:rPr>
-        <w:t>Premenné v Pythone</w:t>
+        <w:t>Opakovanie</w:t>
+      </w:r>
+    </w:p>
+    <w:p/>
+    <w:p>
+      <w:pPr>
+        <w:rPr>
+          <w:color w:val="000000"/>
+        </w:rPr>
+      </w:pPr>
+      <w:r>
+        <w:rPr>
+          <w:rStyle w:val="Vrazn"/>
+          <w:color w:val="000000"/>
+        </w:rPr>
+        <w:t>Úloha:</w:t>
+      </w:r>
+      <w:r>
+        <w:rPr>
+          <w:color w:val="000000"/>
+        </w:rPr>
+        <w:br/>
+        <w:t>Vytvor premennú</w:t>
+      </w:r>
+      <w:r>
+        <w:rPr>
+          <w:rStyle w:val="apple-converted-space"/>
+          <w:color w:val="000000"/>
+        </w:rPr>
+        <w:t> </w:t>
+      </w:r>
+      <w:r>
+        <w:rPr>
+          <w:rStyle w:val="KdHTML"/>
+          <w:rFonts w:asciiTheme="minorHAnsi" w:eastAsiaTheme="majorEastAsia" w:hAnsiTheme="minorHAnsi"/>
+          <w:color w:val="000000"/>
+          <w:sz w:val="24"/>
+          <w:szCs w:val="24"/>
+        </w:rPr>
+        <w:t>meno</w:t>
+      </w:r>
+      <w:r>
+        <w:rPr>
+          <w:color w:val="000000"/>
+        </w:rPr>
+        <w:t>, ktorá bude obsahovať tvoje meno.</w:t>
+      </w:r>
+      <w:r>
+        <w:rPr>
+          <w:color w:val="000000"/>
+        </w:rPr>
+        <w:t xml:space="preserve"> Pomôcka:</w:t>
+      </w:r>
+    </w:p>
+    <w:p>
+      <w:pPr>
+        <w:pBdr>
+          <w:top w:val="single" w:sz="4" w:space="1" w:color="auto"/>
+          <w:left w:val="single" w:sz="4" w:space="4" w:color="auto"/>
+          <w:bottom w:val="single" w:sz="4" w:space="1" w:color="auto"/>
+          <w:right w:val="single" w:sz="4" w:space="4" w:color="auto"/>
+        </w:pBdr>
+      </w:pPr>
+      <w:r>
+        <w:t>meno = ?</w:t>
+      </w:r>
+    </w:p>
+    <w:p>
+      <w:pPr>
+        <w:pBdr>
+          <w:top w:val="single" w:sz="4" w:space="1" w:color="auto"/>
+          <w:left w:val="single" w:sz="4" w:space="4" w:color="auto"/>
+          <w:bottom w:val="single" w:sz="4" w:space="1" w:color="auto"/>
+          <w:right w:val="single" w:sz="4" w:space="4" w:color="auto"/>
+        </w:pBdr>
+      </w:pPr>
+      <w:r>
+        <w:t>print(meno)</w:t>
+      </w:r>
+    </w:p>
+    <w:p/>
+    <w:p>
+      <w:pPr>
+        <w:rPr>
+          <w:color w:val="000000"/>
+        </w:rPr>
+      </w:pPr>
+      <w:r>
+        <w:rPr>
+          <w:rStyle w:val="Vrazn"/>
+          <w:color w:val="000000"/>
+        </w:rPr>
+        <w:t>Úloha:</w:t>
+      </w:r>
+      <w:r>
+        <w:rPr>
+          <w:color w:val="000000"/>
+        </w:rPr>
+        <w:br/>
+        <w:t>Vytvor premennú</w:t>
+      </w:r>
+      <w:r>
+        <w:rPr>
+          <w:rStyle w:val="apple-converted-space"/>
+          <w:color w:val="000000"/>
+        </w:rPr>
+        <w:t> </w:t>
+      </w:r>
+      <w:r>
+        <w:rPr>
+          <w:rStyle w:val="KdHTML"/>
+          <w:rFonts w:asciiTheme="minorHAnsi" w:eastAsiaTheme="majorEastAsia" w:hAnsiTheme="minorHAnsi"/>
+          <w:color w:val="000000"/>
+          <w:sz w:val="24"/>
+          <w:szCs w:val="24"/>
+        </w:rPr>
+        <w:t>vek</w:t>
+      </w:r>
+      <w:r>
+        <w:rPr>
+          <w:color w:val="000000"/>
+        </w:rPr>
+        <w:t>, ktorá obsahuje tvoje roky.</w:t>
+      </w:r>
+      <w:r>
+        <w:rPr>
+          <w:color w:val="000000"/>
+        </w:rPr>
+        <w:t xml:space="preserve"> </w:t>
+      </w:r>
+      <w:r>
+        <w:rPr>
+          <w:color w:val="000000"/>
+        </w:rPr>
+        <w:t>Pomôcka:</w:t>
+      </w:r>
+    </w:p>
+    <w:p>
+      <w:pPr>
+        <w:pBdr>
+          <w:top w:val="single" w:sz="4" w:space="1" w:color="auto"/>
+          <w:left w:val="single" w:sz="4" w:space="4" w:color="auto"/>
+          <w:bottom w:val="single" w:sz="4" w:space="1" w:color="auto"/>
+          <w:right w:val="single" w:sz="4" w:space="4" w:color="auto"/>
+        </w:pBdr>
+      </w:pPr>
+      <w:r>
+        <w:t>vek = ?</w:t>
+      </w:r>
+      <w:r>
+        <w:t>s</w:t>
+      </w:r>
+    </w:p>
+    <w:p>
+      <w:pPr>
+        <w:pBdr>
+          <w:top w:val="single" w:sz="4" w:space="1" w:color="auto"/>
+          <w:left w:val="single" w:sz="4" w:space="4" w:color="auto"/>
+          <w:bottom w:val="single" w:sz="4" w:space="1" w:color="auto"/>
+          <w:right w:val="single" w:sz="4" w:space="4" w:color="auto"/>
+        </w:pBdr>
+      </w:pPr>
+      <w:r>
+        <w:t>print(vek)</w:t>
+      </w:r>
+    </w:p>
+    <w:p/>
+    <w:p>
+      <w:pPr>
+        <w:rPr>
+          <w:color w:val="000000"/>
+        </w:rPr>
+      </w:pPr>
+      <w:r>
+        <w:rPr>
+          <w:rStyle w:val="Vrazn"/>
+          <w:color w:val="000000"/>
+        </w:rPr>
+        <w:t>Úloha:</w:t>
+      </w:r>
+      <w:r>
+        <w:rPr>
+          <w:color w:val="000000"/>
+        </w:rPr>
+        <w:br/>
+        <w:t>Vytvor premennú</w:t>
+      </w:r>
+      <w:r>
+        <w:rPr>
+          <w:rStyle w:val="apple-converted-space"/>
+          <w:color w:val="000000"/>
+        </w:rPr>
+        <w:t> </w:t>
+      </w:r>
+      <w:r>
+        <w:rPr>
+          <w:rStyle w:val="KdHTML"/>
+          <w:rFonts w:asciiTheme="minorHAnsi" w:eastAsiaTheme="majorEastAsia" w:hAnsiTheme="minorHAnsi"/>
+          <w:color w:val="000000"/>
+          <w:sz w:val="24"/>
+          <w:szCs w:val="24"/>
+        </w:rPr>
+        <w:t>priezvisko</w:t>
+      </w:r>
+      <w:r>
+        <w:rPr>
+          <w:color w:val="000000"/>
+        </w:rPr>
+        <w:t xml:space="preserve">, ktorá obsahuje tvoje </w:t>
+      </w:r>
+      <w:r>
+        <w:rPr>
+          <w:rStyle w:val="KdHTML"/>
+          <w:rFonts w:asciiTheme="minorHAnsi" w:eastAsiaTheme="majorEastAsia" w:hAnsiTheme="minorHAnsi"/>
+          <w:color w:val="000000"/>
+          <w:sz w:val="24"/>
+          <w:szCs w:val="24"/>
+        </w:rPr>
+        <w:t>priezvisko</w:t>
+      </w:r>
+      <w:r>
+        <w:rPr>
+          <w:color w:val="000000"/>
+        </w:rPr>
+        <w:t>.</w:t>
+      </w:r>
+    </w:p>
+    <w:p>
+      <w:pPr>
+        <w:rPr>
+          <w:color w:val="000000"/>
+        </w:rPr>
+      </w:pPr>
+    </w:p>
+    <w:p>
+      <w:pPr>
+        <w:pStyle w:val="Normlnywebov"/>
+        <w:spacing w:before="0" w:beforeAutospacing="0" w:after="0" w:afterAutospacing="0"/>
+        <w:rPr>
+          <w:rStyle w:val="Vrazn"/>
+          <w:rFonts w:asciiTheme="minorHAnsi" w:eastAsiaTheme="majorEastAsia" w:hAnsiTheme="minorHAnsi"/>
+          <w:color w:val="000000"/>
+        </w:rPr>
+      </w:pPr>
+      <w:r>
+        <w:rPr>
+          <w:rStyle w:val="Vrazn"/>
+          <w:rFonts w:asciiTheme="minorHAnsi" w:eastAsiaTheme="majorEastAsia" w:hAnsiTheme="minorHAnsi"/>
+          <w:color w:val="000000"/>
+        </w:rPr>
+        <w:t>Úloha:</w:t>
+      </w:r>
+    </w:p>
+    <w:p>
+      <w:pPr>
+        <w:pStyle w:val="Normlnywebov"/>
+        <w:spacing w:before="0" w:beforeAutospacing="0" w:after="0" w:afterAutospacing="0"/>
+        <w:rPr>
+          <w:rFonts w:asciiTheme="minorHAnsi" w:hAnsiTheme="minorHAnsi"/>
+          <w:color w:val="000000"/>
+        </w:rPr>
+      </w:pPr>
+      <w:r>
+        <w:rPr>
+          <w:rFonts w:asciiTheme="minorHAnsi" w:hAnsiTheme="minorHAnsi"/>
+          <w:color w:val="000000"/>
+        </w:rPr>
+        <w:t>Doplň kód aby program vypísal:</w:t>
+      </w:r>
+      <w:r>
+        <w:rPr>
+          <w:rFonts w:asciiTheme="minorHAnsi" w:hAnsiTheme="minorHAnsi"/>
+          <w:color w:val="000000"/>
+        </w:rPr>
+        <w:t xml:space="preserve"> </w:t>
+      </w:r>
+      <w:r>
+        <w:rPr>
+          <w:rStyle w:val="KdHTML"/>
+          <w:rFonts w:asciiTheme="minorHAnsi" w:eastAsiaTheme="majorEastAsia" w:hAnsiTheme="minorHAnsi"/>
+          <w:color w:val="000000"/>
+          <w:sz w:val="24"/>
+          <w:szCs w:val="24"/>
+        </w:rPr>
+        <w:t>Ahoj ja sa volám Adam</w:t>
+      </w:r>
+    </w:p>
+    <w:p>
+      <w:pPr>
+        <w:pBdr>
+          <w:top w:val="single" w:sz="4" w:space="1" w:color="auto"/>
+          <w:left w:val="single" w:sz="4" w:space="4" w:color="auto"/>
+          <w:bottom w:val="single" w:sz="4" w:space="1" w:color="auto"/>
+          <w:right w:val="single" w:sz="4" w:space="4" w:color="auto"/>
+        </w:pBdr>
+      </w:pPr>
+      <w:r>
+        <w:t>meno = "Adam"</w:t>
+      </w:r>
+    </w:p>
+    <w:p>
+      <w:pPr>
+        <w:pBdr>
+          <w:top w:val="single" w:sz="4" w:space="1" w:color="auto"/>
+          <w:left w:val="single" w:sz="4" w:space="4" w:color="auto"/>
+          <w:bottom w:val="single" w:sz="4" w:space="1" w:color="auto"/>
+          <w:right w:val="single" w:sz="4" w:space="4" w:color="auto"/>
+        </w:pBdr>
+      </w:pPr>
+    </w:p>
+    <w:p>
+      <w:pPr>
+        <w:pBdr>
+          <w:top w:val="single" w:sz="4" w:space="1" w:color="auto"/>
+          <w:left w:val="single" w:sz="4" w:space="4" w:color="auto"/>
+          <w:bottom w:val="single" w:sz="4" w:space="1" w:color="auto"/>
+          <w:right w:val="single" w:sz="4" w:space="4" w:color="auto"/>
+        </w:pBdr>
+      </w:pPr>
+      <w:r>
+        <w:t>print("Ahoj ja sa volám " + ?)</w:t>
+      </w:r>
+    </w:p>
+    <w:p/>
+    <w:p>
+      <w:pPr>
+        <w:rPr>
+          <w:color w:val="000000"/>
+        </w:rPr>
+      </w:pPr>
+      <w:r>
+        <w:rPr>
+          <w:rStyle w:val="Vrazn"/>
+          <w:color w:val="000000"/>
+        </w:rPr>
+        <w:t>Úloha:</w:t>
+      </w:r>
+      <w:r>
+        <w:rPr>
+          <w:color w:val="000000"/>
+        </w:rPr>
+        <w:br/>
+        <w:t>Vytvor premenné</w:t>
+      </w:r>
+      <w:r>
+        <w:rPr>
+          <w:rStyle w:val="apple-converted-space"/>
+          <w:color w:val="000000"/>
+        </w:rPr>
+        <w:t> </w:t>
+      </w:r>
+      <w:r>
+        <w:rPr>
+          <w:rStyle w:val="KdHTML"/>
+          <w:rFonts w:asciiTheme="minorHAnsi" w:eastAsiaTheme="majorEastAsia" w:hAnsiTheme="minorHAnsi"/>
+          <w:color w:val="000000"/>
+          <w:sz w:val="24"/>
+          <w:szCs w:val="24"/>
+        </w:rPr>
+        <w:t>a</w:t>
+      </w:r>
+      <w:r>
+        <w:rPr>
+          <w:rStyle w:val="apple-converted-space"/>
+          <w:color w:val="000000"/>
+        </w:rPr>
+        <w:t> </w:t>
+      </w:r>
+      <w:r>
+        <w:rPr>
+          <w:color w:val="000000"/>
+        </w:rPr>
+        <w:t>a</w:t>
+      </w:r>
+      <w:r>
+        <w:rPr>
+          <w:rStyle w:val="apple-converted-space"/>
+          <w:color w:val="000000"/>
+        </w:rPr>
+        <w:t> </w:t>
+      </w:r>
+      <w:r>
+        <w:rPr>
+          <w:rStyle w:val="KdHTML"/>
+          <w:rFonts w:asciiTheme="minorHAnsi" w:eastAsiaTheme="majorEastAsia" w:hAnsiTheme="minorHAnsi"/>
+          <w:color w:val="000000"/>
+          <w:sz w:val="24"/>
+          <w:szCs w:val="24"/>
+        </w:rPr>
+        <w:t>b</w:t>
+      </w:r>
+      <w:r>
+        <w:rPr>
+          <w:rStyle w:val="apple-converted-space"/>
+          <w:color w:val="000000"/>
+        </w:rPr>
+        <w:t> </w:t>
+      </w:r>
+      <w:r>
+        <w:rPr>
+          <w:color w:val="000000"/>
+        </w:rPr>
+        <w:t>a vypíš ich súčet.</w:t>
+      </w:r>
+    </w:p>
+    <w:p>
+      <w:pPr>
+        <w:pBdr>
+          <w:top w:val="single" w:sz="4" w:space="1" w:color="auto"/>
+          <w:left w:val="single" w:sz="4" w:space="4" w:color="auto"/>
+          <w:bottom w:val="single" w:sz="4" w:space="1" w:color="auto"/>
+          <w:right w:val="single" w:sz="4" w:space="4" w:color="auto"/>
+        </w:pBdr>
+      </w:pPr>
+      <w:r>
+        <w:t>a = 5</w:t>
+      </w:r>
+    </w:p>
+    <w:p>
+      <w:pPr>
+        <w:pBdr>
+          <w:top w:val="single" w:sz="4" w:space="1" w:color="auto"/>
+          <w:left w:val="single" w:sz="4" w:space="4" w:color="auto"/>
+          <w:bottom w:val="single" w:sz="4" w:space="1" w:color="auto"/>
+          <w:right w:val="single" w:sz="4" w:space="4" w:color="auto"/>
+        </w:pBdr>
+      </w:pPr>
+      <w:r>
+        <w:t>b = 3</w:t>
+      </w:r>
+    </w:p>
+    <w:p>
+      <w:pPr>
+        <w:pBdr>
+          <w:top w:val="single" w:sz="4" w:space="1" w:color="auto"/>
+          <w:left w:val="single" w:sz="4" w:space="4" w:color="auto"/>
+          <w:bottom w:val="single" w:sz="4" w:space="1" w:color="auto"/>
+          <w:right w:val="single" w:sz="4" w:space="4" w:color="auto"/>
+        </w:pBdr>
+      </w:pPr>
+    </w:p>
+    <w:p>
+      <w:pPr>
+        <w:pBdr>
+          <w:top w:val="single" w:sz="4" w:space="1" w:color="auto"/>
+          <w:left w:val="single" w:sz="4" w:space="4" w:color="auto"/>
+          <w:bottom w:val="single" w:sz="4" w:space="1" w:color="auto"/>
+          <w:right w:val="single" w:sz="4" w:space="4" w:color="auto"/>
+        </w:pBdr>
+      </w:pPr>
+      <w:r>
+        <w:t>print(?)</w:t>
+      </w:r>
+    </w:p>
+    <w:p/>
+    <w:p>
+      <w:r>
+        <w:rPr>
+          <w:rStyle w:val="Vrazn"/>
+          <w:color w:val="000000"/>
+        </w:rPr>
+        <w:t>Úloha:</w:t>
+      </w:r>
+    </w:p>
+    <w:p>
+      <w:pPr>
+        <w:rPr>
+          <w:color w:val="000000"/>
+        </w:rPr>
+      </w:pPr>
+      <w:r>
+        <w:rPr>
+          <w:color w:val="000000"/>
+        </w:rPr>
+        <w:t xml:space="preserve">Povedz aký je </w:t>
+      </w:r>
+      <w:r>
+        <w:rPr>
+          <w:color w:val="000000"/>
+        </w:rPr>
+        <w:t xml:space="preserve">to </w:t>
+      </w:r>
+      <w:r>
+        <w:rPr>
+          <w:color w:val="000000"/>
+        </w:rPr>
+        <w:t>dátový typ:</w:t>
+      </w:r>
+    </w:p>
+    <w:p>
+      <w:pPr>
+        <w:pBdr>
+          <w:top w:val="single" w:sz="4" w:space="1" w:color="auto"/>
+          <w:left w:val="single" w:sz="4" w:space="4" w:color="auto"/>
+          <w:bottom w:val="single" w:sz="4" w:space="1" w:color="auto"/>
+          <w:right w:val="single" w:sz="4" w:space="4" w:color="auto"/>
+        </w:pBdr>
+        <w:rPr>
+          <w:color w:val="000000"/>
+        </w:rPr>
+      </w:pPr>
+      <w:r>
+        <w:rPr>
+          <w:color w:val="000000"/>
+        </w:rPr>
+        <w:t>10</w:t>
+      </w:r>
+    </w:p>
+    <w:p>
+      <w:pPr>
+        <w:pBdr>
+          <w:top w:val="single" w:sz="4" w:space="1" w:color="auto"/>
+          <w:left w:val="single" w:sz="4" w:space="4" w:color="auto"/>
+          <w:bottom w:val="single" w:sz="4" w:space="1" w:color="auto"/>
+          <w:right w:val="single" w:sz="4" w:space="4" w:color="auto"/>
+        </w:pBdr>
+        <w:rPr>
+          <w:color w:val="000000"/>
+        </w:rPr>
+      </w:pPr>
+      <w:r>
+        <w:rPr>
+          <w:color w:val="000000"/>
+        </w:rPr>
+        <w:t>Červená</w:t>
+      </w:r>
+    </w:p>
+    <w:p>
+      <w:pPr>
+        <w:pBdr>
+          <w:top w:val="single" w:sz="4" w:space="1" w:color="auto"/>
+          <w:left w:val="single" w:sz="4" w:space="4" w:color="auto"/>
+          <w:bottom w:val="single" w:sz="4" w:space="1" w:color="auto"/>
+          <w:right w:val="single" w:sz="4" w:space="4" w:color="auto"/>
+        </w:pBdr>
+        <w:rPr>
+          <w:color w:val="000000"/>
+        </w:rPr>
+      </w:pPr>
+      <w:r>
+        <w:rPr>
+          <w:color w:val="000000"/>
+        </w:rPr>
+        <w:t>0.6</w:t>
+      </w:r>
+    </w:p>
+    <w:p>
+      <w:pPr>
+        <w:pBdr>
+          <w:top w:val="single" w:sz="4" w:space="1" w:color="auto"/>
+          <w:left w:val="single" w:sz="4" w:space="4" w:color="auto"/>
+          <w:bottom w:val="single" w:sz="4" w:space="1" w:color="auto"/>
+          <w:right w:val="single" w:sz="4" w:space="4" w:color="auto"/>
+        </w:pBdr>
+        <w:rPr>
+          <w:color w:val="000000"/>
+        </w:rPr>
+      </w:pPr>
+      <w:r>
+        <w:rPr>
+          <w:color w:val="000000"/>
+        </w:rPr>
+        <w:t>True</w:t>
+      </w:r>
+    </w:p>
+    <w:p>
+      <w:pPr>
+        <w:rPr>
+          <w:color w:val="000000"/>
+        </w:rPr>
+      </w:pPr>
+    </w:p>
+    <w:p>
+      <w:pPr>
+        <w:rPr>
+          <w:rFonts w:ascii="Aptos" w:hAnsi="Aptos"/>
+        </w:rPr>
+      </w:pPr>
+      <w:r>
+        <w:rPr>
+          <w:rStyle w:val="Vrazn"/>
+          <w:rFonts w:ascii="Aptos" w:hAnsi="Aptos"/>
+          <w:color w:val="000000"/>
+        </w:rPr>
+        <w:t>Úloha:</w:t>
+      </w:r>
+    </w:p>
+    <w:p>
+      <w:pPr>
+        <w:pStyle w:val="Normlnywebov"/>
+        <w:spacing w:before="0" w:beforeAutospacing="0" w:after="0" w:afterAutospacing="0"/>
+        <w:rPr>
+          <w:rFonts w:ascii="Aptos" w:hAnsi="Aptos"/>
+          <w:noProof/>
+          <w:color w:val="000000"/>
+        </w:rPr>
+      </w:pPr>
+      <w:r>
+        <w:rPr>
+          <w:rFonts w:ascii="Aptos" w:hAnsi="Aptos"/>
+          <w:noProof/>
+          <w:color w:val="000000"/>
+        </w:rPr>
+        <w:t>Vytvor premenné:</w:t>
+      </w:r>
+    </w:p>
+    <w:p>
+      <w:pPr>
+        <w:pStyle w:val="Normlnywebov"/>
+        <w:numPr>
+          <w:ilvl w:val="0"/>
+          <w:numId w:val="2"/>
+        </w:numPr>
+        <w:spacing w:before="0" w:beforeAutospacing="0" w:after="0" w:afterAutospacing="0"/>
+        <w:rPr>
+          <w:rFonts w:ascii="Aptos" w:hAnsi="Aptos"/>
+          <w:noProof/>
+          <w:color w:val="000000"/>
+        </w:rPr>
+      </w:pPr>
+      <w:r>
+        <w:rPr>
+          <w:rStyle w:val="KdHTML"/>
+          <w:rFonts w:ascii="Aptos" w:eastAsiaTheme="majorEastAsia" w:hAnsi="Aptos"/>
+          <w:noProof/>
+          <w:color w:val="000000"/>
+          <w:sz w:val="24"/>
+          <w:szCs w:val="24"/>
+        </w:rPr>
+        <w:t>meno</w:t>
+      </w:r>
+    </w:p>
+    <w:p>
+      <w:pPr>
+        <w:pStyle w:val="Normlnywebov"/>
+        <w:numPr>
+          <w:ilvl w:val="0"/>
+          <w:numId w:val="2"/>
+        </w:numPr>
+        <w:spacing w:before="0" w:beforeAutospacing="0" w:after="0" w:afterAutospacing="0"/>
+        <w:rPr>
+          <w:rFonts w:ascii="Aptos" w:hAnsi="Aptos"/>
+          <w:noProof/>
+          <w:color w:val="000000"/>
+        </w:rPr>
+      </w:pPr>
+      <w:r>
+        <w:rPr>
+          <w:rStyle w:val="KdHTML"/>
+          <w:rFonts w:ascii="Aptos" w:eastAsiaTheme="majorEastAsia" w:hAnsi="Aptos"/>
+          <w:noProof/>
+          <w:color w:val="000000"/>
+          <w:sz w:val="24"/>
+          <w:szCs w:val="24"/>
+        </w:rPr>
+        <w:t>vek</w:t>
+      </w:r>
+    </w:p>
+    <w:p>
+      <w:pPr>
+        <w:pStyle w:val="Normlnywebov"/>
+        <w:numPr>
+          <w:ilvl w:val="0"/>
+          <w:numId w:val="2"/>
+        </w:numPr>
+        <w:spacing w:before="0" w:beforeAutospacing="0" w:after="0" w:afterAutospacing="0"/>
+        <w:rPr>
+          <w:rFonts w:ascii="Aptos" w:hAnsi="Aptos"/>
+          <w:noProof/>
+          <w:color w:val="000000"/>
+        </w:rPr>
+      </w:pPr>
+      <w:r>
+        <w:rPr>
+          <w:rStyle w:val="KdHTML"/>
+          <w:rFonts w:ascii="Aptos" w:eastAsiaTheme="majorEastAsia" w:hAnsi="Aptos"/>
+          <w:noProof/>
+          <w:color w:val="000000"/>
+          <w:sz w:val="24"/>
+          <w:szCs w:val="24"/>
+        </w:rPr>
+        <w:t>ma_psa</w:t>
+      </w:r>
+    </w:p>
+    <w:p>
+      <w:r>
+        <w:t>Potom ich vypíš</w:t>
+      </w:r>
+    </w:p>
+    <w:p/>
+    <w:p>
+      <w:pPr>
+        <w:rPr>
+          <w:rStyle w:val="Vrazn"/>
+          <w:rFonts w:ascii="Aptos" w:hAnsi="Aptos"/>
+          <w:color w:val="000000"/>
+        </w:rPr>
+      </w:pPr>
+    </w:p>
+    <w:p>
+      <w:pPr>
+        <w:rPr>
+          <w:rStyle w:val="Vrazn"/>
+          <w:rFonts w:ascii="Aptos" w:hAnsi="Aptos"/>
+          <w:color w:val="000000"/>
+        </w:rPr>
+      </w:pPr>
+    </w:p>
+    <w:p>
+      <w:pPr>
+        <w:rPr>
+          <w:rStyle w:val="Vrazn"/>
+          <w:rFonts w:ascii="Aptos" w:hAnsi="Aptos"/>
+          <w:color w:val="000000"/>
+        </w:rPr>
+      </w:pPr>
+    </w:p>
+    <w:p>
+      <w:pPr>
+        <w:rPr>
+          <w:rStyle w:val="Vrazn"/>
+          <w:rFonts w:ascii="Aptos" w:hAnsi="Aptos"/>
+          <w:color w:val="000000"/>
+        </w:rPr>
+      </w:pPr>
+    </w:p>
+    <w:p>
+      <w:pPr>
+        <w:rPr>
+          <w:rFonts w:ascii="Aptos" w:hAnsi="Aptos"/>
+        </w:rPr>
+      </w:pPr>
+      <w:r>
+        <w:rPr>
+          <w:rStyle w:val="Vrazn"/>
+          <w:rFonts w:ascii="Aptos" w:hAnsi="Aptos"/>
+          <w:color w:val="000000"/>
+        </w:rPr>
+        <w:lastRenderedPageBreak/>
+        <w:t>Úloha:</w:t>
+      </w:r>
+    </w:p>
+    <w:p>
+      <w:pPr>
+        <w:pStyle w:val="Normlnywebov"/>
+        <w:spacing w:before="0" w:beforeAutospacing="0" w:after="0" w:afterAutospacing="0"/>
+        <w:rPr>
+          <w:rStyle w:val="KdHTML"/>
+          <w:rFonts w:ascii="Aptos" w:eastAsiaTheme="majorEastAsia" w:hAnsi="Aptos"/>
+          <w:color w:val="000000"/>
+          <w:sz w:val="24"/>
+          <w:szCs w:val="24"/>
+        </w:rPr>
+      </w:pPr>
+      <w:r>
+        <w:rPr>
+          <w:rFonts w:ascii="Aptos" w:hAnsi="Aptos"/>
+          <w:color w:val="000000"/>
+        </w:rPr>
+        <w:t>Program má vypísať:</w:t>
+      </w:r>
+      <w:r>
+        <w:rPr>
+          <w:rFonts w:ascii="Aptos" w:hAnsi="Aptos"/>
+          <w:color w:val="000000"/>
+        </w:rPr>
+        <w:t xml:space="preserve"> </w:t>
+      </w:r>
+      <w:r>
+        <w:rPr>
+          <w:rStyle w:val="KdHTML"/>
+          <w:rFonts w:ascii="Aptos" w:eastAsiaTheme="majorEastAsia" w:hAnsi="Aptos"/>
+          <w:color w:val="000000"/>
+          <w:sz w:val="24"/>
+          <w:szCs w:val="24"/>
+        </w:rPr>
+        <w:t>Mám 12 rokov</w:t>
+      </w:r>
+      <w:r>
+        <w:rPr>
+          <w:rStyle w:val="KdHTML"/>
+          <w:rFonts w:ascii="Aptos" w:eastAsiaTheme="majorEastAsia" w:hAnsi="Aptos"/>
+          <w:color w:val="000000"/>
+          <w:sz w:val="24"/>
+          <w:szCs w:val="24"/>
+        </w:rPr>
+        <w:t>.</w:t>
+      </w:r>
+    </w:p>
+    <w:p>
+      <w:pPr>
+        <w:pStyle w:val="Normlnywebov"/>
+        <w:spacing w:before="0" w:beforeAutospacing="0" w:after="0" w:afterAutospacing="0"/>
+        <w:rPr>
+          <w:rFonts w:ascii="Aptos" w:hAnsi="Aptos"/>
+          <w:color w:val="000000"/>
+        </w:rPr>
+      </w:pPr>
+      <w:r>
+        <w:rPr>
+          <w:rStyle w:val="KdHTML"/>
+          <w:rFonts w:ascii="Aptos" w:eastAsiaTheme="majorEastAsia" w:hAnsi="Aptos"/>
+          <w:color w:val="000000"/>
+          <w:sz w:val="24"/>
+          <w:szCs w:val="24"/>
+        </w:rPr>
+        <w:t>Doplň kód:</w:t>
+      </w:r>
+    </w:p>
+    <w:p>
+      <w:pPr>
+        <w:pBdr>
+          <w:top w:val="single" w:sz="4" w:space="1" w:color="auto"/>
+          <w:left w:val="single" w:sz="4" w:space="4" w:color="auto"/>
+          <w:bottom w:val="single" w:sz="4" w:space="1" w:color="auto"/>
+          <w:right w:val="single" w:sz="4" w:space="4" w:color="auto"/>
+        </w:pBdr>
+      </w:pPr>
+      <w:r>
+        <w:t>vek = 12</w:t>
+      </w:r>
+    </w:p>
+    <w:p>
+      <w:pPr>
+        <w:pBdr>
+          <w:top w:val="single" w:sz="4" w:space="1" w:color="auto"/>
+          <w:left w:val="single" w:sz="4" w:space="4" w:color="auto"/>
+          <w:bottom w:val="single" w:sz="4" w:space="1" w:color="auto"/>
+          <w:right w:val="single" w:sz="4" w:space="4" w:color="auto"/>
+        </w:pBdr>
+      </w:pPr>
+    </w:p>
+    <w:p>
+      <w:pPr>
+        <w:pBdr>
+          <w:top w:val="single" w:sz="4" w:space="1" w:color="auto"/>
+          <w:left w:val="single" w:sz="4" w:space="4" w:color="auto"/>
+          <w:bottom w:val="single" w:sz="4" w:space="1" w:color="auto"/>
+          <w:right w:val="single" w:sz="4" w:space="4" w:color="auto"/>
+        </w:pBdr>
+      </w:pPr>
+      <w:r>
+        <w:t>print("Mám " + ? + " rokov")</w:t>
       </w:r>
     </w:p>
     <w:p/>
     <w:p/>
+    <w:p>
+      <w:pPr>
+        <w:rPr>
+          <w:rFonts w:ascii="Aptos" w:hAnsi="Aptos"/>
+          <w:color w:val="000000"/>
+        </w:rPr>
+      </w:pPr>
+      <w:r>
+        <w:rPr>
+          <w:rStyle w:val="Vrazn"/>
+          <w:rFonts w:ascii="Aptos" w:hAnsi="Aptos"/>
+          <w:color w:val="000000"/>
+        </w:rPr>
+        <w:t>Úloha:</w:t>
+      </w:r>
+      <w:r>
+        <w:rPr>
+          <w:rFonts w:ascii="Aptos" w:hAnsi="Aptos"/>
+          <w:color w:val="000000"/>
+        </w:rPr>
+        <w:br/>
+        <w:t>V kóde je chyba. Nájdeš ju?</w:t>
+      </w:r>
+    </w:p>
+    <w:p>
+      <w:pPr>
+        <w:pBdr>
+          <w:top w:val="single" w:sz="4" w:space="1" w:color="auto"/>
+          <w:left w:val="single" w:sz="4" w:space="4" w:color="auto"/>
+          <w:bottom w:val="single" w:sz="4" w:space="1" w:color="auto"/>
+          <w:right w:val="single" w:sz="4" w:space="4" w:color="auto"/>
+        </w:pBdr>
+        <w:rPr>
+          <w:rFonts w:ascii="Aptos" w:hAnsi="Aptos"/>
+          <w:color w:val="000000"/>
+        </w:rPr>
+      </w:pPr>
+      <w:r>
+        <w:rPr>
+          <w:rFonts w:ascii="Aptos" w:hAnsi="Aptos"/>
+          <w:color w:val="000000"/>
+        </w:rPr>
+        <w:t>vek = "10"</w:t>
+      </w:r>
+    </w:p>
+    <w:p>
+      <w:pPr>
+        <w:pBdr>
+          <w:top w:val="single" w:sz="4" w:space="1" w:color="auto"/>
+          <w:left w:val="single" w:sz="4" w:space="4" w:color="auto"/>
+          <w:bottom w:val="single" w:sz="4" w:space="1" w:color="auto"/>
+          <w:right w:val="single" w:sz="4" w:space="4" w:color="auto"/>
+        </w:pBdr>
+        <w:rPr>
+          <w:rFonts w:ascii="Aptos" w:hAnsi="Aptos"/>
+          <w:color w:val="000000"/>
+        </w:rPr>
+      </w:pPr>
+      <w:r>
+        <w:rPr>
+          <w:rFonts w:ascii="Aptos" w:hAnsi="Aptos"/>
+          <w:color w:val="000000"/>
+        </w:rPr>
+        <w:t>print(vek + 5)</w:t>
+      </w:r>
+    </w:p>
+    <w:p>
+      <w:pPr>
+        <w:rPr>
+          <w:rFonts w:ascii="Aptos" w:hAnsi="Aptos"/>
+          <w:color w:val="000000"/>
+        </w:rPr>
+      </w:pPr>
+    </w:p>
+    <w:p>
+      <w:pPr>
+        <w:shd w:val="clear" w:color="auto" w:fill="DAE9F7" w:themeFill="text2" w:themeFillTint="1A"/>
+        <w:jc w:val="center"/>
+        <w:rPr>
+          <w:rFonts w:ascii="Aptos" w:hAnsi="Aptos" w:cs="Courier New"/>
+          <w:b/>
+          <w:bCs/>
+          <w:sz w:val="36"/>
+          <w:szCs w:val="36"/>
+        </w:rPr>
+      </w:pPr>
+      <w:r>
+        <w:rPr>
+          <w:rFonts w:ascii="Aptos" w:hAnsi="Aptos" w:cs="Courier New"/>
+          <w:b/>
+          <w:bCs/>
+          <w:sz w:val="36"/>
+          <w:szCs w:val="36"/>
+        </w:rPr>
+        <w:t>5</w:t>
+      </w:r>
+      <w:r>
+        <w:rPr>
+          <w:rFonts w:ascii="Aptos" w:hAnsi="Aptos" w:cs="Courier New"/>
+          <w:b/>
+          <w:bCs/>
+          <w:sz w:val="36"/>
+          <w:szCs w:val="36"/>
+        </w:rPr>
+        <w:t xml:space="preserve"> </w:t>
+      </w:r>
+      <w:r>
+        <w:rPr>
+          <w:rFonts w:ascii="Aptos" w:hAnsi="Aptos" w:cs="Courier New"/>
+          <w:b/>
+          <w:bCs/>
+          <w:sz w:val="36"/>
+          <w:szCs w:val="36"/>
+        </w:rPr>
+        <w:t>Podmienky</w:t>
+      </w:r>
+    </w:p>
+    <w:p>
+      <w:pPr>
+        <w:tabs>
+          <w:tab w:val="left" w:pos="3161"/>
+        </w:tabs>
+        <w:rPr>
+          <w:rFonts w:ascii="Aptos" w:hAnsi="Aptos"/>
+        </w:rPr>
+      </w:pPr>
+    </w:p>
+    <w:p>
+      <w:pPr>
+        <w:spacing w:after="100" w:afterAutospacing="1"/>
+        <w:outlineLvl w:val="0"/>
+        <w:rPr>
+          <w:rFonts w:eastAsia="Times New Roman" w:cs="Times New Roman"/>
+          <w:b/>
+          <w:bCs/>
+          <w:noProof w:val="0"/>
+          <w:color w:val="000000"/>
+          <w:kern w:val="36"/>
+          <w:sz w:val="48"/>
+          <w:szCs w:val="48"/>
+          <w:lang w:eastAsia="sk-SK"/>
+          <w14:ligatures w14:val="none"/>
+        </w:rPr>
+      </w:pPr>
+      <w:r>
+        <w:rPr>
+          <w:rFonts w:ascii="Apple Color Emoji" w:eastAsia="Times New Roman" w:hAnsi="Apple Color Emoji" w:cs="Apple Color Emoji"/>
+          <w:b/>
+          <w:bCs/>
+          <w:noProof w:val="0"/>
+          <w:color w:val="000000"/>
+          <w:kern w:val="36"/>
+          <w:sz w:val="48"/>
+          <w:szCs w:val="48"/>
+          <w:lang w:eastAsia="sk-SK"/>
+          <w14:ligatures w14:val="none"/>
+        </w:rPr>
+        <w:t>🧠</w:t>
+      </w:r>
+      <w:r>
+        <w:rPr>
+          <w:rFonts w:eastAsia="Times New Roman" w:cs="Times New Roman"/>
+          <w:b/>
+          <w:bCs/>
+          <w:noProof w:val="0"/>
+          <w:color w:val="000000"/>
+          <w:kern w:val="36"/>
+          <w:sz w:val="48"/>
+          <w:szCs w:val="48"/>
+          <w:lang w:eastAsia="sk-SK"/>
+          <w14:ligatures w14:val="none"/>
+        </w:rPr>
+        <w:t xml:space="preserve"> Čo je podmienka?</w:t>
+      </w:r>
+    </w:p>
+    <w:p>
+      <w:pPr>
+        <w:spacing w:after="100" w:afterAutospacing="1"/>
+        <w:rPr>
+          <w:rFonts w:eastAsia="Times New Roman" w:cs="Times New Roman"/>
+          <w:noProof w:val="0"/>
+          <w:color w:val="000000"/>
+          <w:kern w:val="0"/>
+          <w:lang w:eastAsia="sk-SK"/>
+          <w14:ligatures w14:val="none"/>
+        </w:rPr>
+      </w:pPr>
+      <w:r>
+        <w:rPr>
+          <w:rFonts w:eastAsia="Times New Roman" w:cs="Times New Roman"/>
+          <w:noProof w:val="0"/>
+          <w:color w:val="000000"/>
+          <w:kern w:val="0"/>
+          <w:lang w:eastAsia="sk-SK"/>
+          <w14:ligatures w14:val="none"/>
+        </w:rPr>
+        <w:t>Podmienka znamená:</w:t>
+      </w:r>
+    </w:p>
+    <w:p>
+      <w:pPr>
+        <w:spacing w:before="100" w:beforeAutospacing="1" w:after="100" w:afterAutospacing="1"/>
+        <w:rPr>
+          <w:rFonts w:eastAsia="Times New Roman" w:cs="Times New Roman"/>
+          <w:noProof w:val="0"/>
+          <w:color w:val="000000"/>
+          <w:kern w:val="0"/>
+          <w:lang w:eastAsia="sk-SK"/>
+          <w14:ligatures w14:val="none"/>
+        </w:rPr>
+      </w:pPr>
+      <w:r>
+        <w:rPr>
+          <w:rFonts w:ascii="Apple Color Emoji" w:eastAsia="Times New Roman" w:hAnsi="Apple Color Emoji" w:cs="Apple Color Emoji"/>
+          <w:noProof w:val="0"/>
+          <w:color w:val="000000"/>
+          <w:kern w:val="0"/>
+          <w:lang w:eastAsia="sk-SK"/>
+          <w14:ligatures w14:val="none"/>
+        </w:rPr>
+        <w:t>👉</w:t>
+      </w:r>
+      <w:r>
+        <w:rPr>
+          <w:rFonts w:eastAsia="Times New Roman" w:cs="Times New Roman"/>
+          <w:noProof w:val="0"/>
+          <w:color w:val="000000"/>
+          <w:kern w:val="0"/>
+          <w:lang w:eastAsia="sk-SK"/>
+          <w14:ligatures w14:val="none"/>
+        </w:rPr>
+        <w:t> </w:t>
+      </w:r>
+      <w:r>
+        <w:rPr>
+          <w:rFonts w:eastAsia="Times New Roman" w:cs="Times New Roman"/>
+          <w:b/>
+          <w:bCs/>
+          <w:noProof w:val="0"/>
+          <w:color w:val="000000"/>
+          <w:kern w:val="0"/>
+          <w:lang w:eastAsia="sk-SK"/>
+          <w14:ligatures w14:val="none"/>
+        </w:rPr>
+        <w:t>Program sa rozhoduje.</w:t>
+      </w:r>
+    </w:p>
+    <w:p>
+      <w:pPr>
+        <w:spacing w:before="100" w:beforeAutospacing="1" w:after="100" w:afterAutospacing="1"/>
+        <w:rPr>
+          <w:rFonts w:eastAsia="Times New Roman" w:cs="Times New Roman"/>
+          <w:noProof w:val="0"/>
+          <w:color w:val="000000"/>
+          <w:kern w:val="0"/>
+          <w:lang w:eastAsia="sk-SK"/>
+          <w14:ligatures w14:val="none"/>
+        </w:rPr>
+      </w:pPr>
+      <w:r>
+        <w:rPr>
+          <w:rFonts w:eastAsia="Times New Roman" w:cs="Times New Roman"/>
+          <w:noProof w:val="0"/>
+          <w:color w:val="000000"/>
+          <w:kern w:val="0"/>
+          <w:lang w:eastAsia="sk-SK"/>
+          <w14:ligatures w14:val="none"/>
+        </w:rPr>
+        <w:t>Podobne ako v živote:</w:t>
+      </w:r>
+    </w:p>
+    <w:p>
+      <w:pPr>
+        <w:numPr>
+          <w:ilvl w:val="0"/>
+          <w:numId w:val="3"/>
+        </w:numPr>
+        <w:spacing w:before="100" w:beforeAutospacing="1" w:after="100" w:afterAutospacing="1"/>
+        <w:rPr>
+          <w:rFonts w:eastAsia="Times New Roman" w:cs="Times New Roman"/>
+          <w:noProof w:val="0"/>
+          <w:color w:val="000000"/>
+          <w:kern w:val="0"/>
+          <w:lang w:eastAsia="sk-SK"/>
+          <w14:ligatures w14:val="none"/>
+        </w:rPr>
+      </w:pPr>
+      <w:r>
+        <w:rPr>
+          <w:rFonts w:eastAsia="Times New Roman" w:cs="Times New Roman"/>
+          <w:b/>
+          <w:bCs/>
+          <w:noProof w:val="0"/>
+          <w:color w:val="000000"/>
+          <w:kern w:val="0"/>
+          <w:lang w:eastAsia="sk-SK"/>
+          <w14:ligatures w14:val="none"/>
+        </w:rPr>
+        <w:t>Ak prší → vezmem si dáždnik</w:t>
+      </w:r>
+    </w:p>
+    <w:p>
+      <w:pPr>
+        <w:numPr>
+          <w:ilvl w:val="0"/>
+          <w:numId w:val="3"/>
+        </w:numPr>
+        <w:spacing w:before="100" w:beforeAutospacing="1" w:after="100" w:afterAutospacing="1"/>
+        <w:rPr>
+          <w:rFonts w:eastAsia="Times New Roman" w:cs="Times New Roman"/>
+          <w:noProof w:val="0"/>
+          <w:color w:val="000000"/>
+          <w:kern w:val="0"/>
+          <w:lang w:eastAsia="sk-SK"/>
+          <w14:ligatures w14:val="none"/>
+        </w:rPr>
+      </w:pPr>
+      <w:r>
+        <w:rPr>
+          <w:rFonts w:eastAsia="Times New Roman" w:cs="Times New Roman"/>
+          <w:b/>
+          <w:bCs/>
+          <w:noProof w:val="0"/>
+          <w:color w:val="000000"/>
+          <w:kern w:val="0"/>
+          <w:lang w:eastAsia="sk-SK"/>
+          <w14:ligatures w14:val="none"/>
+        </w:rPr>
+        <w:t>Inak → dáždnik nepotrebujem</w:t>
+      </w:r>
+    </w:p>
+    <w:p>
+      <w:pPr>
+        <w:pBdr>
+          <w:top w:val="single" w:sz="4" w:space="1" w:color="auto"/>
+          <w:left w:val="single" w:sz="4" w:space="4" w:color="auto"/>
+          <w:bottom w:val="single" w:sz="4" w:space="1" w:color="auto"/>
+          <w:right w:val="single" w:sz="4" w:space="4" w:color="auto"/>
+        </w:pBdr>
+        <w:spacing w:before="100" w:beforeAutospacing="1" w:after="100" w:afterAutospacing="1"/>
+        <w:rPr>
+          <w:rFonts w:eastAsia="Times New Roman" w:cs="Times New Roman"/>
+          <w:noProof w:val="0"/>
+          <w:color w:val="000000"/>
+          <w:kern w:val="0"/>
+          <w:lang w:eastAsia="sk-SK"/>
+          <w14:ligatures w14:val="none"/>
+        </w:rPr>
+      </w:pPr>
+      <w:r>
+        <w:rPr>
+          <w:rFonts w:eastAsia="Times New Roman" w:cs="Times New Roman"/>
+          <w:noProof w:val="0"/>
+          <w:color w:val="000000"/>
+          <w:kern w:val="0"/>
+          <w:lang w:eastAsia="sk-SK"/>
+          <w14:ligatures w14:val="none"/>
+        </w:rPr>
+        <w:t>V Pythone to píšeme pomocou </w:t>
+      </w:r>
+      <w:r>
+        <w:rPr>
+          <w:rFonts w:eastAsia="Times New Roman" w:cs="Courier New"/>
+          <w:b/>
+          <w:bCs/>
+          <w:color w:val="000000"/>
+          <w:kern w:val="0"/>
+          <w:lang w:eastAsia="sk-SK"/>
+          <w14:ligatures w14:val="none"/>
+        </w:rPr>
+        <w:t>if</w:t>
+      </w:r>
+      <w:r>
+        <w:rPr>
+          <w:rFonts w:eastAsia="Times New Roman" w:cs="Times New Roman"/>
+          <w:noProof w:val="0"/>
+          <w:color w:val="000000"/>
+          <w:kern w:val="0"/>
+          <w:lang w:eastAsia="sk-SK"/>
+          <w14:ligatures w14:val="none"/>
+        </w:rPr>
+        <w:t>.</w:t>
+      </w:r>
+    </w:p>
+    <w:p>
+      <w:pPr>
+        <w:shd w:val="clear" w:color="auto" w:fill="DAE9F7" w:themeFill="text2" w:themeFillTint="1A"/>
+        <w:jc w:val="center"/>
+        <w:rPr>
+          <w:rFonts w:ascii="Aptos" w:hAnsi="Aptos" w:cs="Courier New"/>
+          <w:b/>
+          <w:bCs/>
+          <w:sz w:val="36"/>
+          <w:szCs w:val="36"/>
+        </w:rPr>
+      </w:pPr>
+      <w:r>
+        <w:rPr>
+          <w:rFonts w:ascii="Aptos" w:hAnsi="Aptos" w:cs="Courier New"/>
+          <w:b/>
+          <w:bCs/>
+          <w:sz w:val="36"/>
+          <w:szCs w:val="36"/>
+        </w:rPr>
+        <w:t>5</w:t>
+      </w:r>
+      <w:r>
+        <w:rPr>
+          <w:rFonts w:ascii="Aptos" w:hAnsi="Aptos" w:cs="Courier New"/>
+          <w:b/>
+          <w:bCs/>
+          <w:sz w:val="36"/>
+          <w:szCs w:val="36"/>
+        </w:rPr>
+        <w:t>.1</w:t>
+      </w:r>
+      <w:r>
+        <w:rPr>
+          <w:rFonts w:ascii="Aptos" w:hAnsi="Aptos" w:cs="Courier New"/>
+          <w:b/>
+          <w:bCs/>
+          <w:sz w:val="36"/>
+          <w:szCs w:val="36"/>
+        </w:rPr>
+        <w:t xml:space="preserve"> Podmienky</w:t>
+      </w:r>
+      <w:r>
+        <w:rPr>
+          <w:rFonts w:ascii="Aptos" w:hAnsi="Aptos" w:cs="Courier New"/>
+          <w:b/>
+          <w:bCs/>
+          <w:sz w:val="36"/>
+          <w:szCs w:val="36"/>
+        </w:rPr>
+        <w:t xml:space="preserve"> - if</w:t>
+      </w:r>
+    </w:p>
+    <w:p>
+      <w:pPr>
+        <w:outlineLvl w:val="0"/>
+        <w:rPr>
+          <w:rFonts w:ascii="Aptos" w:eastAsia="Times New Roman" w:hAnsi="Aptos" w:cs="Times New Roman"/>
+          <w:b/>
+          <w:bCs/>
+          <w:noProof w:val="0"/>
+          <w:color w:val="000000"/>
+          <w:kern w:val="36"/>
+          <w:sz w:val="48"/>
+          <w:szCs w:val="48"/>
+          <w:lang w:eastAsia="sk-SK"/>
+          <w14:ligatures w14:val="none"/>
+        </w:rPr>
+      </w:pPr>
+      <w:r>
+        <w:rPr>
+          <w:rFonts w:ascii="Apple Color Emoji" w:eastAsia="Times New Roman" w:hAnsi="Apple Color Emoji" w:cs="Apple Color Emoji"/>
+          <w:b/>
+          <w:bCs/>
+          <w:noProof w:val="0"/>
+          <w:color w:val="000000"/>
+          <w:kern w:val="36"/>
+          <w:sz w:val="48"/>
+          <w:szCs w:val="48"/>
+          <w:lang w:eastAsia="sk-SK"/>
+          <w14:ligatures w14:val="none"/>
+        </w:rPr>
+        <w:t>🟢</w:t>
+      </w:r>
+      <w:r>
+        <w:rPr>
+          <w:rFonts w:ascii="Aptos" w:eastAsia="Times New Roman" w:hAnsi="Aptos" w:cs="Times New Roman"/>
+          <w:b/>
+          <w:bCs/>
+          <w:noProof w:val="0"/>
+          <w:color w:val="000000"/>
+          <w:kern w:val="36"/>
+          <w:sz w:val="48"/>
+          <w:szCs w:val="48"/>
+          <w:lang w:eastAsia="sk-SK"/>
+          <w14:ligatures w14:val="none"/>
+        </w:rPr>
+        <w:t xml:space="preserve"> 1. IF (ak)</w:t>
+      </w:r>
+    </w:p>
+    <w:p>
+      <w:pPr>
+        <w:rPr>
+          <w:rFonts w:ascii="Aptos" w:eastAsia="Times New Roman" w:hAnsi="Aptos" w:cs="Times New Roman"/>
+          <w:noProof w:val="0"/>
+          <w:color w:val="000000"/>
+          <w:kern w:val="0"/>
+          <w:lang w:eastAsia="sk-SK"/>
+          <w14:ligatures w14:val="none"/>
+        </w:rPr>
+      </w:pPr>
+      <w:r>
+        <w:rPr>
+          <w:rFonts w:ascii="Aptos" w:eastAsia="Times New Roman" w:hAnsi="Aptos" w:cs="Courier New"/>
+          <w:b/>
+          <w:bCs/>
+          <w:noProof w:val="0"/>
+          <w:color w:val="000000"/>
+          <w:kern w:val="0"/>
+          <w:lang w:eastAsia="sk-SK"/>
+          <w14:ligatures w14:val="none"/>
+        </w:rPr>
+        <w:t>if</w:t>
+      </w:r>
+      <w:r>
+        <w:rPr>
+          <w:rFonts w:ascii="Aptos" w:eastAsia="Times New Roman" w:hAnsi="Aptos" w:cs="Times New Roman"/>
+          <w:noProof w:val="0"/>
+          <w:color w:val="000000"/>
+          <w:kern w:val="0"/>
+          <w:lang w:eastAsia="sk-SK"/>
+          <w14:ligatures w14:val="none"/>
+        </w:rPr>
+        <w:t> znamená </w:t>
+      </w:r>
+      <w:r>
+        <w:rPr>
+          <w:rFonts w:ascii="Aptos" w:eastAsia="Times New Roman" w:hAnsi="Aptos" w:cs="Times New Roman"/>
+          <w:b/>
+          <w:bCs/>
+          <w:noProof w:val="0"/>
+          <w:color w:val="000000"/>
+          <w:kern w:val="0"/>
+          <w:lang w:eastAsia="sk-SK"/>
+          <w14:ligatures w14:val="none"/>
+        </w:rPr>
+        <w:t>AK sa niečo stane, urob toto</w:t>
+      </w:r>
+      <w:r>
+        <w:rPr>
+          <w:rFonts w:ascii="Aptos" w:eastAsia="Times New Roman" w:hAnsi="Aptos" w:cs="Times New Roman"/>
+          <w:noProof w:val="0"/>
+          <w:color w:val="000000"/>
+          <w:kern w:val="0"/>
+          <w:lang w:eastAsia="sk-SK"/>
+          <w14:ligatures w14:val="none"/>
+        </w:rPr>
+        <w:t>.</w:t>
+      </w:r>
+      <w:r>
+        <w:rPr>
+          <w:rFonts w:ascii="Aptos" w:eastAsia="Times New Roman" w:hAnsi="Aptos" w:cs="Times New Roman"/>
+          <w:noProof w:val="0"/>
+          <w:color w:val="000000"/>
+          <w:kern w:val="0"/>
+          <w:lang w:eastAsia="sk-SK"/>
+          <w14:ligatures w14:val="none"/>
+        </w:rPr>
+        <w:t xml:space="preserve"> </w:t>
+      </w:r>
+      <w:r>
+        <w:rPr>
+          <w:rFonts w:ascii="Aptos" w:eastAsia="Times New Roman" w:hAnsi="Aptos" w:cs="Times New Roman"/>
+          <w:noProof w:val="0"/>
+          <w:color w:val="000000"/>
+          <w:kern w:val="0"/>
+          <w:lang w:eastAsia="sk-SK"/>
+          <w14:ligatures w14:val="none"/>
+        </w:rPr>
+        <w:t>Príklad:</w:t>
+      </w:r>
+    </w:p>
+    <w:p>
+      <w:pPr>
+        <w:pBdr>
+          <w:top w:val="single" w:sz="4" w:space="1" w:color="auto"/>
+          <w:left w:val="single" w:sz="4" w:space="4" w:color="auto"/>
+          <w:bottom w:val="single" w:sz="4" w:space="1" w:color="auto"/>
+          <w:right w:val="single" w:sz="4" w:space="4" w:color="auto"/>
+        </w:pBdr>
+        <w:tabs>
+          <w:tab w:val="left" w:pos="3161"/>
+        </w:tabs>
+        <w:rPr>
+          <w:rFonts w:ascii="Aptos" w:hAnsi="Aptos"/>
+        </w:rPr>
+      </w:pPr>
+      <w:r>
+        <w:rPr>
+          <w:rFonts w:ascii="Aptos" w:hAnsi="Aptos"/>
+        </w:rPr>
+        <w:t>vek = 10</w:t>
+      </w:r>
+    </w:p>
+    <w:p>
+      <w:pPr>
+        <w:pBdr>
+          <w:top w:val="single" w:sz="4" w:space="1" w:color="auto"/>
+          <w:left w:val="single" w:sz="4" w:space="4" w:color="auto"/>
+          <w:bottom w:val="single" w:sz="4" w:space="1" w:color="auto"/>
+          <w:right w:val="single" w:sz="4" w:space="4" w:color="auto"/>
+        </w:pBdr>
+        <w:tabs>
+          <w:tab w:val="left" w:pos="3161"/>
+        </w:tabs>
+        <w:rPr>
+          <w:rFonts w:ascii="Aptos" w:hAnsi="Aptos"/>
+        </w:rPr>
+      </w:pPr>
+    </w:p>
+    <w:p>
+      <w:pPr>
+        <w:pBdr>
+          <w:top w:val="single" w:sz="4" w:space="1" w:color="auto"/>
+          <w:left w:val="single" w:sz="4" w:space="4" w:color="auto"/>
+          <w:bottom w:val="single" w:sz="4" w:space="1" w:color="auto"/>
+          <w:right w:val="single" w:sz="4" w:space="4" w:color="auto"/>
+        </w:pBdr>
+        <w:tabs>
+          <w:tab w:val="left" w:pos="3161"/>
+        </w:tabs>
+        <w:rPr>
+          <w:rFonts w:ascii="Aptos" w:hAnsi="Aptos"/>
+        </w:rPr>
+      </w:pPr>
+      <w:r>
+        <w:rPr>
+          <w:rFonts w:ascii="Aptos" w:hAnsi="Aptos"/>
+          <w:highlight w:val="yellow"/>
+        </w:rPr>
+        <w:t>if</w:t>
+      </w:r>
+      <w:r>
+        <w:rPr>
+          <w:rFonts w:ascii="Aptos" w:hAnsi="Aptos"/>
+        </w:rPr>
+        <w:t xml:space="preserve"> vek &gt; 8:</w:t>
+      </w:r>
+    </w:p>
+    <w:p>
+      <w:pPr>
+        <w:pBdr>
+          <w:top w:val="single" w:sz="4" w:space="1" w:color="auto"/>
+          <w:left w:val="single" w:sz="4" w:space="4" w:color="auto"/>
+          <w:bottom w:val="single" w:sz="4" w:space="1" w:color="auto"/>
+          <w:right w:val="single" w:sz="4" w:space="4" w:color="auto"/>
+        </w:pBdr>
+        <w:tabs>
+          <w:tab w:val="left" w:pos="3161"/>
+        </w:tabs>
+        <w:rPr>
+          <w:rFonts w:ascii="Aptos" w:hAnsi="Aptos"/>
+        </w:rPr>
+      </w:pPr>
+      <w:r>
+        <w:rPr>
+          <w:rFonts w:ascii="Aptos" w:hAnsi="Aptos"/>
+        </w:rPr>
+        <w:t xml:space="preserve">    print("Môžeš hrať hru")</w:t>
+      </w:r>
+    </w:p>
+    <w:p>
+      <w:pPr>
+        <w:pStyle w:val="Normlnywebov"/>
+        <w:rPr>
+          <w:rFonts w:ascii="Aptos" w:hAnsi="Aptos"/>
+          <w:color w:val="000000"/>
+        </w:rPr>
+      </w:pPr>
+      <w:r>
+        <w:rPr>
+          <w:rFonts w:ascii="Aptos" w:hAnsi="Aptos"/>
+          <w:color w:val="000000"/>
+        </w:rPr>
+        <w:t>Program kontroluje:</w:t>
+      </w:r>
+      <w:r>
+        <w:rPr>
+          <w:rFonts w:ascii="Aptos" w:hAnsi="Aptos"/>
+          <w:color w:val="000000"/>
+        </w:rPr>
+        <w:t xml:space="preserve"> </w:t>
+      </w:r>
+      <w:r>
+        <w:rPr>
+          <w:rStyle w:val="Vrazn"/>
+          <w:rFonts w:ascii="Aptos" w:eastAsiaTheme="majorEastAsia" w:hAnsi="Aptos"/>
+          <w:color w:val="000000"/>
+        </w:rPr>
+        <w:t>Je vek väčší ako 8?</w:t>
+      </w:r>
+      <w:r>
+        <w:rPr>
+          <w:rFonts w:ascii="Aptos" w:hAnsi="Aptos"/>
+          <w:color w:val="000000"/>
+        </w:rPr>
+        <w:t xml:space="preserve"> </w:t>
+      </w:r>
+      <w:r>
+        <w:rPr>
+          <w:rFonts w:ascii="Aptos" w:hAnsi="Aptos"/>
+          <w:color w:val="000000"/>
+        </w:rPr>
+        <w:t>Ak áno → vypíše správu.</w:t>
+      </w:r>
+      <w:r>
+        <w:rPr>
+          <w:rFonts w:ascii="Aptos" w:hAnsi="Aptos"/>
+          <w:color w:val="000000"/>
+        </w:rPr>
+        <w:t xml:space="preserve"> Ak nie, nič sa nevypíše.</w:t>
+      </w:r>
+    </w:p>
+    <w:p>
+      <w:pPr>
+        <w:pStyle w:val="Normlnywebov"/>
+        <w:rPr>
+          <w:rFonts w:ascii="Aptos" w:hAnsi="Aptos"/>
+          <w:color w:val="000000"/>
+        </w:rPr>
+      </w:pPr>
+    </w:p>
+    <w:p>
+      <w:pPr>
+        <w:pStyle w:val="Normlnywebov"/>
+        <w:rPr>
+          <w:rFonts w:ascii="Aptos" w:hAnsi="Aptos"/>
+          <w:color w:val="000000"/>
+        </w:rPr>
+      </w:pPr>
+    </w:p>
+    <w:p>
+      <w:pPr>
+        <w:pStyle w:val="Normlnywebov"/>
+        <w:rPr>
+          <w:rFonts w:ascii="Aptos" w:hAnsi="Aptos"/>
+          <w:color w:val="000000"/>
+        </w:rPr>
+      </w:pPr>
+    </w:p>
+    <w:p>
+      <w:pPr>
+        <w:shd w:val="clear" w:color="auto" w:fill="DAE9F7" w:themeFill="text2" w:themeFillTint="1A"/>
+        <w:jc w:val="center"/>
+        <w:rPr>
+          <w:rFonts w:ascii="Aptos" w:hAnsi="Aptos" w:cs="Courier New"/>
+          <w:b/>
+          <w:bCs/>
+          <w:sz w:val="36"/>
+          <w:szCs w:val="36"/>
+        </w:rPr>
+      </w:pPr>
+      <w:r>
+        <w:rPr>
+          <w:rFonts w:ascii="Aptos" w:hAnsi="Aptos" w:cs="Courier New"/>
+          <w:b/>
+          <w:bCs/>
+          <w:sz w:val="36"/>
+          <w:szCs w:val="36"/>
+        </w:rPr>
+        <w:lastRenderedPageBreak/>
+        <w:t>5.</w:t>
+      </w:r>
+      <w:r>
+        <w:rPr>
+          <w:rFonts w:ascii="Aptos" w:hAnsi="Aptos" w:cs="Courier New"/>
+          <w:b/>
+          <w:bCs/>
+          <w:sz w:val="36"/>
+          <w:szCs w:val="36"/>
+        </w:rPr>
+        <w:t>2</w:t>
+      </w:r>
+      <w:r>
+        <w:rPr>
+          <w:rFonts w:ascii="Aptos" w:hAnsi="Aptos" w:cs="Courier New"/>
+          <w:b/>
+          <w:bCs/>
+          <w:sz w:val="36"/>
+          <w:szCs w:val="36"/>
+        </w:rPr>
+        <w:t xml:space="preserve"> Podmienky - </w:t>
+      </w:r>
+      <w:r>
+        <w:rPr>
+          <w:rFonts w:ascii="Aptos" w:hAnsi="Aptos" w:cs="Courier New"/>
+          <w:b/>
+          <w:bCs/>
+          <w:sz w:val="36"/>
+          <w:szCs w:val="36"/>
+        </w:rPr>
+        <w:t>else</w:t>
+      </w:r>
+    </w:p>
+    <w:p>
+      <w:pPr>
+        <w:spacing w:before="100" w:beforeAutospacing="1" w:after="100" w:afterAutospacing="1"/>
+        <w:outlineLvl w:val="0"/>
+        <w:rPr>
+          <w:rFonts w:eastAsia="Times New Roman" w:cs="Times New Roman"/>
+          <w:b/>
+          <w:bCs/>
+          <w:noProof w:val="0"/>
+          <w:color w:val="000000"/>
+          <w:kern w:val="36"/>
+          <w:sz w:val="48"/>
+          <w:szCs w:val="48"/>
+          <w:lang w:eastAsia="sk-SK"/>
+          <w14:ligatures w14:val="none"/>
+        </w:rPr>
+      </w:pPr>
+      <w:r>
+        <w:rPr>
+          <w:rFonts w:ascii="Apple Color Emoji" w:eastAsia="Times New Roman" w:hAnsi="Apple Color Emoji" w:cs="Apple Color Emoji"/>
+          <w:b/>
+          <w:bCs/>
+          <w:noProof w:val="0"/>
+          <w:color w:val="000000"/>
+          <w:kern w:val="36"/>
+          <w:sz w:val="48"/>
+          <w:szCs w:val="48"/>
+          <w:lang w:eastAsia="sk-SK"/>
+          <w14:ligatures w14:val="none"/>
+        </w:rPr>
+        <w:t>🔵</w:t>
+      </w:r>
+      <w:r>
+        <w:rPr>
+          <w:rFonts w:eastAsia="Times New Roman" w:cs="Times New Roman"/>
+          <w:b/>
+          <w:bCs/>
+          <w:noProof w:val="0"/>
+          <w:color w:val="000000"/>
+          <w:kern w:val="36"/>
+          <w:sz w:val="48"/>
+          <w:szCs w:val="48"/>
+          <w:lang w:eastAsia="sk-SK"/>
+          <w14:ligatures w14:val="none"/>
+        </w:rPr>
+        <w:t xml:space="preserve"> 2. ELSE (inak)</w:t>
+      </w:r>
+    </w:p>
+    <w:p>
+      <w:pPr>
+        <w:spacing w:before="100" w:beforeAutospacing="1" w:after="100" w:afterAutospacing="1"/>
+        <w:rPr>
+          <w:rFonts w:eastAsia="Times New Roman" w:cs="Times New Roman"/>
+          <w:noProof w:val="0"/>
+          <w:color w:val="000000"/>
+          <w:kern w:val="0"/>
+          <w:lang w:eastAsia="sk-SK"/>
+          <w14:ligatures w14:val="none"/>
+        </w:rPr>
+      </w:pPr>
+      <w:r>
+        <w:rPr>
+          <w:rFonts w:eastAsia="Times New Roman" w:cs="Courier New"/>
+          <w:b/>
+          <w:bCs/>
+          <w:noProof w:val="0"/>
+          <w:color w:val="000000"/>
+          <w:kern w:val="0"/>
+          <w:lang w:eastAsia="sk-SK"/>
+          <w14:ligatures w14:val="none"/>
+        </w:rPr>
+        <w:t>else</w:t>
+      </w:r>
+      <w:r>
+        <w:rPr>
+          <w:rFonts w:eastAsia="Times New Roman" w:cs="Times New Roman"/>
+          <w:noProof w:val="0"/>
+          <w:color w:val="000000"/>
+          <w:kern w:val="0"/>
+          <w:lang w:eastAsia="sk-SK"/>
+          <w14:ligatures w14:val="none"/>
+        </w:rPr>
+        <w:t> znamená inak urob niečo iné</w:t>
+      </w:r>
+      <w:r>
+        <w:rPr>
+          <w:rFonts w:eastAsia="Times New Roman" w:cs="Times New Roman"/>
+          <w:noProof w:val="0"/>
+          <w:color w:val="000000"/>
+          <w:kern w:val="0"/>
+          <w:lang w:eastAsia="sk-SK"/>
+          <w14:ligatures w14:val="none"/>
+        </w:rPr>
+        <w:t>:</w:t>
+      </w:r>
+    </w:p>
+    <w:p>
+      <w:pPr>
+        <w:pBdr>
+          <w:top w:val="single" w:sz="4" w:space="1" w:color="auto"/>
+          <w:left w:val="single" w:sz="4" w:space="4" w:color="auto"/>
+          <w:bottom w:val="single" w:sz="4" w:space="1" w:color="auto"/>
+          <w:right w:val="single" w:sz="4" w:space="4" w:color="auto"/>
+        </w:pBdr>
+        <w:rPr>
+          <w:rFonts w:eastAsia="Times New Roman" w:cs="Times New Roman"/>
+          <w:color w:val="000000"/>
+          <w:kern w:val="0"/>
+          <w:lang w:eastAsia="sk-SK"/>
+          <w14:ligatures w14:val="none"/>
+        </w:rPr>
+      </w:pPr>
+      <w:r>
+        <w:rPr>
+          <w:rFonts w:eastAsia="Times New Roman" w:cs="Times New Roman"/>
+          <w:color w:val="000000"/>
+          <w:kern w:val="0"/>
+          <w:lang w:eastAsia="sk-SK"/>
+          <w14:ligatures w14:val="none"/>
+        </w:rPr>
+        <w:t>vek = 6</w:t>
+      </w:r>
+    </w:p>
+    <w:p>
+      <w:pPr>
+        <w:pBdr>
+          <w:top w:val="single" w:sz="4" w:space="1" w:color="auto"/>
+          <w:left w:val="single" w:sz="4" w:space="4" w:color="auto"/>
+          <w:bottom w:val="single" w:sz="4" w:space="1" w:color="auto"/>
+          <w:right w:val="single" w:sz="4" w:space="4" w:color="auto"/>
+        </w:pBdr>
+        <w:rPr>
+          <w:rFonts w:eastAsia="Times New Roman" w:cs="Times New Roman"/>
+          <w:color w:val="000000"/>
+          <w:kern w:val="0"/>
+          <w:lang w:eastAsia="sk-SK"/>
+          <w14:ligatures w14:val="none"/>
+        </w:rPr>
+      </w:pPr>
+    </w:p>
+    <w:p>
+      <w:pPr>
+        <w:pBdr>
+          <w:top w:val="single" w:sz="4" w:space="1" w:color="auto"/>
+          <w:left w:val="single" w:sz="4" w:space="4" w:color="auto"/>
+          <w:bottom w:val="single" w:sz="4" w:space="1" w:color="auto"/>
+          <w:right w:val="single" w:sz="4" w:space="4" w:color="auto"/>
+        </w:pBdr>
+        <w:rPr>
+          <w:rFonts w:eastAsia="Times New Roman" w:cs="Times New Roman"/>
+          <w:color w:val="000000"/>
+          <w:kern w:val="0"/>
+          <w:lang w:eastAsia="sk-SK"/>
+          <w14:ligatures w14:val="none"/>
+        </w:rPr>
+      </w:pPr>
+      <w:r>
+        <w:rPr>
+          <w:rFonts w:eastAsia="Times New Roman" w:cs="Times New Roman"/>
+          <w:color w:val="000000"/>
+          <w:kern w:val="0"/>
+          <w:lang w:eastAsia="sk-SK"/>
+          <w14:ligatures w14:val="none"/>
+        </w:rPr>
+        <w:t>if vek &gt; 8:</w:t>
+      </w:r>
+    </w:p>
+    <w:p>
+      <w:pPr>
+        <w:pBdr>
+          <w:top w:val="single" w:sz="4" w:space="1" w:color="auto"/>
+          <w:left w:val="single" w:sz="4" w:space="4" w:color="auto"/>
+          <w:bottom w:val="single" w:sz="4" w:space="1" w:color="auto"/>
+          <w:right w:val="single" w:sz="4" w:space="4" w:color="auto"/>
+        </w:pBdr>
+        <w:rPr>
+          <w:rFonts w:eastAsia="Times New Roman" w:cs="Times New Roman"/>
+          <w:color w:val="000000"/>
+          <w:kern w:val="0"/>
+          <w:lang w:eastAsia="sk-SK"/>
+          <w14:ligatures w14:val="none"/>
+        </w:rPr>
+      </w:pPr>
+      <w:r>
+        <w:rPr>
+          <w:rFonts w:eastAsia="Times New Roman" w:cs="Times New Roman"/>
+          <w:color w:val="000000"/>
+          <w:kern w:val="0"/>
+          <w:lang w:eastAsia="sk-SK"/>
+          <w14:ligatures w14:val="none"/>
+        </w:rPr>
+        <w:t xml:space="preserve">    print("Môžeš hrať hru")</w:t>
+      </w:r>
+    </w:p>
+    <w:p>
+      <w:pPr>
+        <w:pBdr>
+          <w:top w:val="single" w:sz="4" w:space="1" w:color="auto"/>
+          <w:left w:val="single" w:sz="4" w:space="4" w:color="auto"/>
+          <w:bottom w:val="single" w:sz="4" w:space="1" w:color="auto"/>
+          <w:right w:val="single" w:sz="4" w:space="4" w:color="auto"/>
+        </w:pBdr>
+        <w:rPr>
+          <w:rFonts w:eastAsia="Times New Roman" w:cs="Times New Roman"/>
+          <w:color w:val="000000"/>
+          <w:kern w:val="0"/>
+          <w:lang w:eastAsia="sk-SK"/>
+          <w14:ligatures w14:val="none"/>
+        </w:rPr>
+      </w:pPr>
+      <w:r>
+        <w:rPr>
+          <w:rFonts w:eastAsia="Times New Roman" w:cs="Times New Roman"/>
+          <w:color w:val="000000"/>
+          <w:kern w:val="0"/>
+          <w:highlight w:val="yellow"/>
+          <w:lang w:eastAsia="sk-SK"/>
+          <w14:ligatures w14:val="none"/>
+        </w:rPr>
+        <w:t>else:</w:t>
+      </w:r>
+    </w:p>
+    <w:p>
+      <w:pPr>
+        <w:pBdr>
+          <w:top w:val="single" w:sz="4" w:space="1" w:color="auto"/>
+          <w:left w:val="single" w:sz="4" w:space="4" w:color="auto"/>
+          <w:bottom w:val="single" w:sz="4" w:space="1" w:color="auto"/>
+          <w:right w:val="single" w:sz="4" w:space="4" w:color="auto"/>
+        </w:pBdr>
+        <w:rPr>
+          <w:rFonts w:eastAsia="Times New Roman" w:cs="Times New Roman"/>
+          <w:color w:val="000000"/>
+          <w:kern w:val="0"/>
+          <w:lang w:eastAsia="sk-SK"/>
+          <w14:ligatures w14:val="none"/>
+        </w:rPr>
+      </w:pPr>
+      <w:r>
+        <w:rPr>
+          <w:rFonts w:eastAsia="Times New Roman" w:cs="Times New Roman"/>
+          <w:color w:val="000000"/>
+          <w:kern w:val="0"/>
+          <w:lang w:eastAsia="sk-SK"/>
+          <w14:ligatures w14:val="none"/>
+        </w:rPr>
+        <w:t xml:space="preserve">    print("Si ešte malý")</w:t>
+      </w:r>
+    </w:p>
+    <w:p>
+      <w:pPr>
+        <w:pStyle w:val="Normlnywebov"/>
+        <w:rPr>
+          <w:color w:val="000000"/>
+        </w:rPr>
+      </w:pPr>
+      <w:r>
+        <w:rPr>
+          <w:color w:val="000000"/>
+        </w:rPr>
+        <w:t>Program sa pýta:</w:t>
+      </w:r>
+      <w:r>
+        <w:rPr>
+          <w:color w:val="000000"/>
+        </w:rPr>
+        <w:t xml:space="preserve"> </w:t>
+      </w:r>
+      <w:r>
+        <w:rPr>
+          <w:color w:val="000000"/>
+        </w:rPr>
+        <w:t xml:space="preserve">Ak je vek viac ako 8 </w:t>
+      </w:r>
+      <w:r>
+        <w:rPr>
+          <w:color w:val="000000"/>
+        </w:rPr>
+        <w:t>môžeš hrať</w:t>
+      </w:r>
+      <w:r>
+        <w:rPr>
+          <w:color w:val="000000"/>
+        </w:rPr>
+        <w:t xml:space="preserve"> hr</w:t>
+      </w:r>
+      <w:r>
+        <w:rPr>
+          <w:color w:val="000000"/>
+        </w:rPr>
+        <w:t xml:space="preserve">u, </w:t>
+      </w:r>
+      <w:r>
+        <w:rPr>
+          <w:rStyle w:val="Vrazn"/>
+          <w:rFonts w:eastAsiaTheme="majorEastAsia"/>
+          <w:color w:val="000000"/>
+        </w:rPr>
+        <w:t>inak  si ešte malý</w:t>
+      </w:r>
+      <w:r>
+        <w:rPr>
+          <w:rStyle w:val="Vrazn"/>
+          <w:rFonts w:eastAsiaTheme="majorEastAsia"/>
+          <w:b w:val="0"/>
+          <w:bCs w:val="0"/>
+          <w:color w:val="000000"/>
+        </w:rPr>
+        <w:t>.</w:t>
+      </w:r>
+    </w:p>
+    <w:p>
+      <w:pPr>
+        <w:shd w:val="clear" w:color="auto" w:fill="DAE9F7" w:themeFill="text2" w:themeFillTint="1A"/>
+        <w:jc w:val="center"/>
+        <w:rPr>
+          <w:rFonts w:ascii="Aptos" w:hAnsi="Aptos" w:cs="Courier New"/>
+          <w:b/>
+          <w:bCs/>
+          <w:sz w:val="36"/>
+          <w:szCs w:val="36"/>
+        </w:rPr>
+      </w:pPr>
+      <w:r>
+        <w:rPr>
+          <w:rFonts w:ascii="Aptos" w:hAnsi="Aptos" w:cs="Courier New"/>
+          <w:b/>
+          <w:bCs/>
+          <w:sz w:val="36"/>
+          <w:szCs w:val="36"/>
+        </w:rPr>
+        <w:t>5.</w:t>
+      </w:r>
+      <w:r>
+        <w:rPr>
+          <w:rFonts w:ascii="Aptos" w:hAnsi="Aptos" w:cs="Courier New"/>
+          <w:b/>
+          <w:bCs/>
+          <w:sz w:val="36"/>
+          <w:szCs w:val="36"/>
+        </w:rPr>
+        <w:t>3</w:t>
+      </w:r>
+      <w:r>
+        <w:rPr>
+          <w:rFonts w:ascii="Aptos" w:hAnsi="Aptos" w:cs="Courier New"/>
+          <w:b/>
+          <w:bCs/>
+          <w:sz w:val="36"/>
+          <w:szCs w:val="36"/>
+        </w:rPr>
+        <w:t xml:space="preserve"> Podmienky - el</w:t>
+      </w:r>
+      <w:r>
+        <w:rPr>
+          <w:rFonts w:ascii="Aptos" w:hAnsi="Aptos" w:cs="Courier New"/>
+          <w:b/>
+          <w:bCs/>
+          <w:sz w:val="36"/>
+          <w:szCs w:val="36"/>
+        </w:rPr>
+        <w:t>if</w:t>
+      </w:r>
+    </w:p>
+    <w:p>
+      <w:pPr>
+        <w:spacing w:before="100" w:beforeAutospacing="1" w:after="100" w:afterAutospacing="1"/>
+        <w:outlineLvl w:val="0"/>
+        <w:rPr>
+          <w:rFonts w:ascii="Arial" w:eastAsia="Times New Roman" w:hAnsi="Arial" w:cs="Arial"/>
+          <w:b/>
+          <w:bCs/>
+          <w:noProof w:val="0"/>
+          <w:color w:val="000000"/>
+          <w:kern w:val="36"/>
+          <w:sz w:val="48"/>
+          <w:szCs w:val="48"/>
+          <w:lang w:eastAsia="sk-SK"/>
+          <w14:ligatures w14:val="none"/>
+        </w:rPr>
+      </w:pPr>
+      <w:r>
+        <w:rPr>
+          <w:rFonts w:ascii="Apple Color Emoji" w:eastAsia="Times New Roman" w:hAnsi="Apple Color Emoji" w:cs="Apple Color Emoji"/>
+          <w:b/>
+          <w:bCs/>
+          <w:noProof w:val="0"/>
+          <w:color w:val="000000"/>
+          <w:kern w:val="36"/>
+          <w:sz w:val="48"/>
+          <w:szCs w:val="48"/>
+          <w:lang w:eastAsia="sk-SK"/>
+          <w14:ligatures w14:val="none"/>
+        </w:rPr>
+        <w:t>🟣</w:t>
+      </w:r>
+      <w:r>
+        <w:rPr>
+          <w:rFonts w:ascii="Arial" w:eastAsia="Times New Roman" w:hAnsi="Arial" w:cs="Arial"/>
+          <w:b/>
+          <w:bCs/>
+          <w:noProof w:val="0"/>
+          <w:color w:val="000000"/>
+          <w:kern w:val="36"/>
+          <w:sz w:val="48"/>
+          <w:szCs w:val="48"/>
+          <w:lang w:eastAsia="sk-SK"/>
+          <w14:ligatures w14:val="none"/>
+        </w:rPr>
+        <w:t xml:space="preserve"> 3. ELIF (inak ak)</w:t>
+      </w:r>
+    </w:p>
+    <w:p>
+      <w:pPr>
+        <w:spacing w:before="100" w:beforeAutospacing="1" w:after="100" w:afterAutospacing="1"/>
+        <w:rPr>
+          <w:rFonts w:ascii="Aptos" w:eastAsia="Times New Roman" w:hAnsi="Aptos" w:cs="Arial"/>
+          <w:noProof w:val="0"/>
+          <w:color w:val="000000"/>
+          <w:kern w:val="0"/>
+          <w:lang w:eastAsia="sk-SK"/>
+          <w14:ligatures w14:val="none"/>
+        </w:rPr>
+      </w:pPr>
+      <w:r>
+        <w:rPr>
+          <w:rFonts w:ascii="Aptos" w:eastAsia="Times New Roman" w:hAnsi="Aptos" w:cs="Arial"/>
+          <w:b/>
+          <w:bCs/>
+          <w:noProof w:val="0"/>
+          <w:color w:val="000000"/>
+          <w:kern w:val="0"/>
+          <w:lang w:eastAsia="sk-SK"/>
+          <w14:ligatures w14:val="none"/>
+        </w:rPr>
+        <w:t>elif</w:t>
+      </w:r>
+      <w:r>
+        <w:rPr>
+          <w:rFonts w:ascii="Aptos" w:eastAsia="Times New Roman" w:hAnsi="Aptos" w:cs="Arial"/>
+          <w:noProof w:val="0"/>
+          <w:color w:val="000000"/>
+          <w:kern w:val="0"/>
+          <w:lang w:eastAsia="sk-SK"/>
+          <w14:ligatures w14:val="none"/>
+        </w:rPr>
+        <w:t> znamená inak ak platí iná podmienka.</w:t>
+      </w:r>
+      <w:r>
+        <w:rPr>
+          <w:rFonts w:ascii="Aptos" w:eastAsia="Times New Roman" w:hAnsi="Aptos" w:cs="Arial"/>
+          <w:noProof w:val="0"/>
+          <w:color w:val="000000"/>
+          <w:kern w:val="0"/>
+          <w:lang w:eastAsia="sk-SK"/>
+          <w14:ligatures w14:val="none"/>
+        </w:rPr>
+        <w:t xml:space="preserve"> </w:t>
+      </w:r>
+      <w:r>
+        <w:rPr>
+          <w:rFonts w:ascii="Aptos" w:eastAsia="Times New Roman" w:hAnsi="Aptos" w:cs="Arial"/>
+          <w:noProof w:val="0"/>
+          <w:color w:val="000000"/>
+          <w:kern w:val="0"/>
+          <w:lang w:eastAsia="sk-SK"/>
+          <w14:ligatures w14:val="none"/>
+        </w:rPr>
+        <w:t>Používame keď máme viac možností.</w:t>
+      </w:r>
+    </w:p>
+    <w:p>
+      <w:pPr>
+        <w:pBdr>
+          <w:top w:val="single" w:sz="4" w:space="1" w:color="auto"/>
+          <w:left w:val="single" w:sz="4" w:space="4" w:color="auto"/>
+          <w:bottom w:val="single" w:sz="4" w:space="1" w:color="auto"/>
+          <w:right w:val="single" w:sz="4" w:space="4" w:color="auto"/>
+        </w:pBdr>
+        <w:rPr>
+          <w:rFonts w:ascii="Aptos" w:hAnsi="Aptos"/>
+        </w:rPr>
+      </w:pPr>
+      <w:r>
+        <w:rPr>
+          <w:rFonts w:ascii="Aptos" w:hAnsi="Aptos"/>
+        </w:rPr>
+        <w:t>body = 8</w:t>
+      </w:r>
+    </w:p>
+    <w:p>
+      <w:pPr>
+        <w:pBdr>
+          <w:top w:val="single" w:sz="4" w:space="1" w:color="auto"/>
+          <w:left w:val="single" w:sz="4" w:space="4" w:color="auto"/>
+          <w:bottom w:val="single" w:sz="4" w:space="1" w:color="auto"/>
+          <w:right w:val="single" w:sz="4" w:space="4" w:color="auto"/>
+        </w:pBdr>
+        <w:rPr>
+          <w:rFonts w:ascii="Aptos" w:hAnsi="Aptos"/>
+        </w:rPr>
+      </w:pPr>
+    </w:p>
+    <w:p>
+      <w:pPr>
+        <w:pBdr>
+          <w:top w:val="single" w:sz="4" w:space="1" w:color="auto"/>
+          <w:left w:val="single" w:sz="4" w:space="4" w:color="auto"/>
+          <w:bottom w:val="single" w:sz="4" w:space="1" w:color="auto"/>
+          <w:right w:val="single" w:sz="4" w:space="4" w:color="auto"/>
+        </w:pBdr>
+        <w:rPr>
+          <w:rFonts w:ascii="Aptos" w:hAnsi="Aptos"/>
+        </w:rPr>
+      </w:pPr>
+      <w:r>
+        <w:rPr>
+          <w:rFonts w:ascii="Aptos" w:hAnsi="Aptos"/>
+        </w:rPr>
+        <w:t>if body &gt;= 10:</w:t>
+      </w:r>
+    </w:p>
+    <w:p>
+      <w:pPr>
+        <w:pBdr>
+          <w:top w:val="single" w:sz="4" w:space="1" w:color="auto"/>
+          <w:left w:val="single" w:sz="4" w:space="4" w:color="auto"/>
+          <w:bottom w:val="single" w:sz="4" w:space="1" w:color="auto"/>
+          <w:right w:val="single" w:sz="4" w:space="4" w:color="auto"/>
+        </w:pBdr>
+        <w:rPr>
+          <w:rFonts w:ascii="Aptos" w:hAnsi="Aptos"/>
+        </w:rPr>
+      </w:pPr>
+      <w:r>
+        <w:rPr>
+          <w:rFonts w:ascii="Aptos" w:hAnsi="Aptos"/>
+        </w:rPr>
+        <w:t xml:space="preserve">    print("Výborné")</w:t>
+      </w:r>
+    </w:p>
+    <w:p>
+      <w:pPr>
+        <w:pBdr>
+          <w:top w:val="single" w:sz="4" w:space="1" w:color="auto"/>
+          <w:left w:val="single" w:sz="4" w:space="4" w:color="auto"/>
+          <w:bottom w:val="single" w:sz="4" w:space="1" w:color="auto"/>
+          <w:right w:val="single" w:sz="4" w:space="4" w:color="auto"/>
+        </w:pBdr>
+        <w:rPr>
+          <w:rFonts w:ascii="Aptos" w:hAnsi="Aptos"/>
+        </w:rPr>
+      </w:pPr>
+      <w:r>
+        <w:rPr>
+          <w:rFonts w:ascii="Aptos" w:hAnsi="Aptos"/>
+          <w:highlight w:val="yellow"/>
+        </w:rPr>
+        <w:t xml:space="preserve">elif </w:t>
+      </w:r>
+      <w:r>
+        <w:rPr>
+          <w:rFonts w:ascii="Aptos" w:hAnsi="Aptos"/>
+        </w:rPr>
+        <w:t>body &gt;= 5:</w:t>
+      </w:r>
+    </w:p>
+    <w:p>
+      <w:pPr>
+        <w:pBdr>
+          <w:top w:val="single" w:sz="4" w:space="1" w:color="auto"/>
+          <w:left w:val="single" w:sz="4" w:space="4" w:color="auto"/>
+          <w:bottom w:val="single" w:sz="4" w:space="1" w:color="auto"/>
+          <w:right w:val="single" w:sz="4" w:space="4" w:color="auto"/>
+        </w:pBdr>
+        <w:rPr>
+          <w:rFonts w:ascii="Aptos" w:hAnsi="Aptos"/>
+        </w:rPr>
+      </w:pPr>
+      <w:r>
+        <w:rPr>
+          <w:rFonts w:ascii="Aptos" w:hAnsi="Aptos"/>
+        </w:rPr>
+        <w:t xml:space="preserve">    print("Dobré")</w:t>
+      </w:r>
+    </w:p>
+    <w:p>
+      <w:pPr>
+        <w:pBdr>
+          <w:top w:val="single" w:sz="4" w:space="1" w:color="auto"/>
+          <w:left w:val="single" w:sz="4" w:space="4" w:color="auto"/>
+          <w:bottom w:val="single" w:sz="4" w:space="1" w:color="auto"/>
+          <w:right w:val="single" w:sz="4" w:space="4" w:color="auto"/>
+        </w:pBdr>
+        <w:rPr>
+          <w:rFonts w:ascii="Aptos" w:hAnsi="Aptos"/>
+        </w:rPr>
+      </w:pPr>
+      <w:r>
+        <w:rPr>
+          <w:rFonts w:ascii="Aptos" w:hAnsi="Aptos"/>
+        </w:rPr>
+        <w:t>else:</w:t>
+      </w:r>
+    </w:p>
+    <w:p>
+      <w:pPr>
+        <w:pBdr>
+          <w:top w:val="single" w:sz="4" w:space="1" w:color="auto"/>
+          <w:left w:val="single" w:sz="4" w:space="4" w:color="auto"/>
+          <w:bottom w:val="single" w:sz="4" w:space="1" w:color="auto"/>
+          <w:right w:val="single" w:sz="4" w:space="4" w:color="auto"/>
+        </w:pBdr>
+        <w:rPr>
+          <w:rFonts w:ascii="Aptos" w:hAnsi="Aptos"/>
+        </w:rPr>
+      </w:pPr>
+      <w:r>
+        <w:rPr>
+          <w:rFonts w:ascii="Aptos" w:hAnsi="Aptos"/>
+        </w:rPr>
+        <w:t xml:space="preserve">    print("Skús znova")</w:t>
+      </w:r>
+    </w:p>
+    <w:p>
+      <w:pPr>
+        <w:rPr>
+          <w:rFonts w:ascii="Aptos" w:hAnsi="Aptos"/>
+        </w:rPr>
+      </w:pPr>
+    </w:p>
+    <w:p>
+      <w:pPr>
+        <w:pStyle w:val="Normlnywebov"/>
+        <w:spacing w:before="0" w:beforeAutospacing="0" w:after="0" w:afterAutospacing="0"/>
+        <w:rPr>
+          <w:rFonts w:asciiTheme="minorHAnsi" w:hAnsiTheme="minorHAnsi"/>
+          <w:color w:val="000000"/>
+        </w:rPr>
+      </w:pPr>
+      <w:r>
+        <w:rPr>
+          <w:rFonts w:asciiTheme="minorHAnsi" w:hAnsiTheme="minorHAnsi"/>
+          <w:b/>
+          <w:bCs/>
+          <w:color w:val="000000"/>
+        </w:rPr>
+        <w:t>Program kontroluje</w:t>
+      </w:r>
+      <w:r>
+        <w:rPr>
+          <w:rFonts w:asciiTheme="minorHAnsi" w:hAnsiTheme="minorHAnsi"/>
+          <w:color w:val="000000"/>
+        </w:rPr>
+        <w:t>:</w:t>
+      </w:r>
+    </w:p>
+    <w:p>
+      <w:pPr>
+        <w:pStyle w:val="Normlnywebov"/>
+        <w:spacing w:before="0" w:beforeAutospacing="0" w:after="0" w:afterAutospacing="0"/>
+        <w:rPr>
+          <w:rFonts w:asciiTheme="minorHAnsi" w:hAnsiTheme="minorHAnsi"/>
+          <w:color w:val="000000"/>
+        </w:rPr>
+      </w:pPr>
+      <w:r>
+        <w:rPr>
+          <w:rFonts w:asciiTheme="minorHAnsi" w:hAnsiTheme="minorHAnsi"/>
+          <w:color w:val="000000"/>
+        </w:rPr>
+        <w:t>1</w:t>
+      </w:r>
+      <w:r>
+        <w:rPr>
+          <w:rFonts w:ascii="Apple Color Emoji" w:hAnsi="Apple Color Emoji" w:cs="Apple Color Emoji"/>
+          <w:color w:val="000000"/>
+        </w:rPr>
+        <w:t>️⃣</w:t>
+      </w:r>
+      <w:r>
+        <w:rPr>
+          <w:rFonts w:asciiTheme="minorHAnsi" w:hAnsiTheme="minorHAnsi"/>
+          <w:color w:val="000000"/>
+        </w:rPr>
+        <w:t xml:space="preserve"> Ak máš aspoň 10 bodov → výborné</w:t>
+      </w:r>
+      <w:r>
+        <w:rPr>
+          <w:rFonts w:asciiTheme="minorHAnsi" w:hAnsiTheme="minorHAnsi"/>
+          <w:color w:val="000000"/>
+        </w:rPr>
+        <w:br/>
+        <w:t>2</w:t>
+      </w:r>
+      <w:r>
+        <w:rPr>
+          <w:rFonts w:ascii="Apple Color Emoji" w:hAnsi="Apple Color Emoji" w:cs="Apple Color Emoji"/>
+          <w:color w:val="000000"/>
+        </w:rPr>
+        <w:t>️⃣</w:t>
+      </w:r>
+      <w:r>
+        <w:rPr>
+          <w:rFonts w:asciiTheme="minorHAnsi" w:hAnsiTheme="minorHAnsi"/>
+          <w:color w:val="000000"/>
+        </w:rPr>
+        <w:t xml:space="preserve"> Inak ak máš aspoň 5 → dobré</w:t>
+      </w:r>
+      <w:r>
+        <w:rPr>
+          <w:rFonts w:asciiTheme="minorHAnsi" w:hAnsiTheme="minorHAnsi"/>
+          <w:color w:val="000000"/>
+        </w:rPr>
+        <w:br/>
+        <w:t>3</w:t>
+      </w:r>
+      <w:r>
+        <w:rPr>
+          <w:rFonts w:ascii="Apple Color Emoji" w:hAnsi="Apple Color Emoji" w:cs="Apple Color Emoji"/>
+          <w:color w:val="000000"/>
+        </w:rPr>
+        <w:t>️⃣</w:t>
+      </w:r>
+      <w:r>
+        <w:rPr>
+          <w:rFonts w:asciiTheme="minorHAnsi" w:hAnsiTheme="minorHAnsi"/>
+          <w:color w:val="000000"/>
+        </w:rPr>
+        <w:t xml:space="preserve"> Inak → skús znova</w:t>
+      </w:r>
+    </w:p>
+    <w:p>
+      <w:pPr>
+        <w:rPr>
+          <w:rFonts w:ascii="Aptos" w:hAnsi="Aptos"/>
+        </w:rPr>
+      </w:pPr>
+    </w:p>
     <w:sectPr>
       <w:pgSz w:w="11906" w:h="16838"/>
       <w:pgMar w:top="1417" w:right="1417" w:bottom="1417" w:left="1417" w:header="708" w:footer="708" w:gutter="0"/>
@@ -1909,6 +4267,453 @@
 <file path=word/numbering.xml><?xml version="1.0" encoding="utf-8"?>
 <w:numbering xmlns:wpc="http://schemas.microsoft.com/office/word/2010/wordprocessingCanvas" xmlns:cx="http://schemas.microsoft.com/office/drawing/2014/chartex" xmlns:cx1="http://schemas.microsoft.com/office/drawing/2015/9/8/chartex" xmlns:cx2="http://schemas.microsoft.com/office/drawing/2015/10/21/chartex" xmlns:cx3="http://schemas.microsoft.com/office/drawing/2016/5/9/chartex" xmlns:cx4="http://schemas.microsoft.com/office/drawing/2016/5/10/chartex" xmlns:cx5="http://schemas.microsoft.com/office/drawing/2016/5/11/chartex" xmlns:cx6="http://schemas.microsoft.com/office/drawing/2016/5/12/chartex" xmlns:cx7="http://schemas.microsoft.com/office/drawing/2016/5/13/chartex" xmlns:cx8="http://schemas.microsoft.com/office/drawing/2016/5/14/chartex" xmlns:mc="http://schemas.openxmlformats.org/markup-compatibility/2006" xmlns:aink="http://schemas.microsoft.com/office/drawing/2016/ink" xmlns:am3d="http://schemas.microsoft.com/office/drawing/2017/model3d" xmlns:o="urn:schemas-microsoft-com:office:office" xmlns:oel="http://schemas.microsoft.com/office/2019/extlst" xmlns:r="http://schemas.openxmlformats.org/officeDocument/2006/relationships" xmlns:m="http://schemas.openxmlformats.org/officeDocument/2006/math" xmlns:v="urn:schemas-microsoft-com:vml" xmlns:wp14="http://schemas.microsoft.com/office/word/2010/wordprocessingDrawing" xmlns:wp="http://schemas.openxmlformats.org/drawingml/2006/wordprocessingDrawing" xmlns:w10="urn:schemas-microsoft-com:office:word" xmlns:w="http://schemas.openxmlformats.org/wordprocessingml/2006/main" xmlns:w14="http://schemas.microsoft.com/office/word/2010/wordml" xmlns:w15="http://schemas.microsoft.com/office/word/2012/wordml" xmlns:w16cex="http://schemas.microsoft.com/office/word/2018/wordml/cex" xmlns:w16cid="http://schemas.microsoft.com/office/word/2016/wordml/cid" xmlns:w16="http://schemas.microsoft.com/office/word/2018/wordml" xmlns:w16du="http://schemas.microsoft.com/office/word/2023/wordml/word16du" xmlns:w16sdtdh="http://schemas.microsoft.com/office/word/2020/wordml/sdtdatahash" xmlns:w16sdtfl="http://schemas.microsoft.com/office/word/2024/wordml/sdtformatlock" xmlns:w16se="http://schemas.microsoft.com/office/word/2015/wordml/symex" xmlns:wpg="http://schemas.microsoft.com/office/word/2010/wordprocessingGroup" xmlns:wpi="http://schemas.microsoft.com/office/word/2010/wordprocessingInk" xmlns:wne="http://schemas.microsoft.com/office/word/2006/wordml" xmlns:wps="http://schemas.microsoft.com/office/word/2010/wordprocessingShape" mc:Ignorable="w14 w15 w16se w16cid w16 w16cex w16sdtdh w16sdtfl w16du wp14">
   <w:abstractNum w:abstractNumId="0" w15:restartNumberingAfterBreak="0">
+    <w:nsid w:val="4F97113D"/>
+    <w:multiLevelType w:val="multilevel"/>
+    <w:tmpl w:val="0FD84842"/>
+    <w:lvl w:ilvl="0">
+      <w:start w:val="1"/>
+      <w:numFmt w:val="bullet"/>
+      <w:lvlText w:val=""/>
+      <w:lvlJc w:val="left"/>
+      <w:pPr>
+        <w:tabs>
+          <w:tab w:val="num" w:pos="720"/>
+        </w:tabs>
+        <w:ind w:left="720" w:hanging="360"/>
+      </w:pPr>
+      <w:rPr>
+        <w:rFonts w:ascii="Symbol" w:hAnsi="Symbol" w:hint="default"/>
+        <w:sz w:val="20"/>
+      </w:rPr>
+    </w:lvl>
+    <w:lvl w:ilvl="1" w:tentative="1">
+      <w:start w:val="1"/>
+      <w:numFmt w:val="bullet"/>
+      <w:lvlText w:val="o"/>
+      <w:lvlJc w:val="left"/>
+      <w:pPr>
+        <w:tabs>
+          <w:tab w:val="num" w:pos="1440"/>
+        </w:tabs>
+        <w:ind w:left="1440" w:hanging="360"/>
+      </w:pPr>
+      <w:rPr>
+        <w:rFonts w:ascii="Courier New" w:hAnsi="Courier New" w:hint="default"/>
+        <w:sz w:val="20"/>
+      </w:rPr>
+    </w:lvl>
+    <w:lvl w:ilvl="2" w:tentative="1">
+      <w:start w:val="1"/>
+      <w:numFmt w:val="bullet"/>
+      <w:lvlText w:val=""/>
+      <w:lvlJc w:val="left"/>
+      <w:pPr>
+        <w:tabs>
+          <w:tab w:val="num" w:pos="2160"/>
+        </w:tabs>
+        <w:ind w:left="2160" w:hanging="360"/>
+      </w:pPr>
+      <w:rPr>
+        <w:rFonts w:ascii="Wingdings" w:hAnsi="Wingdings" w:hint="default"/>
+        <w:sz w:val="20"/>
+      </w:rPr>
+    </w:lvl>
+    <w:lvl w:ilvl="3" w:tentative="1">
+      <w:start w:val="1"/>
+      <w:numFmt w:val="bullet"/>
+      <w:lvlText w:val=""/>
+      <w:lvlJc w:val="left"/>
+      <w:pPr>
+        <w:tabs>
+          <w:tab w:val="num" w:pos="2880"/>
+        </w:tabs>
+        <w:ind w:left="2880" w:hanging="360"/>
+      </w:pPr>
+      <w:rPr>
+        <w:rFonts w:ascii="Wingdings" w:hAnsi="Wingdings" w:hint="default"/>
+        <w:sz w:val="20"/>
+      </w:rPr>
+    </w:lvl>
+    <w:lvl w:ilvl="4" w:tentative="1">
+      <w:start w:val="1"/>
+      <w:numFmt w:val="bullet"/>
+      <w:lvlText w:val=""/>
+      <w:lvlJc w:val="left"/>
+      <w:pPr>
+        <w:tabs>
+          <w:tab w:val="num" w:pos="3600"/>
+        </w:tabs>
+        <w:ind w:left="3600" w:hanging="360"/>
+      </w:pPr>
+      <w:rPr>
+        <w:rFonts w:ascii="Wingdings" w:hAnsi="Wingdings" w:hint="default"/>
+        <w:sz w:val="20"/>
+      </w:rPr>
+    </w:lvl>
+    <w:lvl w:ilvl="5" w:tentative="1">
+      <w:start w:val="1"/>
+      <w:numFmt w:val="bullet"/>
+      <w:lvlText w:val=""/>
+      <w:lvlJc w:val="left"/>
+      <w:pPr>
+        <w:tabs>
+          <w:tab w:val="num" w:pos="4320"/>
+        </w:tabs>
+        <w:ind w:left="4320" w:hanging="360"/>
+      </w:pPr>
+      <w:rPr>
+        <w:rFonts w:ascii="Wingdings" w:hAnsi="Wingdings" w:hint="default"/>
+        <w:sz w:val="20"/>
+      </w:rPr>
+    </w:lvl>
+    <w:lvl w:ilvl="6" w:tentative="1">
+      <w:start w:val="1"/>
+      <w:numFmt w:val="bullet"/>
+      <w:lvlText w:val=""/>
+      <w:lvlJc w:val="left"/>
+      <w:pPr>
+        <w:tabs>
+          <w:tab w:val="num" w:pos="5040"/>
+        </w:tabs>
+        <w:ind w:left="5040" w:hanging="360"/>
+      </w:pPr>
+      <w:rPr>
+        <w:rFonts w:ascii="Wingdings" w:hAnsi="Wingdings" w:hint="default"/>
+        <w:sz w:val="20"/>
+      </w:rPr>
+    </w:lvl>
+    <w:lvl w:ilvl="7" w:tentative="1">
+      <w:start w:val="1"/>
+      <w:numFmt w:val="bullet"/>
+      <w:lvlText w:val=""/>
+      <w:lvlJc w:val="left"/>
+      <w:pPr>
+        <w:tabs>
+          <w:tab w:val="num" w:pos="5760"/>
+        </w:tabs>
+        <w:ind w:left="5760" w:hanging="360"/>
+      </w:pPr>
+      <w:rPr>
+        <w:rFonts w:ascii="Wingdings" w:hAnsi="Wingdings" w:hint="default"/>
+        <w:sz w:val="20"/>
+      </w:rPr>
+    </w:lvl>
+    <w:lvl w:ilvl="8" w:tentative="1">
+      <w:start w:val="1"/>
+      <w:numFmt w:val="bullet"/>
+      <w:lvlText w:val=""/>
+      <w:lvlJc w:val="left"/>
+      <w:pPr>
+        <w:tabs>
+          <w:tab w:val="num" w:pos="6480"/>
+        </w:tabs>
+        <w:ind w:left="6480" w:hanging="360"/>
+      </w:pPr>
+      <w:rPr>
+        <w:rFonts w:ascii="Wingdings" w:hAnsi="Wingdings" w:hint="default"/>
+        <w:sz w:val="20"/>
+      </w:rPr>
+    </w:lvl>
+  </w:abstractNum>
+  <w:abstractNum w:abstractNumId="1" w15:restartNumberingAfterBreak="0">
+    <w:nsid w:val="5E826CF2"/>
+    <w:multiLevelType w:val="multilevel"/>
+    <w:tmpl w:val="99467BB8"/>
+    <w:lvl w:ilvl="0">
+      <w:start w:val="1"/>
+      <w:numFmt w:val="bullet"/>
+      <w:lvlText w:val=""/>
+      <w:lvlJc w:val="left"/>
+      <w:pPr>
+        <w:tabs>
+          <w:tab w:val="num" w:pos="720"/>
+        </w:tabs>
+        <w:ind w:left="720" w:hanging="360"/>
+      </w:pPr>
+      <w:rPr>
+        <w:rFonts w:ascii="Symbol" w:hAnsi="Symbol" w:hint="default"/>
+        <w:sz w:val="20"/>
+      </w:rPr>
+    </w:lvl>
+    <w:lvl w:ilvl="1" w:tentative="1">
+      <w:start w:val="1"/>
+      <w:numFmt w:val="bullet"/>
+      <w:lvlText w:val="o"/>
+      <w:lvlJc w:val="left"/>
+      <w:pPr>
+        <w:tabs>
+          <w:tab w:val="num" w:pos="1440"/>
+        </w:tabs>
+        <w:ind w:left="1440" w:hanging="360"/>
+      </w:pPr>
+      <w:rPr>
+        <w:rFonts w:ascii="Courier New" w:hAnsi="Courier New" w:hint="default"/>
+        <w:sz w:val="20"/>
+      </w:rPr>
+    </w:lvl>
+    <w:lvl w:ilvl="2" w:tentative="1">
+      <w:start w:val="1"/>
+      <w:numFmt w:val="bullet"/>
+      <w:lvlText w:val=""/>
+      <w:lvlJc w:val="left"/>
+      <w:pPr>
+        <w:tabs>
+          <w:tab w:val="num" w:pos="2160"/>
+        </w:tabs>
+        <w:ind w:left="2160" w:hanging="360"/>
+      </w:pPr>
+      <w:rPr>
+        <w:rFonts w:ascii="Wingdings" w:hAnsi="Wingdings" w:hint="default"/>
+        <w:sz w:val="20"/>
+      </w:rPr>
+    </w:lvl>
+    <w:lvl w:ilvl="3" w:tentative="1">
+      <w:start w:val="1"/>
+      <w:numFmt w:val="bullet"/>
+      <w:lvlText w:val=""/>
+      <w:lvlJc w:val="left"/>
+      <w:pPr>
+        <w:tabs>
+          <w:tab w:val="num" w:pos="2880"/>
+        </w:tabs>
+        <w:ind w:left="2880" w:hanging="360"/>
+      </w:pPr>
+      <w:rPr>
+        <w:rFonts w:ascii="Wingdings" w:hAnsi="Wingdings" w:hint="default"/>
+        <w:sz w:val="20"/>
+      </w:rPr>
+    </w:lvl>
+    <w:lvl w:ilvl="4" w:tentative="1">
+      <w:start w:val="1"/>
+      <w:numFmt w:val="bullet"/>
+      <w:lvlText w:val=""/>
+      <w:lvlJc w:val="left"/>
+      <w:pPr>
+        <w:tabs>
+          <w:tab w:val="num" w:pos="3600"/>
+        </w:tabs>
+        <w:ind w:left="3600" w:hanging="360"/>
+      </w:pPr>
+      <w:rPr>
+        <w:rFonts w:ascii="Wingdings" w:hAnsi="Wingdings" w:hint="default"/>
+        <w:sz w:val="20"/>
+      </w:rPr>
+    </w:lvl>
+    <w:lvl w:ilvl="5" w:tentative="1">
+      <w:start w:val="1"/>
+      <w:numFmt w:val="bullet"/>
+      <w:lvlText w:val=""/>
+      <w:lvlJc w:val="left"/>
+      <w:pPr>
+        <w:tabs>
+          <w:tab w:val="num" w:pos="4320"/>
+        </w:tabs>
+        <w:ind w:left="4320" w:hanging="360"/>
+      </w:pPr>
+      <w:rPr>
+        <w:rFonts w:ascii="Wingdings" w:hAnsi="Wingdings" w:hint="default"/>
+        <w:sz w:val="20"/>
+      </w:rPr>
+    </w:lvl>
+    <w:lvl w:ilvl="6" w:tentative="1">
+      <w:start w:val="1"/>
+      <w:numFmt w:val="bullet"/>
+      <w:lvlText w:val=""/>
+      <w:lvlJc w:val="left"/>
+      <w:pPr>
+        <w:tabs>
+          <w:tab w:val="num" w:pos="5040"/>
+        </w:tabs>
+        <w:ind w:left="5040" w:hanging="360"/>
+      </w:pPr>
+      <w:rPr>
+        <w:rFonts w:ascii="Wingdings" w:hAnsi="Wingdings" w:hint="default"/>
+        <w:sz w:val="20"/>
+      </w:rPr>
+    </w:lvl>
+    <w:lvl w:ilvl="7" w:tentative="1">
+      <w:start w:val="1"/>
+      <w:numFmt w:val="bullet"/>
+      <w:lvlText w:val=""/>
+      <w:lvlJc w:val="left"/>
+      <w:pPr>
+        <w:tabs>
+          <w:tab w:val="num" w:pos="5760"/>
+        </w:tabs>
+        <w:ind w:left="5760" w:hanging="360"/>
+      </w:pPr>
+      <w:rPr>
+        <w:rFonts w:ascii="Wingdings" w:hAnsi="Wingdings" w:hint="default"/>
+        <w:sz w:val="20"/>
+      </w:rPr>
+    </w:lvl>
+    <w:lvl w:ilvl="8" w:tentative="1">
+      <w:start w:val="1"/>
+      <w:numFmt w:val="bullet"/>
+      <w:lvlText w:val=""/>
+      <w:lvlJc w:val="left"/>
+      <w:pPr>
+        <w:tabs>
+          <w:tab w:val="num" w:pos="6480"/>
+        </w:tabs>
+        <w:ind w:left="6480" w:hanging="360"/>
+      </w:pPr>
+      <w:rPr>
+        <w:rFonts w:ascii="Wingdings" w:hAnsi="Wingdings" w:hint="default"/>
+        <w:sz w:val="20"/>
+      </w:rPr>
+    </w:lvl>
+  </w:abstractNum>
+  <w:abstractNum w:abstractNumId="2" w15:restartNumberingAfterBreak="0">
+    <w:nsid w:val="60F029D3"/>
+    <w:multiLevelType w:val="multilevel"/>
+    <w:tmpl w:val="648A5A4E"/>
+    <w:lvl w:ilvl="0">
+      <w:start w:val="1"/>
+      <w:numFmt w:val="bullet"/>
+      <w:lvlText w:val=""/>
+      <w:lvlJc w:val="left"/>
+      <w:pPr>
+        <w:tabs>
+          <w:tab w:val="num" w:pos="720"/>
+        </w:tabs>
+        <w:ind w:left="720" w:hanging="360"/>
+      </w:pPr>
+      <w:rPr>
+        <w:rFonts w:ascii="Symbol" w:hAnsi="Symbol" w:hint="default"/>
+        <w:sz w:val="20"/>
+      </w:rPr>
+    </w:lvl>
+    <w:lvl w:ilvl="1" w:tentative="1">
+      <w:start w:val="1"/>
+      <w:numFmt w:val="bullet"/>
+      <w:lvlText w:val="o"/>
+      <w:lvlJc w:val="left"/>
+      <w:pPr>
+        <w:tabs>
+          <w:tab w:val="num" w:pos="1440"/>
+        </w:tabs>
+        <w:ind w:left="1440" w:hanging="360"/>
+      </w:pPr>
+      <w:rPr>
+        <w:rFonts w:ascii="Courier New" w:hAnsi="Courier New" w:hint="default"/>
+        <w:sz w:val="20"/>
+      </w:rPr>
+    </w:lvl>
+    <w:lvl w:ilvl="2" w:tentative="1">
+      <w:start w:val="1"/>
+      <w:numFmt w:val="bullet"/>
+      <w:lvlText w:val=""/>
+      <w:lvlJc w:val="left"/>
+      <w:pPr>
+        <w:tabs>
+          <w:tab w:val="num" w:pos="2160"/>
+        </w:tabs>
+        <w:ind w:left="2160" w:hanging="360"/>
+      </w:pPr>
+      <w:rPr>
+        <w:rFonts w:ascii="Wingdings" w:hAnsi="Wingdings" w:hint="default"/>
+        <w:sz w:val="20"/>
+      </w:rPr>
+    </w:lvl>
+    <w:lvl w:ilvl="3" w:tentative="1">
+      <w:start w:val="1"/>
+      <w:numFmt w:val="bullet"/>
+      <w:lvlText w:val=""/>
+      <w:lvlJc w:val="left"/>
+      <w:pPr>
+        <w:tabs>
+          <w:tab w:val="num" w:pos="2880"/>
+        </w:tabs>
+        <w:ind w:left="2880" w:hanging="360"/>
+      </w:pPr>
+      <w:rPr>
+        <w:rFonts w:ascii="Wingdings" w:hAnsi="Wingdings" w:hint="default"/>
+        <w:sz w:val="20"/>
+      </w:rPr>
+    </w:lvl>
+    <w:lvl w:ilvl="4" w:tentative="1">
+      <w:start w:val="1"/>
+      <w:numFmt w:val="bullet"/>
+      <w:lvlText w:val=""/>
+      <w:lvlJc w:val="left"/>
+      <w:pPr>
+        <w:tabs>
+          <w:tab w:val="num" w:pos="3600"/>
+        </w:tabs>
+        <w:ind w:left="3600" w:hanging="360"/>
+      </w:pPr>
+      <w:rPr>
+        <w:rFonts w:ascii="Wingdings" w:hAnsi="Wingdings" w:hint="default"/>
+        <w:sz w:val="20"/>
+      </w:rPr>
+    </w:lvl>
+    <w:lvl w:ilvl="5" w:tentative="1">
+      <w:start w:val="1"/>
+      <w:numFmt w:val="bullet"/>
+      <w:lvlText w:val=""/>
+      <w:lvlJc w:val="left"/>
+      <w:pPr>
+        <w:tabs>
+          <w:tab w:val="num" w:pos="4320"/>
+        </w:tabs>
+        <w:ind w:left="4320" w:hanging="360"/>
+      </w:pPr>
+      <w:rPr>
+        <w:rFonts w:ascii="Wingdings" w:hAnsi="Wingdings" w:hint="default"/>
+        <w:sz w:val="20"/>
+      </w:rPr>
+    </w:lvl>
+    <w:lvl w:ilvl="6" w:tentative="1">
+      <w:start w:val="1"/>
+      <w:numFmt w:val="bullet"/>
+      <w:lvlText w:val=""/>
+      <w:lvlJc w:val="left"/>
+      <w:pPr>
+        <w:tabs>
+          <w:tab w:val="num" w:pos="5040"/>
+        </w:tabs>
+        <w:ind w:left="5040" w:hanging="360"/>
+      </w:pPr>
+      <w:rPr>
+        <w:rFonts w:ascii="Wingdings" w:hAnsi="Wingdings" w:hint="default"/>
+        <w:sz w:val="20"/>
+      </w:rPr>
+    </w:lvl>
+    <w:lvl w:ilvl="7" w:tentative="1">
+      <w:start w:val="1"/>
+      <w:numFmt w:val="bullet"/>
+      <w:lvlText w:val=""/>
+      <w:lvlJc w:val="left"/>
+      <w:pPr>
+        <w:tabs>
+          <w:tab w:val="num" w:pos="5760"/>
+        </w:tabs>
+        <w:ind w:left="5760" w:hanging="360"/>
+      </w:pPr>
+      <w:rPr>
+        <w:rFonts w:ascii="Wingdings" w:hAnsi="Wingdings" w:hint="default"/>
+        <w:sz w:val="20"/>
+      </w:rPr>
+    </w:lvl>
+    <w:lvl w:ilvl="8" w:tentative="1">
+      <w:start w:val="1"/>
+      <w:numFmt w:val="bullet"/>
+      <w:lvlText w:val=""/>
+      <w:lvlJc w:val="left"/>
+      <w:pPr>
+        <w:tabs>
+          <w:tab w:val="num" w:pos="6480"/>
+        </w:tabs>
+        <w:ind w:left="6480" w:hanging="360"/>
+      </w:pPr>
+      <w:rPr>
+        <w:rFonts w:ascii="Wingdings" w:hAnsi="Wingdings" w:hint="default"/>
+        <w:sz w:val="20"/>
+      </w:rPr>
+    </w:lvl>
+  </w:abstractNum>
+  <w:abstractNum w:abstractNumId="3" w15:restartNumberingAfterBreak="0">
     <w:nsid w:val="73415E49"/>
     <w:multiLevelType w:val="hybridMultilevel"/>
     <w:tmpl w:val="C472FBA2"/>
@@ -2022,6 +4827,15 @@
     </w:lvl>
   </w:abstractNum>
   <w:num w:numId="1" w16cid:durableId="1666476008">
+    <w:abstractNumId w:val="3"/>
+  </w:num>
+  <w:num w:numId="2" w16cid:durableId="1540170776">
+    <w:abstractNumId w:val="1"/>
+  </w:num>
+  <w:num w:numId="3" w16cid:durableId="1977485546">
+    <w:abstractNumId w:val="2"/>
+  </w:num>
+  <w:num w:numId="4" w16cid:durableId="1083184110">
     <w:abstractNumId w:val="0"/>
   </w:num>
 </w:numbering>
@@ -3037,6 +5851,19 @@
       <w:noProof/>
     </w:rPr>
   </w:style>
+  <w:style w:type="character" w:styleId="KdHTML">
+    <w:name w:val="HTML Code"/>
+    <w:basedOn w:val="Predvolenpsmoodseku"/>
+    <w:uiPriority w:val="99"/>
+    <w:semiHidden/>
+    <w:unhideWhenUsed/>
+    <w:rsid w:val="00EB1D44"/>
+    <w:rPr>
+      <w:rFonts w:ascii="Courier New" w:eastAsia="Times New Roman" w:hAnsi="Courier New" w:cs="Courier New"/>
+      <w:sz w:val="20"/>
+      <w:szCs w:val="20"/>
+    </w:rPr>
+  </w:style>
 </w:styles>
 </file>
 

--- a/Python.docx
+++ b/Python.docx
@@ -1292,7 +1292,7 @@
     <w:p>
       <w:r>
         <w:drawing>
-          <wp:anchor distT="0" distB="0" distL="114300" distR="114300" simplePos="0" relativeHeight="251658240" behindDoc="0" locked="0" layoutInCell="1" allowOverlap="1" wp14:anchorId="5DB28D60" wp14:editId="6CBC1605">
+          <wp:anchor distT="0" distB="0" distL="114300" distR="114300" simplePos="0" relativeHeight="251658240" behindDoc="0" locked="0" layoutInCell="1" allowOverlap="1" wp14:anchorId="5DB28D60" wp14:editId="10D60868">
             <wp:simplePos x="0" y="0"/>
             <wp:positionH relativeFrom="column">
               <wp:posOffset>2540</wp:posOffset>
@@ -1970,13 +1970,7 @@
         <w:rPr>
           <w:color w:val="000000"/>
         </w:rPr>
-        <w:t xml:space="preserve"> </w:t>
-      </w:r>
-      <w:r>
-        <w:rPr>
-          <w:color w:val="000000"/>
-        </w:rPr>
-        <w:t>Pomôcka:</w:t>
+        <w:t xml:space="preserve"> Pomôcka:</w:t>
       </w:r>
     </w:p>
     <w:p>
@@ -2109,14 +2103,7 @@
           <w:rFonts w:asciiTheme="minorHAnsi" w:hAnsiTheme="minorHAnsi"/>
           <w:color w:val="000000"/>
         </w:rPr>
-        <w:t>Doplň kód aby program vypísal:</w:t>
-      </w:r>
-      <w:r>
-        <w:rPr>
-          <w:rFonts w:asciiTheme="minorHAnsi" w:hAnsiTheme="minorHAnsi"/>
-          <w:color w:val="000000"/>
-        </w:rPr>
-        <w:t xml:space="preserve"> </w:t>
+        <w:t xml:space="preserve">Doplň kód aby program vypísal: </w:t>
       </w:r>
       <w:r>
         <w:rPr>
@@ -2316,19 +2303,7 @@
         <w:rPr>
           <w:color w:val="000000"/>
         </w:rPr>
-        <w:t xml:space="preserve">Povedz aký je </w:t>
-      </w:r>
-      <w:r>
-        <w:rPr>
-          <w:color w:val="000000"/>
-        </w:rPr>
-        <w:t xml:space="preserve">to </w:t>
-      </w:r>
-      <w:r>
-        <w:rPr>
-          <w:color w:val="000000"/>
-        </w:rPr>
-        <w:t>dátový typ:</w:t>
+        <w:t>Povedz aký je to dátový typ:</w:t>
       </w:r>
     </w:p>
     <w:p>
@@ -2601,14 +2576,7 @@
           <w:rFonts w:ascii="Aptos" w:hAnsi="Aptos"/>
           <w:color w:val="000000"/>
         </w:rPr>
-        <w:t>Program má vypísať:</w:t>
-      </w:r>
-      <w:r>
-        <w:rPr>
-          <w:rFonts w:ascii="Aptos" w:hAnsi="Aptos"/>
-          <w:color w:val="000000"/>
-        </w:rPr>
-        <w:t xml:space="preserve"> </w:t>
+        <w:t xml:space="preserve">Program má vypísať: </w:t>
       </w:r>
       <w:r>
         <w:rPr>
@@ -2765,6 +2733,270 @@
     </w:p>
     <w:p>
       <w:pPr>
+        <w:rPr>
+          <w:rFonts w:ascii="Aptos" w:hAnsi="Aptos"/>
+          <w:color w:val="000000"/>
+        </w:rPr>
+      </w:pPr>
+    </w:p>
+    <w:p>
+      <w:pPr>
+        <w:rPr>
+          <w:rFonts w:ascii="Aptos" w:hAnsi="Aptos"/>
+          <w:color w:val="000000"/>
+        </w:rPr>
+      </w:pPr>
+    </w:p>
+    <w:p>
+      <w:pPr>
+        <w:rPr>
+          <w:rFonts w:ascii="Aptos" w:hAnsi="Aptos"/>
+          <w:color w:val="000000"/>
+        </w:rPr>
+      </w:pPr>
+    </w:p>
+    <w:p>
+      <w:pPr>
+        <w:rPr>
+          <w:rFonts w:ascii="Aptos" w:hAnsi="Aptos"/>
+          <w:color w:val="000000"/>
+        </w:rPr>
+      </w:pPr>
+    </w:p>
+    <w:p>
+      <w:pPr>
+        <w:rPr>
+          <w:rFonts w:ascii="Aptos" w:hAnsi="Aptos"/>
+          <w:color w:val="000000"/>
+        </w:rPr>
+      </w:pPr>
+    </w:p>
+    <w:p>
+      <w:pPr>
+        <w:rPr>
+          <w:rFonts w:ascii="Aptos" w:hAnsi="Aptos"/>
+          <w:color w:val="000000"/>
+        </w:rPr>
+      </w:pPr>
+    </w:p>
+    <w:p>
+      <w:pPr>
+        <w:rPr>
+          <w:rFonts w:ascii="Aptos" w:hAnsi="Aptos"/>
+          <w:color w:val="000000"/>
+        </w:rPr>
+      </w:pPr>
+    </w:p>
+    <w:p>
+      <w:pPr>
+        <w:rPr>
+          <w:rFonts w:ascii="Aptos" w:hAnsi="Aptos"/>
+          <w:color w:val="000000"/>
+        </w:rPr>
+      </w:pPr>
+    </w:p>
+    <w:p>
+      <w:pPr>
+        <w:rPr>
+          <w:rFonts w:ascii="Aptos" w:hAnsi="Aptos"/>
+          <w:color w:val="000000"/>
+        </w:rPr>
+      </w:pPr>
+    </w:p>
+    <w:p>
+      <w:pPr>
+        <w:rPr>
+          <w:rFonts w:ascii="Aptos" w:hAnsi="Aptos"/>
+          <w:color w:val="000000"/>
+        </w:rPr>
+      </w:pPr>
+    </w:p>
+    <w:p>
+      <w:pPr>
+        <w:rPr>
+          <w:rFonts w:ascii="Aptos" w:hAnsi="Aptos"/>
+          <w:color w:val="000000"/>
+        </w:rPr>
+      </w:pPr>
+    </w:p>
+    <w:p>
+      <w:pPr>
+        <w:rPr>
+          <w:rFonts w:ascii="Aptos" w:hAnsi="Aptos"/>
+          <w:color w:val="000000"/>
+        </w:rPr>
+      </w:pPr>
+    </w:p>
+    <w:p>
+      <w:pPr>
+        <w:rPr>
+          <w:rFonts w:ascii="Aptos" w:hAnsi="Aptos"/>
+          <w:color w:val="000000"/>
+        </w:rPr>
+      </w:pPr>
+    </w:p>
+    <w:p>
+      <w:pPr>
+        <w:rPr>
+          <w:rFonts w:ascii="Aptos" w:hAnsi="Aptos"/>
+          <w:color w:val="000000"/>
+        </w:rPr>
+      </w:pPr>
+    </w:p>
+    <w:p>
+      <w:pPr>
+        <w:rPr>
+          <w:rFonts w:ascii="Aptos" w:hAnsi="Aptos"/>
+          <w:color w:val="000000"/>
+        </w:rPr>
+      </w:pPr>
+    </w:p>
+    <w:p>
+      <w:pPr>
+        <w:rPr>
+          <w:rFonts w:ascii="Aptos" w:hAnsi="Aptos"/>
+          <w:color w:val="000000"/>
+        </w:rPr>
+      </w:pPr>
+    </w:p>
+    <w:p>
+      <w:pPr>
+        <w:rPr>
+          <w:rFonts w:ascii="Aptos" w:hAnsi="Aptos"/>
+          <w:color w:val="000000"/>
+        </w:rPr>
+      </w:pPr>
+    </w:p>
+    <w:p>
+      <w:pPr>
+        <w:rPr>
+          <w:rFonts w:ascii="Aptos" w:hAnsi="Aptos"/>
+          <w:color w:val="000000"/>
+        </w:rPr>
+      </w:pPr>
+    </w:p>
+    <w:p>
+      <w:pPr>
+        <w:rPr>
+          <w:rFonts w:ascii="Aptos" w:hAnsi="Aptos"/>
+          <w:color w:val="000000"/>
+        </w:rPr>
+      </w:pPr>
+    </w:p>
+    <w:p>
+      <w:pPr>
+        <w:rPr>
+          <w:rFonts w:ascii="Aptos" w:hAnsi="Aptos"/>
+          <w:color w:val="000000"/>
+        </w:rPr>
+      </w:pPr>
+    </w:p>
+    <w:p>
+      <w:pPr>
+        <w:rPr>
+          <w:rFonts w:ascii="Aptos" w:hAnsi="Aptos"/>
+          <w:color w:val="000000"/>
+        </w:rPr>
+      </w:pPr>
+    </w:p>
+    <w:p>
+      <w:pPr>
+        <w:rPr>
+          <w:rFonts w:ascii="Aptos" w:hAnsi="Aptos"/>
+          <w:color w:val="000000"/>
+        </w:rPr>
+      </w:pPr>
+    </w:p>
+    <w:p>
+      <w:pPr>
+        <w:rPr>
+          <w:rFonts w:ascii="Aptos" w:hAnsi="Aptos"/>
+          <w:color w:val="000000"/>
+        </w:rPr>
+      </w:pPr>
+    </w:p>
+    <w:p>
+      <w:pPr>
+        <w:rPr>
+          <w:rFonts w:ascii="Aptos" w:hAnsi="Aptos"/>
+          <w:color w:val="000000"/>
+        </w:rPr>
+      </w:pPr>
+    </w:p>
+    <w:p>
+      <w:pPr>
+        <w:rPr>
+          <w:rFonts w:ascii="Aptos" w:hAnsi="Aptos"/>
+          <w:color w:val="000000"/>
+        </w:rPr>
+      </w:pPr>
+    </w:p>
+    <w:p>
+      <w:pPr>
+        <w:rPr>
+          <w:rFonts w:ascii="Aptos" w:hAnsi="Aptos"/>
+          <w:color w:val="000000"/>
+        </w:rPr>
+      </w:pPr>
+    </w:p>
+    <w:p>
+      <w:pPr>
+        <w:rPr>
+          <w:rFonts w:ascii="Aptos" w:hAnsi="Aptos"/>
+          <w:color w:val="000000"/>
+        </w:rPr>
+      </w:pPr>
+    </w:p>
+    <w:p>
+      <w:pPr>
+        <w:rPr>
+          <w:rFonts w:ascii="Aptos" w:hAnsi="Aptos"/>
+          <w:color w:val="000000"/>
+        </w:rPr>
+      </w:pPr>
+    </w:p>
+    <w:p>
+      <w:pPr>
+        <w:rPr>
+          <w:rFonts w:ascii="Aptos" w:hAnsi="Aptos"/>
+          <w:color w:val="000000"/>
+        </w:rPr>
+      </w:pPr>
+    </w:p>
+    <w:p>
+      <w:pPr>
+        <w:rPr>
+          <w:rFonts w:ascii="Aptos" w:hAnsi="Aptos"/>
+          <w:color w:val="000000"/>
+        </w:rPr>
+      </w:pPr>
+    </w:p>
+    <w:p>
+      <w:pPr>
+        <w:rPr>
+          <w:rFonts w:ascii="Aptos" w:hAnsi="Aptos"/>
+          <w:color w:val="000000"/>
+        </w:rPr>
+      </w:pPr>
+    </w:p>
+    <w:p>
+      <w:pPr>
+        <w:rPr>
+          <w:rFonts w:ascii="Aptos" w:hAnsi="Aptos"/>
+          <w:color w:val="000000"/>
+        </w:rPr>
+      </w:pPr>
+    </w:p>
+    <w:p>
+      <w:pPr>
+        <w:rPr>
+          <w:rFonts w:ascii="Aptos" w:hAnsi="Aptos"/>
+          <w:color w:val="000000"/>
+        </w:rPr>
+      </w:pPr>
+    </w:p>
+    <w:p>
+      <w:pPr>
         <w:shd w:val="clear" w:color="auto" w:fill="DAE9F7" w:themeFill="text2" w:themeFillTint="1A"/>
         <w:jc w:val="center"/>
         <w:rPr>
@@ -2783,6 +3015,7 @@
           <w:sz w:val="36"/>
           <w:szCs w:val="36"/>
         </w:rPr>
+        <w:lastRenderedPageBreak/>
         <w:t>5</w:t>
       </w:r>
       <w:r>
@@ -2793,17 +3026,7 @@
           <w:sz w:val="36"/>
           <w:szCs w:val="36"/>
         </w:rPr>
-        <w:t xml:space="preserve"> </w:t>
-      </w:r>
-      <w:r>
-        <w:rPr>
-          <w:rFonts w:ascii="Aptos" w:hAnsi="Aptos" w:cs="Courier New"/>
-          <w:b/>
-          <w:bCs/>
-          <w:sz w:val="36"/>
-          <w:szCs w:val="36"/>
-        </w:rPr>
-        <w:t>Podmienky</w:t>
+        <w:t xml:space="preserve"> Podmienky</w:t>
       </w:r>
     </w:p>
     <w:p>
@@ -3093,37 +3316,7 @@
           <w:sz w:val="36"/>
           <w:szCs w:val="36"/>
         </w:rPr>
-        <w:t>5</w:t>
-      </w:r>
-      <w:r>
-        <w:rPr>
-          <w:rFonts w:ascii="Aptos" w:hAnsi="Aptos" w:cs="Courier New"/>
-          <w:b/>
-          <w:bCs/>
-          <w:sz w:val="36"/>
-          <w:szCs w:val="36"/>
-        </w:rPr>
-        <w:t>.1</w:t>
-      </w:r>
-      <w:r>
-        <w:rPr>
-          <w:rFonts w:ascii="Aptos" w:hAnsi="Aptos" w:cs="Courier New"/>
-          <w:b/>
-          <w:bCs/>
-          <w:sz w:val="36"/>
-          <w:szCs w:val="36"/>
-        </w:rPr>
-        <w:t xml:space="preserve"> Podmienky</w:t>
-      </w:r>
-      <w:r>
-        <w:rPr>
-          <w:rFonts w:ascii="Aptos" w:hAnsi="Aptos" w:cs="Courier New"/>
-          <w:b/>
-          <w:bCs/>
-          <w:sz w:val="36"/>
-          <w:szCs w:val="36"/>
-        </w:rPr>
-        <w:t xml:space="preserve"> - if</w:t>
+        <w:t>5.1 Podmienky - if</w:t>
       </w:r>
     </w:p>
     <w:p>
@@ -3386,33 +3579,8 @@
           <w:rFonts w:ascii="Aptos" w:hAnsi="Aptos"/>
           <w:color w:val="000000"/>
         </w:rPr>
-        <w:t>Ak áno → vypíše správu.</w:t>
-      </w:r>
-      <w:r>
-        <w:rPr>
-          <w:rFonts w:ascii="Aptos" w:hAnsi="Aptos"/>
-          <w:color w:val="000000"/>
-        </w:rPr>
-        <w:t xml:space="preserve"> Ak nie, nič sa nevypíše.</w:t>
-      </w:r>
-    </w:p>
-    <w:p>
-      <w:pPr>
-        <w:pStyle w:val="Normlnywebov"/>
-        <w:rPr>
-          <w:rFonts w:ascii="Aptos" w:hAnsi="Aptos"/>
-          <w:color w:val="000000"/>
-        </w:rPr>
-      </w:pPr>
-    </w:p>
-    <w:p>
-      <w:pPr>
-        <w:pStyle w:val="Normlnywebov"/>
-        <w:rPr>
-          <w:rFonts w:ascii="Aptos" w:hAnsi="Aptos"/>
-          <w:color w:val="000000"/>
-        </w:rPr>
-      </w:pPr>
+        <w:t>Ak áno → vypíše správu. Ak nie, nič sa nevypíše.</w:t>
+      </w:r>
     </w:p>
     <w:p>
       <w:pPr>
@@ -3443,38 +3611,7 @@
           <w:sz w:val="36"/>
           <w:szCs w:val="36"/>
         </w:rPr>
-        <w:lastRenderedPageBreak/>
-        <w:t>5.</w:t>
-      </w:r>
-      <w:r>
-        <w:rPr>
-          <w:rFonts w:ascii="Aptos" w:hAnsi="Aptos" w:cs="Courier New"/>
-          <w:b/>
-          <w:bCs/>
-          <w:sz w:val="36"/>
-          <w:szCs w:val="36"/>
-        </w:rPr>
-        <w:t>2</w:t>
-      </w:r>
-      <w:r>
-        <w:rPr>
-          <w:rFonts w:ascii="Aptos" w:hAnsi="Aptos" w:cs="Courier New"/>
-          <w:b/>
-          <w:bCs/>
-          <w:sz w:val="36"/>
-          <w:szCs w:val="36"/>
-        </w:rPr>
-        <w:t xml:space="preserve"> Podmienky - </w:t>
-      </w:r>
-      <w:r>
-        <w:rPr>
-          <w:rFonts w:ascii="Aptos" w:hAnsi="Aptos" w:cs="Courier New"/>
-          <w:b/>
-          <w:bCs/>
-          <w:sz w:val="36"/>
-          <w:szCs w:val="36"/>
-        </w:rPr>
-        <w:t>else</w:t>
+        <w:t>5.2 Podmienky - else</w:t>
       </w:r>
     </w:p>
     <w:p>
@@ -3730,49 +3867,21 @@
       <w:pPr>
         <w:pStyle w:val="Normlnywebov"/>
         <w:rPr>
-          <w:color w:val="000000"/>
-        </w:rPr>
-      </w:pPr>
-      <w:r>
-        <w:rPr>
-          <w:color w:val="000000"/>
-        </w:rPr>
-        <w:t>Program sa pýta:</w:t>
-      </w:r>
-      <w:r>
-        <w:rPr>
-          <w:color w:val="000000"/>
-        </w:rPr>
-        <w:t xml:space="preserve"> </w:t>
-      </w:r>
-      <w:r>
-        <w:rPr>
-          <w:color w:val="000000"/>
-        </w:rPr>
-        <w:t xml:space="preserve">Ak je vek viac ako 8 </w:t>
-      </w:r>
-      <w:r>
-        <w:rPr>
-          <w:color w:val="000000"/>
-        </w:rPr>
-        <w:t>môžeš hrať</w:t>
-      </w:r>
-      <w:r>
-        <w:rPr>
-          <w:color w:val="000000"/>
-        </w:rPr>
-        <w:t xml:space="preserve"> hr</w:t>
-      </w:r>
-      <w:r>
-        <w:rPr>
-          <w:color w:val="000000"/>
-        </w:rPr>
-        <w:t xml:space="preserve">u, </w:t>
+          <w:rFonts w:ascii="Aptos" w:hAnsi="Aptos"/>
+          <w:color w:val="000000"/>
+        </w:rPr>
+      </w:pPr>
+      <w:r>
+        <w:rPr>
+          <w:rFonts w:ascii="Aptos" w:hAnsi="Aptos"/>
+          <w:color w:val="000000"/>
+        </w:rPr>
+        <w:t xml:space="preserve">Program sa pýta: Ak je vek viac ako 8 môžeš hrať hru, </w:t>
       </w:r>
       <w:r>
         <w:rPr>
           <w:rStyle w:val="Vrazn"/>
-          <w:rFonts w:eastAsiaTheme="majorEastAsia"/>
+          <w:rFonts w:ascii="Aptos" w:eastAsiaTheme="majorEastAsia" w:hAnsi="Aptos"/>
           <w:color w:val="000000"/>
         </w:rPr>
         <w:t>inak  si ešte malý</w:t>
@@ -3780,7 +3889,7 @@
       <w:r>
         <w:rPr>
           <w:rStyle w:val="Vrazn"/>
-          <w:rFonts w:eastAsiaTheme="majorEastAsia"/>
+          <w:rFonts w:ascii="Aptos" w:eastAsiaTheme="majorEastAsia" w:hAnsi="Aptos"/>
           <w:b w:val="0"/>
           <w:bCs w:val="0"/>
           <w:color w:val="000000"/>
@@ -3808,27 +3917,8 @@
           <w:sz w:val="36"/>
           <w:szCs w:val="36"/>
         </w:rPr>
-        <w:t>5.</w:t>
-      </w:r>
-      <w:r>
-        <w:rPr>
-          <w:rFonts w:ascii="Aptos" w:hAnsi="Aptos" w:cs="Courier New"/>
-          <w:b/>
-          <w:bCs/>
-          <w:sz w:val="36"/>
-          <w:szCs w:val="36"/>
-        </w:rPr>
-        <w:t>3</w:t>
-      </w:r>
-      <w:r>
-        <w:rPr>
-          <w:rFonts w:ascii="Aptos" w:hAnsi="Aptos" w:cs="Courier New"/>
-          <w:b/>
-          <w:bCs/>
-          <w:sz w:val="36"/>
-          <w:szCs w:val="36"/>
-        </w:rPr>
-        <w:t xml:space="preserve"> Podmienky - el</w:t>
+        <w:lastRenderedPageBreak/>
+        <w:t>5.3 Podmienky - el</w:t>
       </w:r>
       <w:r>
         <w:rPr>
@@ -4216,6 +4306,1966 @@
         </w:rPr>
       </w:pPr>
     </w:p>
+    <w:p>
+      <w:pPr>
+        <w:shd w:val="clear" w:color="auto" w:fill="DAE9F7" w:themeFill="text2" w:themeFillTint="1A"/>
+        <w:jc w:val="center"/>
+        <w:rPr>
+          <w:rFonts w:ascii="Arial" w:hAnsi="Arial" w:cs="Arial"/>
+          <w:b/>
+          <w:bCs/>
+          <w:sz w:val="36"/>
+          <w:szCs w:val="36"/>
+        </w:rPr>
+      </w:pPr>
+      <w:r>
+        <w:rPr>
+          <w:rFonts w:ascii="Arial" w:hAnsi="Arial" w:cs="Arial"/>
+          <w:b/>
+          <w:bCs/>
+          <w:sz w:val="36"/>
+          <w:szCs w:val="36"/>
+        </w:rPr>
+        <w:t>5.4 Úlohy</w:t>
+      </w:r>
+    </w:p>
+    <w:p>
+      <w:pPr>
+        <w:tabs>
+          <w:tab w:val="left" w:pos="3257"/>
+        </w:tabs>
+        <w:rPr>
+          <w:rFonts w:ascii="Aptos" w:hAnsi="Aptos"/>
+        </w:rPr>
+      </w:pPr>
+    </w:p>
+    <w:p>
+      <w:pPr>
+        <w:tabs>
+          <w:tab w:val="left" w:pos="3257"/>
+        </w:tabs>
+        <w:rPr>
+          <w:color w:val="000000"/>
+        </w:rPr>
+      </w:pPr>
+      <w:r>
+        <w:rPr>
+          <w:b/>
+          <w:bCs/>
+          <w:color w:val="000000"/>
+        </w:rPr>
+        <w:t xml:space="preserve">Úloha 1 </w:t>
+      </w:r>
+      <w:r>
+        <w:rPr>
+          <w:b/>
+          <w:bCs/>
+          <w:color w:val="000000"/>
+        </w:rPr>
+        <w:t>-</w:t>
+      </w:r>
+      <w:r>
+        <w:rPr>
+          <w:b/>
+          <w:bCs/>
+          <w:color w:val="000000"/>
+        </w:rPr>
+        <w:t xml:space="preserve"> Kontrola vek</w:t>
+      </w:r>
+      <w:r>
+        <w:rPr>
+          <w:color w:val="000000"/>
+        </w:rPr>
+        <w:t xml:space="preserve">. </w:t>
+      </w:r>
+      <w:r>
+        <w:rPr>
+          <w:color w:val="000000"/>
+        </w:rPr>
+        <w:t>Napíš program, ktorý</w:t>
+      </w:r>
+      <w:r>
+        <w:rPr>
+          <w:color w:val="000000"/>
+        </w:rPr>
+        <w:t xml:space="preserve"> u</w:t>
+      </w:r>
+      <w:r>
+        <w:rPr>
+          <w:color w:val="000000"/>
+        </w:rPr>
+        <w:t>loží vek do premennej</w:t>
+      </w:r>
+      <w:r>
+        <w:rPr>
+          <w:rStyle w:val="apple-converted-space"/>
+          <w:color w:val="000000"/>
+        </w:rPr>
+        <w:t> </w:t>
+      </w:r>
+      <w:r>
+        <w:rPr>
+          <w:rStyle w:val="KdHTML"/>
+          <w:rFonts w:eastAsiaTheme="majorEastAsia"/>
+          <w:color w:val="000000"/>
+          <w:sz w:val="24"/>
+          <w:szCs w:val="24"/>
+        </w:rPr>
+        <w:t>vek</w:t>
+      </w:r>
+      <w:r>
+        <w:rPr>
+          <w:rStyle w:val="KdHTML"/>
+          <w:rFonts w:asciiTheme="minorHAnsi" w:eastAsiaTheme="majorEastAsia" w:hAnsiTheme="minorHAnsi"/>
+          <w:color w:val="000000"/>
+          <w:sz w:val="24"/>
+          <w:szCs w:val="24"/>
+        </w:rPr>
+        <w:t xml:space="preserve"> </w:t>
+      </w:r>
+      <w:r>
+        <w:rPr>
+          <w:color w:val="000000"/>
+        </w:rPr>
+        <w:t>a a</w:t>
+      </w:r>
+      <w:r>
+        <w:rPr>
+          <w:color w:val="000000"/>
+        </w:rPr>
+        <w:t>k je vek</w:t>
+      </w:r>
+      <w:r>
+        <w:rPr>
+          <w:rStyle w:val="apple-converted-space"/>
+          <w:color w:val="000000"/>
+        </w:rPr>
+        <w:t> </w:t>
+      </w:r>
+      <w:r>
+        <w:rPr>
+          <w:rStyle w:val="Vrazn"/>
+          <w:b w:val="0"/>
+          <w:bCs w:val="0"/>
+          <w:color w:val="000000"/>
+        </w:rPr>
+        <w:t>väčší</w:t>
+      </w:r>
+      <w:r>
+        <w:rPr>
+          <w:rStyle w:val="Vrazn"/>
+          <w:color w:val="000000"/>
+        </w:rPr>
+        <w:t xml:space="preserve"> </w:t>
+      </w:r>
+      <w:r>
+        <w:rPr>
+          <w:rStyle w:val="Vrazn"/>
+          <w:b w:val="0"/>
+          <w:bCs w:val="0"/>
+          <w:color w:val="000000"/>
+        </w:rPr>
+        <w:t>ako 18</w:t>
+      </w:r>
+      <w:r>
+        <w:rPr>
+          <w:color w:val="000000"/>
+        </w:rPr>
+        <w:t>, vypíše:</w:t>
+      </w:r>
+      <w:r>
+        <w:rPr>
+          <w:color w:val="000000"/>
+        </w:rPr>
+        <w:t xml:space="preserve"> „</w:t>
+      </w:r>
+      <w:r>
+        <w:rPr>
+          <w:i/>
+          <w:iCs/>
+          <w:color w:val="000000"/>
+        </w:rPr>
+        <w:t>Si dospelý</w:t>
+      </w:r>
+      <w:r>
+        <w:rPr>
+          <w:color w:val="000000"/>
+        </w:rPr>
+        <w:t>“.</w:t>
+      </w:r>
+    </w:p>
+    <w:p>
+      <w:pPr>
+        <w:tabs>
+          <w:tab w:val="left" w:pos="3257"/>
+        </w:tabs>
+        <w:rPr>
+          <w:color w:val="000000"/>
+        </w:rPr>
+      </w:pPr>
+    </w:p>
+    <w:p>
+      <w:pPr>
+        <w:tabs>
+          <w:tab w:val="left" w:pos="3257"/>
+        </w:tabs>
+        <w:rPr>
+          <w:color w:val="000000"/>
+        </w:rPr>
+      </w:pPr>
+      <w:r>
+        <w:rPr>
+          <w:b/>
+          <w:bCs/>
+          <w:color w:val="000000"/>
+        </w:rPr>
+        <w:t xml:space="preserve">Úloha 2 </w:t>
+      </w:r>
+      <w:r>
+        <w:rPr>
+          <w:b/>
+          <w:bCs/>
+          <w:color w:val="000000"/>
+        </w:rPr>
+        <w:t>-</w:t>
+      </w:r>
+      <w:r>
+        <w:rPr>
+          <w:b/>
+          <w:bCs/>
+          <w:color w:val="000000"/>
+        </w:rPr>
+        <w:t xml:space="preserve"> Teplota</w:t>
+      </w:r>
+      <w:r>
+        <w:rPr>
+          <w:color w:val="000000"/>
+        </w:rPr>
+        <w:t xml:space="preserve">. </w:t>
+      </w:r>
+      <w:r>
+        <w:rPr>
+          <w:color w:val="000000"/>
+        </w:rPr>
+        <w:t>Napíš program</w:t>
+      </w:r>
+      <w:r>
+        <w:rPr>
+          <w:color w:val="000000"/>
+        </w:rPr>
+        <w:t xml:space="preserve">, </w:t>
+      </w:r>
+      <w:r>
+        <w:rPr>
+          <w:color w:val="000000"/>
+        </w:rPr>
+        <w:t>ktorý</w:t>
+      </w:r>
+      <w:r>
+        <w:rPr>
+          <w:color w:val="000000"/>
+        </w:rPr>
+        <w:t xml:space="preserve"> uloží </w:t>
+      </w:r>
+      <w:r>
+        <w:rPr>
+          <w:color w:val="000000"/>
+        </w:rPr>
+        <w:t>teplotu</w:t>
+      </w:r>
+      <w:r>
+        <w:rPr>
+          <w:color w:val="000000"/>
+        </w:rPr>
+        <w:t xml:space="preserve"> do premennej</w:t>
+      </w:r>
+      <w:r>
+        <w:rPr>
+          <w:rStyle w:val="apple-converted-space"/>
+          <w:color w:val="000000"/>
+        </w:rPr>
+        <w:t> </w:t>
+      </w:r>
+      <w:r>
+        <w:rPr>
+          <w:rStyle w:val="KdHTML"/>
+          <w:rFonts w:asciiTheme="minorHAnsi" w:eastAsiaTheme="majorEastAsia" w:hAnsiTheme="minorHAnsi"/>
+          <w:color w:val="000000"/>
+          <w:sz w:val="24"/>
+          <w:szCs w:val="24"/>
+        </w:rPr>
+        <w:t xml:space="preserve"> </w:t>
+      </w:r>
+      <w:r>
+        <w:rPr>
+          <w:rStyle w:val="KdHTML"/>
+          <w:rFonts w:eastAsiaTheme="majorEastAsia"/>
+          <w:color w:val="000000"/>
+        </w:rPr>
+        <w:t>teplota</w:t>
+      </w:r>
+      <w:r>
+        <w:rPr>
+          <w:rStyle w:val="KdHTML"/>
+          <w:rFonts w:eastAsiaTheme="majorEastAsia"/>
+          <w:color w:val="000000"/>
+        </w:rPr>
+        <w:t xml:space="preserve">. </w:t>
+      </w:r>
+      <w:r>
+        <w:rPr>
+          <w:color w:val="000000"/>
+        </w:rPr>
+        <w:t>Ak je teplota</w:t>
+      </w:r>
+      <w:r>
+        <w:rPr>
+          <w:rStyle w:val="apple-converted-space"/>
+          <w:color w:val="000000"/>
+        </w:rPr>
+        <w:t> </w:t>
+      </w:r>
+      <w:r>
+        <w:rPr>
+          <w:rStyle w:val="Vrazn"/>
+          <w:b w:val="0"/>
+          <w:bCs w:val="0"/>
+          <w:color w:val="000000"/>
+        </w:rPr>
+        <w:t>väčšia ako 25</w:t>
+      </w:r>
+      <w:r>
+        <w:rPr>
+          <w:color w:val="000000"/>
+        </w:rPr>
+        <w:t>, vypíš:</w:t>
+      </w:r>
+      <w:r>
+        <w:rPr>
+          <w:color w:val="000000"/>
+        </w:rPr>
+        <w:t xml:space="preserve"> </w:t>
+      </w:r>
+      <w:r>
+        <w:rPr>
+          <w:color w:val="000000"/>
+        </w:rPr>
+        <w:t>„</w:t>
+      </w:r>
+      <w:r>
+        <w:rPr>
+          <w:i/>
+          <w:iCs/>
+          <w:color w:val="000000"/>
+        </w:rPr>
+        <w:t>Je teplo</w:t>
+      </w:r>
+      <w:r>
+        <w:rPr>
+          <w:color w:val="000000"/>
+        </w:rPr>
+        <w:t>“.</w:t>
+      </w:r>
+    </w:p>
+    <w:p>
+      <w:pPr>
+        <w:tabs>
+          <w:tab w:val="left" w:pos="3257"/>
+        </w:tabs>
+      </w:pPr>
+    </w:p>
+    <w:p>
+      <w:pPr>
+        <w:tabs>
+          <w:tab w:val="left" w:pos="3257"/>
+        </w:tabs>
+        <w:rPr>
+          <w:color w:val="000000"/>
+        </w:rPr>
+      </w:pPr>
+      <w:r>
+        <w:rPr>
+          <w:b/>
+          <w:bCs/>
+          <w:color w:val="000000"/>
+        </w:rPr>
+        <w:t xml:space="preserve">Úloha 3 </w:t>
+      </w:r>
+      <w:r>
+        <w:rPr>
+          <w:b/>
+          <w:bCs/>
+          <w:color w:val="000000"/>
+        </w:rPr>
+        <w:t>-</w:t>
+      </w:r>
+      <w:r>
+        <w:rPr>
+          <w:b/>
+          <w:bCs/>
+          <w:color w:val="000000"/>
+        </w:rPr>
+        <w:t xml:space="preserve"> Heslo</w:t>
+      </w:r>
+      <w:r>
+        <w:rPr>
+          <w:color w:val="000000"/>
+        </w:rPr>
+        <w:t xml:space="preserve"> (if + else)</w:t>
+      </w:r>
+      <w:r>
+        <w:rPr>
+          <w:color w:val="000000"/>
+        </w:rPr>
+        <w:t xml:space="preserve">. </w:t>
+      </w:r>
+      <w:r>
+        <w:rPr>
+          <w:color w:val="000000"/>
+        </w:rPr>
+        <w:t>Program má premennú:</w:t>
+      </w:r>
+      <w:r>
+        <w:rPr>
+          <w:color w:val="000000"/>
+        </w:rPr>
+        <w:t xml:space="preserve"> </w:t>
+      </w:r>
+      <w:r>
+        <w:rPr>
+          <w:color w:val="000000"/>
+        </w:rPr>
+        <w:t>heslo = "</w:t>
+      </w:r>
+      <w:r>
+        <w:rPr>
+          <w:rStyle w:val="KdHTML"/>
+          <w:rFonts w:eastAsiaTheme="majorEastAsia"/>
+          <w:color w:val="000000"/>
+        </w:rPr>
+        <w:t>python</w:t>
+      </w:r>
+      <w:r>
+        <w:rPr>
+          <w:color w:val="000000"/>
+        </w:rPr>
+        <w:t xml:space="preserve"> </w:t>
+      </w:r>
+      <w:r>
+        <w:rPr>
+          <w:color w:val="000000"/>
+        </w:rPr>
+        <w:t>"</w:t>
+      </w:r>
+      <w:r>
+        <w:rPr>
+          <w:color w:val="000000"/>
+        </w:rPr>
+        <w:t xml:space="preserve">. </w:t>
+      </w:r>
+      <w:r>
+        <w:rPr>
+          <w:color w:val="000000"/>
+        </w:rPr>
+        <w:t>Ak je heslo</w:t>
+      </w:r>
+      <w:r>
+        <w:rPr>
+          <w:rStyle w:val="apple-converted-space"/>
+          <w:rFonts w:ascii="-webkit-standard" w:hAnsi="-webkit-standard"/>
+          <w:color w:val="000000"/>
+          <w:sz w:val="27"/>
+          <w:szCs w:val="27"/>
+        </w:rPr>
+        <w:t> </w:t>
+      </w:r>
+      <w:r>
+        <w:rPr>
+          <w:rStyle w:val="KdHTML"/>
+          <w:rFonts w:eastAsiaTheme="majorEastAsia"/>
+          <w:color w:val="000000"/>
+        </w:rPr>
+        <w:t>"python"</w:t>
+      </w:r>
+      <w:r>
+        <w:rPr>
+          <w:rStyle w:val="apple-converted-space"/>
+          <w:rFonts w:ascii="-webkit-standard" w:hAnsi="-webkit-standard"/>
+          <w:color w:val="000000"/>
+          <w:sz w:val="27"/>
+          <w:szCs w:val="27"/>
+        </w:rPr>
+        <w:t> </w:t>
+      </w:r>
+      <w:r>
+        <w:rPr>
+          <w:color w:val="000000"/>
+        </w:rPr>
+        <w:t>vypíš:</w:t>
+      </w:r>
+      <w:r>
+        <w:rPr>
+          <w:color w:val="000000"/>
+        </w:rPr>
+        <w:t xml:space="preserve"> „</w:t>
+      </w:r>
+      <w:r>
+        <w:rPr>
+          <w:i/>
+          <w:iCs/>
+          <w:color w:val="000000"/>
+        </w:rPr>
+        <w:t>Správne heslo</w:t>
+      </w:r>
+      <w:r>
+        <w:rPr>
+          <w:color w:val="000000"/>
+        </w:rPr>
+        <w:t>“</w:t>
+      </w:r>
+      <w:r>
+        <w:rPr>
+          <w:color w:val="000000"/>
+        </w:rPr>
+        <w:t>, inak vypíš „</w:t>
+      </w:r>
+      <w:r>
+        <w:rPr>
+          <w:i/>
+          <w:iCs/>
+          <w:color w:val="000000"/>
+        </w:rPr>
+        <w:t>Nesprávne heslo</w:t>
+      </w:r>
+      <w:r>
+        <w:rPr>
+          <w:color w:val="000000"/>
+        </w:rPr>
+        <w:t>“.</w:t>
+      </w:r>
+    </w:p>
+    <w:p>
+      <w:pPr>
+        <w:tabs>
+          <w:tab w:val="left" w:pos="3257"/>
+        </w:tabs>
+        <w:rPr>
+          <w:color w:val="000000"/>
+        </w:rPr>
+      </w:pPr>
+    </w:p>
+    <w:p>
+      <w:pPr>
+        <w:tabs>
+          <w:tab w:val="left" w:pos="3257"/>
+        </w:tabs>
+        <w:rPr>
+          <w:color w:val="000000"/>
+        </w:rPr>
+      </w:pPr>
+    </w:p>
+    <w:p>
+      <w:pPr>
+        <w:tabs>
+          <w:tab w:val="left" w:pos="3257"/>
+        </w:tabs>
+        <w:rPr>
+          <w:color w:val="000000"/>
+        </w:rPr>
+      </w:pPr>
+    </w:p>
+    <w:p>
+      <w:pPr>
+        <w:tabs>
+          <w:tab w:val="left" w:pos="3257"/>
+        </w:tabs>
+        <w:rPr>
+          <w:color w:val="000000"/>
+        </w:rPr>
+      </w:pPr>
+    </w:p>
+    <w:p>
+      <w:pPr>
+        <w:tabs>
+          <w:tab w:val="left" w:pos="3257"/>
+        </w:tabs>
+        <w:rPr>
+          <w:color w:val="000000"/>
+        </w:rPr>
+      </w:pPr>
+    </w:p>
+    <w:p>
+      <w:pPr>
+        <w:tabs>
+          <w:tab w:val="left" w:pos="3257"/>
+        </w:tabs>
+        <w:rPr>
+          <w:color w:val="000000"/>
+        </w:rPr>
+      </w:pPr>
+    </w:p>
+    <w:p>
+      <w:pPr>
+        <w:tabs>
+          <w:tab w:val="left" w:pos="3257"/>
+        </w:tabs>
+        <w:rPr>
+          <w:color w:val="000000"/>
+        </w:rPr>
+      </w:pPr>
+    </w:p>
+    <w:p>
+      <w:pPr>
+        <w:tabs>
+          <w:tab w:val="left" w:pos="3257"/>
+        </w:tabs>
+        <w:rPr>
+          <w:color w:val="000000"/>
+        </w:rPr>
+      </w:pPr>
+    </w:p>
+    <w:p>
+      <w:pPr>
+        <w:tabs>
+          <w:tab w:val="left" w:pos="3257"/>
+        </w:tabs>
+        <w:rPr>
+          <w:color w:val="000000"/>
+        </w:rPr>
+      </w:pPr>
+    </w:p>
+    <w:p>
+      <w:pPr>
+        <w:tabs>
+          <w:tab w:val="left" w:pos="3257"/>
+        </w:tabs>
+        <w:rPr>
+          <w:color w:val="000000"/>
+        </w:rPr>
+      </w:pPr>
+    </w:p>
+    <w:p>
+      <w:pPr>
+        <w:tabs>
+          <w:tab w:val="left" w:pos="3257"/>
+        </w:tabs>
+        <w:rPr>
+          <w:color w:val="000000"/>
+        </w:rPr>
+      </w:pPr>
+    </w:p>
+    <w:p>
+      <w:pPr>
+        <w:tabs>
+          <w:tab w:val="left" w:pos="3257"/>
+        </w:tabs>
+        <w:rPr>
+          <w:color w:val="000000"/>
+        </w:rPr>
+      </w:pPr>
+    </w:p>
+    <w:p>
+      <w:pPr>
+        <w:tabs>
+          <w:tab w:val="left" w:pos="3257"/>
+        </w:tabs>
+        <w:rPr>
+          <w:color w:val="000000"/>
+        </w:rPr>
+      </w:pPr>
+    </w:p>
+    <w:p>
+      <w:pPr>
+        <w:tabs>
+          <w:tab w:val="left" w:pos="3257"/>
+        </w:tabs>
+      </w:pPr>
+    </w:p>
+    <w:p>
+      <w:pPr>
+        <w:shd w:val="clear" w:color="auto" w:fill="DAE9F7" w:themeFill="text2" w:themeFillTint="1A"/>
+        <w:jc w:val="center"/>
+        <w:rPr>
+          <w:rFonts w:ascii="Aptos" w:hAnsi="Aptos" w:cs="Courier New"/>
+          <w:b/>
+          <w:bCs/>
+          <w:sz w:val="36"/>
+          <w:szCs w:val="36"/>
+        </w:rPr>
+      </w:pPr>
+      <w:r>
+        <w:rPr>
+          <w:rFonts w:ascii="Aptos" w:hAnsi="Aptos" w:cs="Courier New"/>
+          <w:b/>
+          <w:bCs/>
+          <w:sz w:val="36"/>
+          <w:szCs w:val="36"/>
+        </w:rPr>
+        <w:lastRenderedPageBreak/>
+        <w:t>6</w:t>
+      </w:r>
+      <w:r>
+        <w:rPr>
+          <w:rFonts w:ascii="Aptos" w:hAnsi="Aptos" w:cs="Courier New"/>
+          <w:b/>
+          <w:bCs/>
+          <w:sz w:val="36"/>
+          <w:szCs w:val="36"/>
+        </w:rPr>
+        <w:t xml:space="preserve"> </w:t>
+      </w:r>
+      <w:r>
+        <w:rPr>
+          <w:rFonts w:ascii="Aptos" w:hAnsi="Aptos" w:cs="Courier New"/>
+          <w:b/>
+          <w:bCs/>
+          <w:sz w:val="36"/>
+          <w:szCs w:val="36"/>
+        </w:rPr>
+        <w:t>i</w:t>
+      </w:r>
+      <w:r>
+        <w:rPr>
+          <w:rFonts w:ascii="Aptos" w:hAnsi="Aptos" w:cs="Courier New"/>
+          <w:b/>
+          <w:bCs/>
+          <w:sz w:val="36"/>
+          <w:szCs w:val="36"/>
+        </w:rPr>
+        <w:t>nput</w:t>
+      </w:r>
+      <w:r>
+        <w:rPr>
+          <w:rFonts w:ascii="Aptos" w:hAnsi="Aptos" w:cs="Courier New"/>
+          <w:b/>
+          <w:bCs/>
+          <w:sz w:val="36"/>
+          <w:szCs w:val="36"/>
+        </w:rPr>
+        <w:t>()</w:t>
+      </w:r>
+      <w:r>
+        <w:rPr>
+          <w:rFonts w:ascii="Aptos" w:hAnsi="Aptos" w:cs="Courier New"/>
+          <w:b/>
+          <w:bCs/>
+          <w:sz w:val="36"/>
+          <w:szCs w:val="36"/>
+        </w:rPr>
+        <w:t xml:space="preserve"> - vstup od používateľa</w:t>
+      </w:r>
+    </w:p>
+    <w:p>
+      <w:pPr>
+        <w:tabs>
+          <w:tab w:val="left" w:pos="3257"/>
+        </w:tabs>
+      </w:pPr>
+    </w:p>
+    <w:p>
+      <w:pPr>
+        <w:outlineLvl w:val="1"/>
+        <w:rPr>
+          <w:rFonts w:eastAsia="Times New Roman" w:cs="Times New Roman"/>
+          <w:b/>
+          <w:bCs/>
+          <w:noProof w:val="0"/>
+          <w:color w:val="000000"/>
+          <w:kern w:val="0"/>
+          <w:sz w:val="36"/>
+          <w:szCs w:val="36"/>
+          <w:lang w:eastAsia="sk-SK"/>
+          <w14:ligatures w14:val="none"/>
+        </w:rPr>
+      </w:pPr>
+      <w:r>
+        <w:rPr>
+          <w:rFonts w:ascii="Apple Color Emoji" w:eastAsia="Times New Roman" w:hAnsi="Apple Color Emoji" w:cs="Apple Color Emoji"/>
+          <w:b/>
+          <w:bCs/>
+          <w:noProof w:val="0"/>
+          <w:color w:val="000000"/>
+          <w:kern w:val="0"/>
+          <w:sz w:val="36"/>
+          <w:szCs w:val="36"/>
+          <w:lang w:eastAsia="sk-SK"/>
+          <w14:ligatures w14:val="none"/>
+        </w:rPr>
+        <w:t>🧠</w:t>
+      </w:r>
+      <w:r>
+        <w:rPr>
+          <w:rFonts w:eastAsia="Times New Roman" w:cs="Times New Roman"/>
+          <w:b/>
+          <w:bCs/>
+          <w:noProof w:val="0"/>
+          <w:color w:val="000000"/>
+          <w:kern w:val="0"/>
+          <w:sz w:val="36"/>
+          <w:szCs w:val="36"/>
+          <w:lang w:eastAsia="sk-SK"/>
+          <w14:ligatures w14:val="none"/>
+        </w:rPr>
+        <w:t xml:space="preserve"> Čo je </w:t>
+      </w:r>
+      <w:proofErr w:type="spellStart"/>
+      <w:r>
+        <w:rPr>
+          <w:rFonts w:eastAsia="Times New Roman" w:cs="Courier New"/>
+          <w:b/>
+          <w:bCs/>
+          <w:color w:val="000000"/>
+          <w:kern w:val="0"/>
+          <w:sz w:val="36"/>
+          <w:szCs w:val="36"/>
+          <w:lang w:eastAsia="sk-SK"/>
+          <w14:ligatures w14:val="none"/>
+        </w:rPr>
+        <w:t>input</w:t>
+      </w:r>
+      <w:proofErr w:type="spellEnd"/>
+      <w:r>
+        <w:rPr>
+          <w:rFonts w:eastAsia="Times New Roman" w:cs="Courier New"/>
+          <w:b/>
+          <w:bCs/>
+          <w:noProof w:val="0"/>
+          <w:color w:val="000000"/>
+          <w:kern w:val="0"/>
+          <w:sz w:val="36"/>
+          <w:szCs w:val="36"/>
+          <w:lang w:eastAsia="sk-SK"/>
+          <w14:ligatures w14:val="none"/>
+        </w:rPr>
+        <w:t>()</w:t>
+      </w:r>
+      <w:r>
+        <w:rPr>
+          <w:rFonts w:eastAsia="Times New Roman" w:cs="Times New Roman"/>
+          <w:b/>
+          <w:bCs/>
+          <w:noProof w:val="0"/>
+          <w:color w:val="000000"/>
+          <w:kern w:val="0"/>
+          <w:sz w:val="36"/>
+          <w:szCs w:val="36"/>
+          <w:lang w:eastAsia="sk-SK"/>
+          <w14:ligatures w14:val="none"/>
+        </w:rPr>
+        <w:t>?</w:t>
+      </w:r>
+    </w:p>
+    <w:p>
+      <w:pPr>
+        <w:outlineLvl w:val="1"/>
+        <w:rPr>
+          <w:rFonts w:eastAsia="Times New Roman" w:cs="Times New Roman"/>
+          <w:color w:val="000000"/>
+          <w:kern w:val="0"/>
+          <w:lang w:eastAsia="sk-SK"/>
+          <w14:ligatures w14:val="none"/>
+        </w:rPr>
+      </w:pPr>
+      <w:r>
+        <w:rPr>
+          <w:rFonts w:eastAsia="Times New Roman" w:cs="Courier New"/>
+          <w:color w:val="000000"/>
+          <w:kern w:val="0"/>
+          <w:lang w:eastAsia="sk-SK"/>
+          <w14:ligatures w14:val="none"/>
+        </w:rPr>
+        <w:t>input()</w:t>
+      </w:r>
+      <w:r>
+        <w:rPr>
+          <w:rFonts w:eastAsia="Times New Roman" w:cs="Times New Roman"/>
+          <w:color w:val="000000"/>
+          <w:kern w:val="0"/>
+          <w:lang w:eastAsia="sk-SK"/>
+          <w14:ligatures w14:val="none"/>
+        </w:rPr>
+        <w:t xml:space="preserve"> znamená, že program </w:t>
+      </w:r>
+      <w:r>
+        <w:rPr>
+          <w:rFonts w:eastAsia="Times New Roman" w:cs="Times New Roman"/>
+          <w:b/>
+          <w:bCs/>
+          <w:color w:val="000000"/>
+          <w:kern w:val="0"/>
+          <w:lang w:eastAsia="sk-SK"/>
+          <w14:ligatures w14:val="none"/>
+        </w:rPr>
+        <w:t>sa opýta</w:t>
+      </w:r>
+      <w:r>
+        <w:rPr>
+          <w:rFonts w:eastAsia="Times New Roman" w:cs="Times New Roman"/>
+          <w:color w:val="000000"/>
+          <w:kern w:val="0"/>
+          <w:lang w:eastAsia="sk-SK"/>
+          <w14:ligatures w14:val="none"/>
+        </w:rPr>
+        <w:t xml:space="preserve"> používateľa na nejakú hodnotu.</w:t>
+      </w:r>
+    </w:p>
+    <w:p>
+      <w:pPr>
+        <w:outlineLvl w:val="1"/>
+        <w:rPr>
+          <w:color w:val="000000"/>
+        </w:rPr>
+      </w:pPr>
+      <w:r>
+        <w:rPr>
+          <w:color w:val="000000"/>
+        </w:rPr>
+        <w:t>Príklad:</w:t>
+      </w:r>
+    </w:p>
+    <w:p>
+      <w:pPr>
+        <w:outlineLvl w:val="1"/>
+        <w:rPr>
+          <w:rFonts w:ascii="-webkit-standard" w:hAnsi="-webkit-standard"/>
+          <w:color w:val="000000"/>
+          <w:sz w:val="27"/>
+          <w:szCs w:val="27"/>
+        </w:rPr>
+      </w:pPr>
+    </w:p>
+    <w:p>
+      <w:pPr>
+        <w:pBdr>
+          <w:top w:val="single" w:sz="4" w:space="1" w:color="auto"/>
+          <w:left w:val="single" w:sz="4" w:space="4" w:color="auto"/>
+          <w:bottom w:val="single" w:sz="4" w:space="1" w:color="auto"/>
+          <w:right w:val="single" w:sz="4" w:space="4" w:color="auto"/>
+        </w:pBdr>
+        <w:outlineLvl w:val="1"/>
+        <w:rPr>
+          <w:rFonts w:eastAsia="Times New Roman" w:cs="Times New Roman"/>
+          <w:b/>
+          <w:bCs/>
+          <w:color w:val="000000"/>
+          <w:kern w:val="0"/>
+          <w:lang w:eastAsia="sk-SK"/>
+          <w14:ligatures w14:val="none"/>
+        </w:rPr>
+      </w:pPr>
+      <w:r>
+        <w:rPr>
+          <w:rFonts w:eastAsia="Times New Roman" w:cs="Times New Roman"/>
+          <w:b/>
+          <w:bCs/>
+          <w:color w:val="000000"/>
+          <w:kern w:val="0"/>
+          <w:lang w:eastAsia="sk-SK"/>
+          <w14:ligatures w14:val="none"/>
+        </w:rPr>
+        <w:t>meno = input("Zadaj svoje meno: ")</w:t>
+      </w:r>
+    </w:p>
+    <w:p>
+      <w:pPr>
+        <w:pBdr>
+          <w:top w:val="single" w:sz="4" w:space="1" w:color="auto"/>
+          <w:left w:val="single" w:sz="4" w:space="4" w:color="auto"/>
+          <w:bottom w:val="single" w:sz="4" w:space="1" w:color="auto"/>
+          <w:right w:val="single" w:sz="4" w:space="4" w:color="auto"/>
+        </w:pBdr>
+        <w:outlineLvl w:val="1"/>
+        <w:rPr>
+          <w:rFonts w:eastAsia="Times New Roman" w:cs="Times New Roman"/>
+          <w:b/>
+          <w:bCs/>
+          <w:color w:val="000000"/>
+          <w:kern w:val="0"/>
+          <w:lang w:eastAsia="sk-SK"/>
+          <w14:ligatures w14:val="none"/>
+        </w:rPr>
+      </w:pPr>
+      <w:r>
+        <w:rPr>
+          <w:rFonts w:eastAsia="Times New Roman" w:cs="Times New Roman"/>
+          <w:b/>
+          <w:bCs/>
+          <w:color w:val="000000"/>
+          <w:kern w:val="0"/>
+          <w:lang w:eastAsia="sk-SK"/>
+          <w14:ligatures w14:val="none"/>
+        </w:rPr>
+        <w:t>print("Ahoj", meno)</w:t>
+      </w:r>
+    </w:p>
+    <w:p>
+      <w:pPr>
+        <w:rPr>
+          <w:i/>
+          <w:iCs/>
+          <w:color w:val="000000"/>
+        </w:rPr>
+      </w:pPr>
+      <w:r>
+        <w:rPr>
+          <w:color w:val="000000"/>
+        </w:rPr>
+        <w:t>Program sa opýta:</w:t>
+      </w:r>
+      <w:r>
+        <w:rPr>
+          <w:color w:val="000000"/>
+        </w:rPr>
+        <w:t xml:space="preserve"> </w:t>
+      </w:r>
+      <w:r>
+        <w:rPr>
+          <w:i/>
+          <w:iCs/>
+          <w:color w:val="000000"/>
+        </w:rPr>
+        <w:t>Zadaj svoje meno</w:t>
+      </w:r>
+    </w:p>
+    <w:p>
+      <w:pPr>
+        <w:rPr>
+          <w:i/>
+          <w:iCs/>
+          <w:color w:val="000000"/>
+        </w:rPr>
+      </w:pPr>
+      <w:r>
+        <w:rPr>
+          <w:color w:val="000000"/>
+        </w:rPr>
+        <w:t>Používateľ napíše napr.:</w:t>
+      </w:r>
+      <w:r>
+        <w:rPr>
+          <w:color w:val="000000"/>
+        </w:rPr>
+        <w:t xml:space="preserve"> </w:t>
+      </w:r>
+      <w:r>
+        <w:rPr>
+          <w:i/>
+          <w:iCs/>
+          <w:color w:val="000000"/>
+        </w:rPr>
+        <w:t>Peter</w:t>
+      </w:r>
+    </w:p>
+    <w:p>
+      <w:pPr>
+        <w:rPr>
+          <w:i/>
+          <w:iCs/>
+        </w:rPr>
+      </w:pPr>
+      <w:r>
+        <w:rPr>
+          <w:color w:val="000000"/>
+        </w:rPr>
+        <w:t>Výstup bude:</w:t>
+      </w:r>
+      <w:r>
+        <w:t xml:space="preserve"> </w:t>
+      </w:r>
+      <w:r>
+        <w:rPr>
+          <w:i/>
+          <w:iCs/>
+          <w:color w:val="000000"/>
+        </w:rPr>
+        <w:t>Ahoj Peter</w:t>
+      </w:r>
+    </w:p>
+    <w:p>
+      <w:pPr>
+        <w:pStyle w:val="Normlnywebov"/>
+        <w:rPr>
+          <w:rStyle w:val="Vrazn"/>
+          <w:rFonts w:asciiTheme="minorHAnsi" w:eastAsiaTheme="majorEastAsia" w:hAnsiTheme="minorHAnsi"/>
+          <w:noProof/>
+          <w:color w:val="000000"/>
+        </w:rPr>
+      </w:pPr>
+      <w:r>
+        <w:rPr>
+          <w:rFonts w:ascii="Apple Color Emoji" w:hAnsi="Apple Color Emoji" w:cs="Apple Color Emoji"/>
+          <w:color w:val="000000"/>
+        </w:rPr>
+        <w:t>👉</w:t>
+      </w:r>
+      <w:r>
+        <w:rPr>
+          <w:rStyle w:val="apple-converted-space"/>
+          <w:rFonts w:asciiTheme="minorHAnsi" w:eastAsiaTheme="majorEastAsia" w:hAnsiTheme="minorHAnsi"/>
+          <w:color w:val="000000"/>
+        </w:rPr>
+        <w:t> </w:t>
+      </w:r>
+      <w:r>
+        <w:rPr>
+          <w:rStyle w:val="KdHTML"/>
+          <w:rFonts w:asciiTheme="minorHAnsi" w:eastAsiaTheme="majorEastAsia" w:hAnsiTheme="minorHAnsi"/>
+          <w:noProof/>
+          <w:color w:val="000000"/>
+          <w:sz w:val="24"/>
+          <w:szCs w:val="24"/>
+        </w:rPr>
+        <w:t>input()</w:t>
+      </w:r>
+      <w:r>
+        <w:rPr>
+          <w:rStyle w:val="apple-converted-space"/>
+          <w:rFonts w:asciiTheme="minorHAnsi" w:eastAsiaTheme="majorEastAsia" w:hAnsiTheme="minorHAnsi"/>
+          <w:noProof/>
+          <w:color w:val="000000"/>
+        </w:rPr>
+        <w:t> </w:t>
+      </w:r>
+      <w:r>
+        <w:rPr>
+          <w:rFonts w:asciiTheme="minorHAnsi" w:hAnsiTheme="minorHAnsi"/>
+          <w:noProof/>
+          <w:color w:val="000000"/>
+        </w:rPr>
+        <w:t>vždy</w:t>
+      </w:r>
+      <w:r>
+        <w:rPr>
+          <w:rStyle w:val="apple-converted-space"/>
+          <w:rFonts w:asciiTheme="minorHAnsi" w:eastAsiaTheme="majorEastAsia" w:hAnsiTheme="minorHAnsi"/>
+          <w:noProof/>
+          <w:color w:val="000000"/>
+        </w:rPr>
+        <w:t> </w:t>
+      </w:r>
+      <w:r>
+        <w:rPr>
+          <w:rStyle w:val="Vrazn"/>
+          <w:rFonts w:asciiTheme="minorHAnsi" w:eastAsiaTheme="majorEastAsia" w:hAnsiTheme="minorHAnsi"/>
+          <w:noProof/>
+          <w:color w:val="000000"/>
+        </w:rPr>
+        <w:t>vracia text (string)</w:t>
+      </w:r>
+    </w:p>
+    <w:p>
+      <w:pPr>
+        <w:pStyle w:val="Normlnywebov"/>
+        <w:rPr>
+          <w:rFonts w:asciiTheme="minorHAnsi" w:hAnsiTheme="minorHAnsi"/>
+          <w:noProof/>
+          <w:color w:val="000000"/>
+        </w:rPr>
+      </w:pPr>
+    </w:p>
+    <w:p>
+      <w:pPr>
+        <w:rPr>
+          <w:rFonts w:cs="Apple Color Emoji"/>
+          <w:color w:val="000000"/>
+        </w:rPr>
+      </w:pPr>
+      <w:r>
+        <w:rPr>
+          <w:rFonts w:cs="Apple Color Emoji"/>
+          <w:color w:val="000000"/>
+        </w:rPr>
+        <w:t>__________________</w:t>
+      </w:r>
+      <w:r>
+        <w:rPr>
+          <w:rFonts w:cs="Apple Color Emoji"/>
+          <w:color w:val="000000"/>
+        </w:rPr>
+        <w:t>________________________________________________________________</w:t>
+      </w:r>
+    </w:p>
+    <w:p>
+      <w:pPr>
+        <w:rPr>
+          <w:rFonts w:cs="Apple Color Emoji"/>
+          <w:color w:val="000000"/>
+        </w:rPr>
+      </w:pPr>
+    </w:p>
+    <w:p>
+      <w:pPr>
+        <w:rPr>
+          <w:b/>
+          <w:bCs/>
+          <w:color w:val="000000"/>
+          <w:sz w:val="36"/>
+          <w:szCs w:val="36"/>
+        </w:rPr>
+      </w:pPr>
+      <w:r>
+        <w:rPr>
+          <w:rFonts w:ascii="Apple Color Emoji" w:hAnsi="Apple Color Emoji" w:cs="Apple Color Emoji"/>
+          <w:b/>
+          <w:bCs/>
+          <w:color w:val="000000"/>
+          <w:sz w:val="36"/>
+          <w:szCs w:val="36"/>
+        </w:rPr>
+        <w:t>🔢</w:t>
+      </w:r>
+      <w:r>
+        <w:rPr>
+          <w:rStyle w:val="apple-converted-space"/>
+          <w:b/>
+          <w:bCs/>
+          <w:color w:val="000000"/>
+          <w:sz w:val="36"/>
+          <w:szCs w:val="36"/>
+        </w:rPr>
+        <w:t> </w:t>
+      </w:r>
+      <w:r>
+        <w:rPr>
+          <w:rStyle w:val="KdHTML"/>
+          <w:rFonts w:asciiTheme="minorHAnsi" w:eastAsiaTheme="majorEastAsia" w:hAnsiTheme="minorHAnsi"/>
+          <w:b/>
+          <w:bCs/>
+          <w:color w:val="000000"/>
+          <w:sz w:val="36"/>
+          <w:szCs w:val="36"/>
+        </w:rPr>
+        <w:t>input()</w:t>
+      </w:r>
+      <w:r>
+        <w:rPr>
+          <w:rStyle w:val="apple-converted-space"/>
+          <w:b/>
+          <w:bCs/>
+          <w:color w:val="000000"/>
+          <w:sz w:val="36"/>
+          <w:szCs w:val="36"/>
+        </w:rPr>
+        <w:t> </w:t>
+      </w:r>
+      <w:r>
+        <w:rPr>
+          <w:b/>
+          <w:bCs/>
+          <w:color w:val="000000"/>
+          <w:sz w:val="36"/>
+          <w:szCs w:val="36"/>
+        </w:rPr>
+        <w:t>a</w:t>
+      </w:r>
+      <w:r>
+        <w:rPr>
+          <w:b/>
+          <w:bCs/>
+          <w:color w:val="000000"/>
+          <w:sz w:val="36"/>
+          <w:szCs w:val="36"/>
+        </w:rPr>
+        <w:t> </w:t>
+      </w:r>
+      <w:r>
+        <w:rPr>
+          <w:b/>
+          <w:bCs/>
+          <w:color w:val="000000"/>
+          <w:sz w:val="36"/>
+          <w:szCs w:val="36"/>
+        </w:rPr>
+        <w:t>čísla</w:t>
+      </w:r>
+    </w:p>
+    <w:p>
+      <w:pPr>
+        <w:rPr>
+          <w:color w:val="000000"/>
+        </w:rPr>
+      </w:pPr>
+      <w:r>
+        <w:rPr>
+          <w:color w:val="000000"/>
+        </w:rPr>
+        <w:t>Ak chceme pracovať s číslami (napr. vek, body), musíme použiť</w:t>
+      </w:r>
+      <w:r>
+        <w:rPr>
+          <w:rStyle w:val="apple-converted-space"/>
+          <w:color w:val="000000"/>
+        </w:rPr>
+        <w:t> </w:t>
+      </w:r>
+      <w:r>
+        <w:rPr>
+          <w:rStyle w:val="KdHTML"/>
+          <w:rFonts w:asciiTheme="minorHAnsi" w:eastAsiaTheme="majorEastAsia" w:hAnsiTheme="minorHAnsi"/>
+          <w:b/>
+          <w:bCs/>
+          <w:color w:val="000000"/>
+          <w:sz w:val="24"/>
+          <w:szCs w:val="24"/>
+        </w:rPr>
+        <w:t>int()</w:t>
+      </w:r>
+      <w:r>
+        <w:rPr>
+          <w:color w:val="000000"/>
+        </w:rPr>
+        <w:t>.</w:t>
+      </w:r>
+    </w:p>
+    <w:p>
+      <w:pPr>
+        <w:rPr>
+          <w:rFonts w:cs="Apple Color Emoji"/>
+          <w:b/>
+          <w:bCs/>
+          <w:color w:val="000000"/>
+        </w:rPr>
+      </w:pPr>
+      <w:r>
+        <w:rPr>
+          <w:color w:val="000000"/>
+        </w:rPr>
+        <w:t>Príklad:</w:t>
+      </w:r>
+    </w:p>
+    <w:p>
+      <w:pPr>
+        <w:pBdr>
+          <w:top w:val="single" w:sz="4" w:space="1" w:color="auto"/>
+          <w:left w:val="single" w:sz="4" w:space="4" w:color="auto"/>
+          <w:bottom w:val="single" w:sz="4" w:space="1" w:color="auto"/>
+          <w:right w:val="single" w:sz="4" w:space="4" w:color="auto"/>
+        </w:pBdr>
+        <w:rPr>
+          <w:rFonts w:ascii="Aptos" w:hAnsi="Aptos"/>
+        </w:rPr>
+      </w:pPr>
+      <w:r>
+        <w:rPr>
+          <w:rFonts w:ascii="Aptos" w:hAnsi="Aptos"/>
+        </w:rPr>
+        <w:t>vek = int(input("Zadaj svoj vek: "))</w:t>
+      </w:r>
+    </w:p>
+    <w:p>
+      <w:pPr>
+        <w:pBdr>
+          <w:top w:val="single" w:sz="4" w:space="1" w:color="auto"/>
+          <w:left w:val="single" w:sz="4" w:space="4" w:color="auto"/>
+          <w:bottom w:val="single" w:sz="4" w:space="1" w:color="auto"/>
+          <w:right w:val="single" w:sz="4" w:space="4" w:color="auto"/>
+        </w:pBdr>
+        <w:rPr>
+          <w:rFonts w:ascii="Aptos" w:hAnsi="Aptos"/>
+        </w:rPr>
+      </w:pPr>
+    </w:p>
+    <w:p>
+      <w:pPr>
+        <w:pBdr>
+          <w:top w:val="single" w:sz="4" w:space="1" w:color="auto"/>
+          <w:left w:val="single" w:sz="4" w:space="4" w:color="auto"/>
+          <w:bottom w:val="single" w:sz="4" w:space="1" w:color="auto"/>
+          <w:right w:val="single" w:sz="4" w:space="4" w:color="auto"/>
+        </w:pBdr>
+        <w:rPr>
+          <w:rFonts w:ascii="Aptos" w:hAnsi="Aptos"/>
+        </w:rPr>
+      </w:pPr>
+      <w:r>
+        <w:rPr>
+          <w:rFonts w:ascii="Aptos" w:hAnsi="Aptos"/>
+        </w:rPr>
+        <w:t>if vek &gt;= 18:</w:t>
+      </w:r>
+    </w:p>
+    <w:p>
+      <w:pPr>
+        <w:pBdr>
+          <w:top w:val="single" w:sz="4" w:space="1" w:color="auto"/>
+          <w:left w:val="single" w:sz="4" w:space="4" w:color="auto"/>
+          <w:bottom w:val="single" w:sz="4" w:space="1" w:color="auto"/>
+          <w:right w:val="single" w:sz="4" w:space="4" w:color="auto"/>
+        </w:pBdr>
+        <w:rPr>
+          <w:rFonts w:ascii="Aptos" w:hAnsi="Aptos"/>
+        </w:rPr>
+      </w:pPr>
+      <w:r>
+        <w:rPr>
+          <w:rFonts w:ascii="Aptos" w:hAnsi="Aptos"/>
+        </w:rPr>
+        <w:t xml:space="preserve">    print("Si dospelý")</w:t>
+      </w:r>
+    </w:p>
+    <w:p>
+      <w:pPr>
+        <w:pBdr>
+          <w:top w:val="single" w:sz="4" w:space="1" w:color="auto"/>
+          <w:left w:val="single" w:sz="4" w:space="4" w:color="auto"/>
+          <w:bottom w:val="single" w:sz="4" w:space="1" w:color="auto"/>
+          <w:right w:val="single" w:sz="4" w:space="4" w:color="auto"/>
+        </w:pBdr>
+        <w:rPr>
+          <w:rFonts w:ascii="Aptos" w:hAnsi="Aptos"/>
+        </w:rPr>
+      </w:pPr>
+      <w:r>
+        <w:rPr>
+          <w:rFonts w:ascii="Aptos" w:hAnsi="Aptos"/>
+        </w:rPr>
+        <w:t>else:</w:t>
+      </w:r>
+    </w:p>
+    <w:p>
+      <w:pPr>
+        <w:pBdr>
+          <w:top w:val="single" w:sz="4" w:space="1" w:color="auto"/>
+          <w:left w:val="single" w:sz="4" w:space="4" w:color="auto"/>
+          <w:bottom w:val="single" w:sz="4" w:space="1" w:color="auto"/>
+          <w:right w:val="single" w:sz="4" w:space="4" w:color="auto"/>
+        </w:pBdr>
+        <w:rPr>
+          <w:rFonts w:ascii="Aptos" w:hAnsi="Aptos"/>
+        </w:rPr>
+      </w:pPr>
+      <w:r>
+        <w:rPr>
+          <w:rFonts w:ascii="Aptos" w:hAnsi="Aptos"/>
+        </w:rPr>
+        <w:t xml:space="preserve">    print("Si ešte mladý")</w:t>
+      </w:r>
+    </w:p>
+    <w:p>
+      <w:pPr>
+        <w:rPr>
+          <w:rFonts w:ascii="Aptos" w:hAnsi="Aptos"/>
+        </w:rPr>
+      </w:pPr>
+    </w:p>
+    <w:p>
+      <w:pPr>
+        <w:rPr>
+          <w:color w:val="000000"/>
+        </w:rPr>
+      </w:pPr>
+      <w:r>
+        <w:rPr>
+          <w:b/>
+          <w:bCs/>
+          <w:color w:val="000000"/>
+        </w:rPr>
+        <w:t>Program</w:t>
+      </w:r>
+      <w:r>
+        <w:rPr>
+          <w:color w:val="000000"/>
+        </w:rPr>
+        <w:t>:</w:t>
+      </w:r>
+    </w:p>
+    <w:p>
+      <w:pPr>
+        <w:rPr>
+          <w:i/>
+          <w:iCs/>
+        </w:rPr>
+      </w:pPr>
+      <w:r>
+        <w:rPr>
+          <w:i/>
+          <w:iCs/>
+        </w:rPr>
+        <w:t>Zadaj svoj vek: 20</w:t>
+      </w:r>
+    </w:p>
+    <w:p>
+      <w:pPr>
+        <w:rPr>
+          <w:color w:val="000000"/>
+        </w:rPr>
+      </w:pPr>
+      <w:r>
+        <w:rPr>
+          <w:b/>
+          <w:bCs/>
+          <w:color w:val="000000"/>
+        </w:rPr>
+        <w:t>Výstup</w:t>
+      </w:r>
+      <w:r>
+        <w:rPr>
+          <w:color w:val="000000"/>
+        </w:rPr>
+        <w:t>:</w:t>
+      </w:r>
+    </w:p>
+    <w:p>
+      <w:pPr>
+        <w:rPr>
+          <w:i/>
+          <w:iCs/>
+          <w:color w:val="000000"/>
+        </w:rPr>
+      </w:pPr>
+      <w:r>
+        <w:rPr>
+          <w:i/>
+          <w:iCs/>
+          <w:color w:val="000000"/>
+        </w:rPr>
+        <w:t>Si dospelý</w:t>
+      </w:r>
+    </w:p>
+    <w:p>
+      <w:pPr>
+        <w:rPr>
+          <w:rFonts w:ascii="Aptos" w:hAnsi="Aptos"/>
+        </w:rPr>
+      </w:pPr>
+    </w:p>
+    <w:p>
+      <w:pPr>
+        <w:rPr>
+          <w:color w:val="000000"/>
+        </w:rPr>
+      </w:pPr>
+      <w:r>
+        <w:rPr>
+          <w:color w:val="000000"/>
+        </w:rPr>
+        <w:t>Príklad</w:t>
+      </w:r>
+      <w:r>
+        <w:rPr>
+          <w:color w:val="000000"/>
+        </w:rPr>
+        <w:t xml:space="preserve"> 2</w:t>
+      </w:r>
+      <w:r>
+        <w:rPr>
+          <w:color w:val="000000"/>
+        </w:rPr>
+        <w:t>:</w:t>
+      </w:r>
+    </w:p>
+    <w:p>
+      <w:pPr>
+        <w:pBdr>
+          <w:top w:val="single" w:sz="4" w:space="1" w:color="auto"/>
+          <w:left w:val="single" w:sz="4" w:space="4" w:color="auto"/>
+          <w:bottom w:val="single" w:sz="4" w:space="1" w:color="auto"/>
+          <w:right w:val="single" w:sz="4" w:space="4" w:color="auto"/>
+        </w:pBdr>
+        <w:rPr>
+          <w:rFonts w:cs="Apple Color Emoji"/>
+          <w:color w:val="000000"/>
+        </w:rPr>
+      </w:pPr>
+      <w:r>
+        <w:rPr>
+          <w:rFonts w:cs="Apple Color Emoji"/>
+          <w:color w:val="000000"/>
+        </w:rPr>
+        <w:t>cislo = int(input("Zadaj číslo: "))</w:t>
+      </w:r>
+    </w:p>
+    <w:p>
+      <w:pPr>
+        <w:pBdr>
+          <w:top w:val="single" w:sz="4" w:space="1" w:color="auto"/>
+          <w:left w:val="single" w:sz="4" w:space="4" w:color="auto"/>
+          <w:bottom w:val="single" w:sz="4" w:space="1" w:color="auto"/>
+          <w:right w:val="single" w:sz="4" w:space="4" w:color="auto"/>
+        </w:pBdr>
+        <w:rPr>
+          <w:rFonts w:cs="Apple Color Emoji"/>
+          <w:color w:val="000000"/>
+        </w:rPr>
+      </w:pPr>
+    </w:p>
+    <w:p>
+      <w:pPr>
+        <w:pBdr>
+          <w:top w:val="single" w:sz="4" w:space="1" w:color="auto"/>
+          <w:left w:val="single" w:sz="4" w:space="4" w:color="auto"/>
+          <w:bottom w:val="single" w:sz="4" w:space="1" w:color="auto"/>
+          <w:right w:val="single" w:sz="4" w:space="4" w:color="auto"/>
+        </w:pBdr>
+        <w:rPr>
+          <w:rFonts w:cs="Apple Color Emoji"/>
+          <w:color w:val="000000"/>
+        </w:rPr>
+      </w:pPr>
+      <w:r>
+        <w:rPr>
+          <w:rFonts w:cs="Apple Color Emoji"/>
+          <w:color w:val="000000"/>
+        </w:rPr>
+        <w:t>if cislo &gt; 0:</w:t>
+      </w:r>
+    </w:p>
+    <w:p>
+      <w:pPr>
+        <w:pBdr>
+          <w:top w:val="single" w:sz="4" w:space="1" w:color="auto"/>
+          <w:left w:val="single" w:sz="4" w:space="4" w:color="auto"/>
+          <w:bottom w:val="single" w:sz="4" w:space="1" w:color="auto"/>
+          <w:right w:val="single" w:sz="4" w:space="4" w:color="auto"/>
+        </w:pBdr>
+        <w:rPr>
+          <w:rFonts w:cs="Apple Color Emoji"/>
+          <w:color w:val="000000"/>
+        </w:rPr>
+      </w:pPr>
+      <w:r>
+        <w:rPr>
+          <w:rFonts w:cs="Apple Color Emoji"/>
+          <w:color w:val="000000"/>
+        </w:rPr>
+        <w:t xml:space="preserve">    print("Číslo je kladné")</w:t>
+      </w:r>
+    </w:p>
+    <w:p>
+      <w:pPr>
+        <w:pBdr>
+          <w:top w:val="single" w:sz="4" w:space="1" w:color="auto"/>
+          <w:left w:val="single" w:sz="4" w:space="4" w:color="auto"/>
+          <w:bottom w:val="single" w:sz="4" w:space="1" w:color="auto"/>
+          <w:right w:val="single" w:sz="4" w:space="4" w:color="auto"/>
+        </w:pBdr>
+        <w:rPr>
+          <w:rFonts w:cs="Apple Color Emoji"/>
+          <w:color w:val="000000"/>
+        </w:rPr>
+      </w:pPr>
+      <w:r>
+        <w:rPr>
+          <w:rFonts w:cs="Apple Color Emoji"/>
+          <w:color w:val="000000"/>
+        </w:rPr>
+        <w:t>else:</w:t>
+      </w:r>
+    </w:p>
+    <w:p>
+      <w:pPr>
+        <w:pBdr>
+          <w:top w:val="single" w:sz="4" w:space="1" w:color="auto"/>
+          <w:left w:val="single" w:sz="4" w:space="4" w:color="auto"/>
+          <w:bottom w:val="single" w:sz="4" w:space="1" w:color="auto"/>
+          <w:right w:val="single" w:sz="4" w:space="4" w:color="auto"/>
+        </w:pBdr>
+        <w:rPr>
+          <w:rFonts w:cs="Apple Color Emoji"/>
+          <w:color w:val="000000"/>
+        </w:rPr>
+      </w:pPr>
+      <w:r>
+        <w:rPr>
+          <w:rFonts w:cs="Apple Color Emoji"/>
+          <w:color w:val="000000"/>
+        </w:rPr>
+        <w:t xml:space="preserve">    print("Číslo je záporné alebo nula")</w:t>
+      </w:r>
+    </w:p>
+    <w:p>
+      <w:pPr>
+        <w:rPr>
+          <w:rFonts w:ascii="Aptos" w:hAnsi="Aptos"/>
+        </w:rPr>
+      </w:pPr>
+    </w:p>
+    <w:p>
+      <w:pPr>
+        <w:rPr>
+          <w:rFonts w:ascii="Aptos" w:hAnsi="Aptos"/>
+        </w:rPr>
+      </w:pPr>
+    </w:p>
+    <w:p>
+      <w:pPr>
+        <w:rPr>
+          <w:rFonts w:ascii="Aptos" w:hAnsi="Aptos"/>
+        </w:rPr>
+      </w:pPr>
+    </w:p>
+    <w:p>
+      <w:pPr>
+        <w:rPr>
+          <w:rFonts w:ascii="Aptos" w:hAnsi="Aptos"/>
+        </w:rPr>
+      </w:pPr>
+    </w:p>
+    <w:p>
+      <w:pPr>
+        <w:rPr>
+          <w:rFonts w:ascii="Aptos" w:hAnsi="Aptos"/>
+        </w:rPr>
+      </w:pPr>
+    </w:p>
+    <w:p>
+      <w:pPr>
+        <w:shd w:val="clear" w:color="auto" w:fill="DAE9F7" w:themeFill="text2" w:themeFillTint="1A"/>
+        <w:jc w:val="center"/>
+        <w:rPr>
+          <w:rFonts w:ascii="Aptos" w:hAnsi="Aptos" w:cs="Courier New"/>
+          <w:b/>
+          <w:bCs/>
+          <w:sz w:val="36"/>
+          <w:szCs w:val="36"/>
+        </w:rPr>
+      </w:pPr>
+      <w:r>
+        <w:rPr>
+          <w:rFonts w:ascii="Aptos" w:hAnsi="Aptos" w:cs="Courier New"/>
+          <w:b/>
+          <w:bCs/>
+          <w:sz w:val="36"/>
+          <w:szCs w:val="36"/>
+        </w:rPr>
+        <w:lastRenderedPageBreak/>
+        <w:t>7</w:t>
+      </w:r>
+      <w:r>
+        <w:rPr>
+          <w:rFonts w:ascii="Aptos" w:hAnsi="Aptos" w:cs="Courier New"/>
+          <w:b/>
+          <w:bCs/>
+          <w:sz w:val="36"/>
+          <w:szCs w:val="36"/>
+        </w:rPr>
+        <w:t xml:space="preserve"> </w:t>
+      </w:r>
+      <w:r>
+        <w:rPr>
+          <w:rFonts w:ascii="Aptos" w:hAnsi="Aptos" w:cs="Courier New"/>
+          <w:b/>
+          <w:bCs/>
+          <w:sz w:val="36"/>
+          <w:szCs w:val="36"/>
+        </w:rPr>
+        <w:t>Matematické operátory</w:t>
+      </w:r>
+    </w:p>
+    <w:p>
+      <w:pPr>
+        <w:rPr>
+          <w:rFonts w:ascii="Aptos" w:hAnsi="Aptos"/>
+        </w:rPr>
+      </w:pPr>
+    </w:p>
+    <w:p>
+      <w:pPr>
+        <w:rPr>
+          <w:rFonts w:ascii="Apple Color Emoji" w:hAnsi="Apple Color Emoji" w:cs="Apple Color Emoji"/>
+          <w:b/>
+          <w:bCs/>
+          <w:color w:val="000000"/>
+          <w:sz w:val="36"/>
+          <w:szCs w:val="36"/>
+        </w:rPr>
+      </w:pPr>
+      <w:r>
+        <w:rPr>
+          <w:rFonts w:ascii="Apple Color Emoji" w:hAnsi="Apple Color Emoji" w:cs="Apple Color Emoji"/>
+          <w:b/>
+          <w:bCs/>
+          <w:color w:val="000000"/>
+          <w:sz w:val="36"/>
+          <w:szCs w:val="36"/>
+        </w:rPr>
+        <w:t>🧮</w:t>
+      </w:r>
+      <w:r>
+        <w:rPr>
+          <w:b/>
+          <w:bCs/>
+          <w:color w:val="000000"/>
+          <w:sz w:val="36"/>
+          <w:szCs w:val="36"/>
+        </w:rPr>
+        <w:t xml:space="preserve"> Matematické operátory v Pythone</w:t>
+      </w:r>
+    </w:p>
+    <w:p>
+      <w:pPr>
+        <w:rPr>
+          <w:sz w:val="36"/>
+          <w:szCs w:val="36"/>
+        </w:rPr>
+      </w:pPr>
+      <w:r>
+        <w:rPr>
+          <w:sz w:val="36"/>
+          <w:szCs w:val="36"/>
+        </w:rPr>
+        <w:drawing>
+          <wp:inline distT="0" distB="0" distL="0" distR="0" wp14:anchorId="16A268DD" wp14:editId="186DDB84">
+            <wp:extent cx="5760720" cy="2568575"/>
+            <wp:effectExtent l="0" t="0" r="5080" b="0"/>
+            <wp:docPr id="272109241" name="Obrázok 1" descr="Obrázok, na ktorom je text, snímka obrazovky, potvrdenie&#10;&#10;Obsah vygenerovaný pomocou AI môže byť nesprávny."/>
+            <wp:cNvGraphicFramePr>
+              <a:graphicFrameLocks xmlns:a="http://schemas.openxmlformats.org/drawingml/2006/main" noChangeAspect="1"/>
+            </wp:cNvGraphicFramePr>
+            <a:graphic xmlns:a="http://schemas.openxmlformats.org/drawingml/2006/main">
+              <a:graphicData uri="http://schemas.openxmlformats.org/drawingml/2006/picture">
+                <pic:pic xmlns:pic="http://schemas.openxmlformats.org/drawingml/2006/picture">
+                  <pic:nvPicPr>
+                    <pic:cNvPr id="272109241" name="Obrázok 1" descr="Obrázok, na ktorom je text, snímka obrazovky, potvrdenie&#10;&#10;Obsah vygenerovaný pomocou AI môže byť nesprávny."/>
+                    <pic:cNvPicPr/>
+                  </pic:nvPicPr>
+                  <pic:blipFill>
+                    <a:blip r:embed="rId11"/>
+                    <a:stretch>
+                      <a:fillRect/>
+                    </a:stretch>
+                  </pic:blipFill>
+                  <pic:spPr>
+                    <a:xfrm>
+                      <a:off x="0" y="0"/>
+                      <a:ext cx="5760720" cy="2568575"/>
+                    </a:xfrm>
+                    <a:prstGeom prst="rect">
+                      <a:avLst/>
+                    </a:prstGeom>
+                  </pic:spPr>
+                </pic:pic>
+              </a:graphicData>
+            </a:graphic>
+          </wp:inline>
+        </w:drawing>
+      </w:r>
+    </w:p>
+    <w:p>
+      <w:pPr>
+        <w:rPr>
+          <w:sz w:val="36"/>
+          <w:szCs w:val="36"/>
+        </w:rPr>
+      </w:pPr>
+    </w:p>
+    <w:p>
+      <w:pPr>
+        <w:rPr>
+          <w:b/>
+          <w:bCs/>
+        </w:rPr>
+      </w:pPr>
+      <w:r>
+        <w:rPr>
+          <w:b/>
+          <w:bCs/>
+        </w:rPr>
+        <w:t>Napríklad:</w:t>
+      </w:r>
+    </w:p>
+    <w:p>
+      <w:pPr>
+        <w:pBdr>
+          <w:top w:val="single" w:sz="4" w:space="1" w:color="auto"/>
+          <w:left w:val="single" w:sz="4" w:space="4" w:color="auto"/>
+          <w:bottom w:val="single" w:sz="4" w:space="1" w:color="auto"/>
+          <w:right w:val="single" w:sz="4" w:space="4" w:color="auto"/>
+        </w:pBdr>
+      </w:pPr>
+      <w:r>
+        <w:t>a = 10</w:t>
+      </w:r>
+    </w:p>
+    <w:p>
+      <w:pPr>
+        <w:pBdr>
+          <w:top w:val="single" w:sz="4" w:space="1" w:color="auto"/>
+          <w:left w:val="single" w:sz="4" w:space="4" w:color="auto"/>
+          <w:bottom w:val="single" w:sz="4" w:space="1" w:color="auto"/>
+          <w:right w:val="single" w:sz="4" w:space="4" w:color="auto"/>
+        </w:pBdr>
+      </w:pPr>
+      <w:r>
+        <w:t>b = 5</w:t>
+      </w:r>
+    </w:p>
+    <w:p>
+      <w:pPr>
+        <w:pBdr>
+          <w:top w:val="single" w:sz="4" w:space="1" w:color="auto"/>
+          <w:left w:val="single" w:sz="4" w:space="4" w:color="auto"/>
+          <w:bottom w:val="single" w:sz="4" w:space="1" w:color="auto"/>
+          <w:right w:val="single" w:sz="4" w:space="4" w:color="auto"/>
+        </w:pBdr>
+      </w:pPr>
+    </w:p>
+    <w:p>
+      <w:pPr>
+        <w:pBdr>
+          <w:top w:val="single" w:sz="4" w:space="1" w:color="auto"/>
+          <w:left w:val="single" w:sz="4" w:space="4" w:color="auto"/>
+          <w:bottom w:val="single" w:sz="4" w:space="1" w:color="auto"/>
+          <w:right w:val="single" w:sz="4" w:space="4" w:color="auto"/>
+        </w:pBdr>
+      </w:pPr>
+      <w:r>
+        <w:t>print(a + b)</w:t>
+      </w:r>
+    </w:p>
+    <w:p>
+      <w:pPr>
+        <w:pBdr>
+          <w:top w:val="single" w:sz="4" w:space="1" w:color="auto"/>
+          <w:left w:val="single" w:sz="4" w:space="4" w:color="auto"/>
+          <w:bottom w:val="single" w:sz="4" w:space="1" w:color="auto"/>
+          <w:right w:val="single" w:sz="4" w:space="4" w:color="auto"/>
+        </w:pBdr>
+      </w:pPr>
+      <w:r>
+        <w:t>print(a - b)</w:t>
+      </w:r>
+    </w:p>
+    <w:p>
+      <w:pPr>
+        <w:pBdr>
+          <w:top w:val="single" w:sz="4" w:space="1" w:color="auto"/>
+          <w:left w:val="single" w:sz="4" w:space="4" w:color="auto"/>
+          <w:bottom w:val="single" w:sz="4" w:space="1" w:color="auto"/>
+          <w:right w:val="single" w:sz="4" w:space="4" w:color="auto"/>
+        </w:pBdr>
+      </w:pPr>
+      <w:r>
+        <w:t>print(a * b)</w:t>
+      </w:r>
+    </w:p>
+    <w:p>
+      <w:pPr>
+        <w:pBdr>
+          <w:top w:val="single" w:sz="4" w:space="1" w:color="auto"/>
+          <w:left w:val="single" w:sz="4" w:space="4" w:color="auto"/>
+          <w:bottom w:val="single" w:sz="4" w:space="1" w:color="auto"/>
+          <w:right w:val="single" w:sz="4" w:space="4" w:color="auto"/>
+        </w:pBdr>
+      </w:pPr>
+      <w:r>
+        <w:t>print(a / b)</w:t>
+      </w:r>
+    </w:p>
+    <w:p/>
+    <w:p>
+      <w:r>
+        <w:rPr>
+          <w:b/>
+          <w:bCs/>
+        </w:rPr>
+        <w:t>Úloha</w:t>
+      </w:r>
+      <w:r>
+        <w:t>: Vytvorte si 3 premenné a vyskúšajte si rôzne kombinácie výpočtov s rôznymi matematickými operátormi. Podobne ako v príklade vyššie.</w:t>
+      </w:r>
+    </w:p>
+    <w:p/>
     <w:sectPr>
       <w:pgSz w:w="11906" w:h="16838"/>
       <w:pgMar w:top="1417" w:right="1417" w:bottom="1417" w:left="1417" w:header="708" w:footer="708" w:gutter="0"/>
@@ -5268,7 +7318,6 @@
     <w:next w:val="Normlny"/>
     <w:link w:val="Nadpis2Char"/>
     <w:uiPriority w:val="9"/>
-    <w:semiHidden/>
     <w:unhideWhenUsed/>
     <w:qFormat/>
     <w:rsid w:val="0066710B"/>
@@ -5484,7 +7533,6 @@
     <w:basedOn w:val="Predvolenpsmoodseku"/>
     <w:link w:val="Nadpis2"/>
     <w:uiPriority w:val="9"/>
-    <w:semiHidden/>
     <w:rsid w:val="0066710B"/>
     <w:rPr>
       <w:rFonts w:asciiTheme="majorHAnsi" w:eastAsiaTheme="majorEastAsia" w:hAnsiTheme="majorHAnsi" w:cstheme="majorBidi"/>
